--- a/Khanh(24_5)_Bao cao tom tat LVTN_VN .docx
+++ b/Khanh(24_5)_Bao cao tom tat LVTN_VN .docx
@@ -1685,51 +1685,30 @@
     <w:p>
       <w:pPr>
         <w:pStyle w:val="Tnhnh"/>
+      </w:pPr>
+      <w:r>
         <w:rPr>
           <w:rFonts w:hint="eastAsia"/>
         </w:rPr>
-      </w:pPr>
+        <w:t>Hình 3: S</w:t>
+      </w:r>
+      <w:r>
+        <w:t>ơ</w:t>
+      </w:r>
       <w:r>
         <w:rPr>
           <w:rFonts w:hint="eastAsia"/>
         </w:rPr>
-        <w:t xml:space="preserve">Hình </w:t>
+        <w:t xml:space="preserve"> đ</w:t>
+      </w:r>
+      <w:r>
+        <w:t>ồ</w:t>
       </w:r>
       <w:r>
         <w:rPr>
           <w:rFonts w:hint="eastAsia"/>
         </w:rPr>
-        <w:t>3</w:t>
-      </w:r>
-      <w:r>
-        <w:rPr>
-          <w:rFonts w:hint="eastAsia"/>
-        </w:rPr>
-        <w:t>: S</w:t>
-      </w:r>
-      <w:r>
-        <w:t>ơ</w:t>
-      </w:r>
-      <w:r>
-        <w:rPr>
-          <w:rFonts w:hint="eastAsia"/>
-        </w:rPr>
-        <w:t xml:space="preserve"> đ</w:t>
-      </w:r>
-      <w:r>
-        <w:t>ồ</w:t>
-      </w:r>
-      <w:r>
-        <w:rPr>
-          <w:rFonts w:hint="eastAsia"/>
-        </w:rPr>
-        <w:t xml:space="preserve"> </w:t>
-      </w:r>
-      <w:r>
-        <w:rPr>
-          <w:rFonts w:hint="eastAsia"/>
-        </w:rPr>
-        <w:t>n</w:t>
+        <w:t xml:space="preserve"> n</w:t>
       </w:r>
       <w:r>
         <w:t>ố</w:t>
@@ -4050,7 +4029,7 @@
           <w:noProof/>
         </w:rPr>
         <w:drawing>
-          <wp:inline distT="0" distB="0" distL="0" distR="0" wp14:anchorId="117560D0" wp14:editId="24A4CA6D">
+          <wp:inline distT="0" distB="0" distL="0" distR="0" wp14:anchorId="117560D0" wp14:editId="4620F8A6">
             <wp:extent cx="6527799" cy="3671887"/>
             <wp:effectExtent l="0" t="0" r="6985" b="5080"/>
             <wp:docPr id="1885046662" name="Picture 4"/>
@@ -5128,7 +5107,7 @@
         </w:rPr>
         <w:lastRenderedPageBreak/>
         <w:drawing>
-          <wp:inline distT="0" distB="0" distL="0" distR="0" wp14:anchorId="5DAB826F" wp14:editId="0190A208">
+          <wp:inline distT="0" distB="0" distL="0" distR="0" wp14:anchorId="5DAB826F" wp14:editId="15890F69">
             <wp:extent cx="3307080" cy="1487008"/>
             <wp:effectExtent l="0" t="0" r="7620" b="0"/>
             <wp:docPr id="497529360" name="Picture 2"/>
@@ -5548,9 +5527,9 @@
           <w:noProof/>
         </w:rPr>
         <w:drawing>
-          <wp:inline distT="0" distB="0" distL="0" distR="0" wp14:anchorId="15E71AA6" wp14:editId="5974794B">
-            <wp:extent cx="3686567" cy="2110740"/>
-            <wp:effectExtent l="0" t="0" r="9525" b="3810"/>
+          <wp:inline distT="0" distB="0" distL="0" distR="0" wp14:anchorId="15E71AA6" wp14:editId="265C3673">
+            <wp:extent cx="2846620" cy="2134965"/>
+            <wp:effectExtent l="0" t="0" r="0" b="0"/>
             <wp:docPr id="625130409" name="Picture 1"/>
             <wp:cNvGraphicFramePr>
               <a:graphicFrameLocks xmlns:a="http://schemas.openxmlformats.org/drawingml/2006/main" noChangeAspect="1"/>
@@ -5559,11 +5538,11 @@
               <a:graphicData uri="http://schemas.openxmlformats.org/drawingml/2006/picture">
                 <pic:pic xmlns:pic="http://schemas.openxmlformats.org/drawingml/2006/picture">
                   <pic:nvPicPr>
-                    <pic:cNvPr id="625130409" name="Picture 625130409"/>
+                    <pic:cNvPr id="625130409" name="Picture 1"/>
                     <pic:cNvPicPr/>
                   </pic:nvPicPr>
                   <pic:blipFill>
-                    <a:blip r:embed="rId17">
+                    <a:blip r:embed="rId17" cstate="print">
                       <a:extLst>
                         <a:ext uri="{28A0092B-C50C-407E-A947-70E740481C1C}">
                           <a14:useLocalDpi xmlns:a14="http://schemas.microsoft.com/office/drawing/2010/main" val="0"/>
@@ -5577,7 +5556,7 @@
                   <pic:spPr>
                     <a:xfrm>
                       <a:off x="0" y="0"/>
-                      <a:ext cx="3728877" cy="2134965"/>
+                      <a:ext cx="2846620" cy="2134965"/>
                     </a:xfrm>
                     <a:prstGeom prst="rect">
                       <a:avLst/>
@@ -6638,7 +6617,7 @@
               </w:tabs>
               <w:spacing w:before="60" w:after="60"/>
               <w:rPr>
-                <w:rFonts w:eastAsia="MS Mincho" w:hint="eastAsia"/>
+                <w:rFonts w:eastAsia="MS Mincho"/>
                 <w:sz w:val="22"/>
                 <w:szCs w:val="22"/>
                 <w:lang w:val="vi-VN" w:eastAsia="ja-JP"/>
@@ -6915,7 +6894,7 @@
               </w:tabs>
               <w:spacing w:before="60" w:after="60"/>
               <w:rPr>
-                <w:rFonts w:eastAsia="MS Mincho" w:hint="eastAsia"/>
+                <w:rFonts w:eastAsia="MS Mincho"/>
                 <w:sz w:val="22"/>
                 <w:szCs w:val="22"/>
                 <w:lang w:val="vi-VN" w:eastAsia="ja-JP"/>
@@ -7046,7 +7025,7 @@
               </w:tabs>
               <w:spacing w:before="60" w:after="60"/>
               <w:rPr>
-                <w:rFonts w:eastAsia="MS Mincho" w:hint="eastAsia"/>
+                <w:rFonts w:eastAsia="MS Mincho"/>
                 <w:sz w:val="22"/>
                 <w:szCs w:val="22"/>
                 <w:lang w:val="vi-VN" w:eastAsia="ja-JP"/>
@@ -7166,7 +7145,7 @@
               </w:tabs>
               <w:spacing w:before="60" w:after="60"/>
               <w:rPr>
-                <w:rFonts w:eastAsia="MS Mincho" w:hint="eastAsia"/>
+                <w:rFonts w:eastAsia="MS Mincho"/>
                 <w:sz w:val="22"/>
                 <w:szCs w:val="22"/>
                 <w:lang w:val="vi-VN" w:eastAsia="ja-JP"/>

--- a/Khanh(24_5)_Bao cao tom tat LVTN_VN .docx
+++ b/Khanh(24_5)_Bao cao tom tat LVTN_VN .docx
@@ -119,49 +119,7 @@
         <w:rPr>
           <w:lang w:val="en-US"/>
         </w:rPr>
-        <w:t xml:space="preserve">Độc </w:t>
-      </w:r>
-      <w:proofErr w:type="spellStart"/>
-      <w:r>
-        <w:rPr>
-          <w:lang w:val="en-US"/>
-        </w:rPr>
-        <w:t>Lập</w:t>
-      </w:r>
-      <w:proofErr w:type="spellEnd"/>
-      <w:r>
-        <w:rPr>
-          <w:lang w:val="en-US"/>
-        </w:rPr>
-        <w:t xml:space="preserve"> – </w:t>
-      </w:r>
-      <w:proofErr w:type="spellStart"/>
-      <w:r>
-        <w:rPr>
-          <w:lang w:val="en-US"/>
-        </w:rPr>
-        <w:t>Tự</w:t>
-      </w:r>
-      <w:proofErr w:type="spellEnd"/>
-      <w:r>
-        <w:rPr>
-          <w:lang w:val="en-US"/>
-        </w:rPr>
-        <w:t xml:space="preserve"> Do – </w:t>
-      </w:r>
-      <w:proofErr w:type="spellStart"/>
-      <w:r>
-        <w:rPr>
-          <w:lang w:val="en-US"/>
-        </w:rPr>
-        <w:t>Hạnh</w:t>
-      </w:r>
-      <w:proofErr w:type="spellEnd"/>
-      <w:r>
-        <w:rPr>
-          <w:lang w:val="en-US"/>
-        </w:rPr>
-        <w:t xml:space="preserve"> Phúc</w:t>
+        <w:t>Độc Lập – Tự Do – Hạnh Phúc</w:t>
       </w:r>
     </w:p>
     <w:p>
@@ -330,23 +288,7 @@
           <w:rFonts w:eastAsia="MS Mincho"/>
           <w:lang w:val="vi-VN" w:eastAsia="ja-JP"/>
         </w:rPr>
-        <w:t xml:space="preserve">ương trình điều khiển và giám sát vận hành từ xa cho </w:t>
-      </w:r>
-      <w:proofErr w:type="spellStart"/>
-      <w:r>
-        <w:rPr>
-          <w:rFonts w:eastAsia="MS Mincho"/>
-          <w:lang w:val="vi-VN" w:eastAsia="ja-JP"/>
-        </w:rPr>
-        <w:t>Robot</w:t>
-      </w:r>
-      <w:proofErr w:type="spellEnd"/>
-      <w:r>
-        <w:rPr>
-          <w:rFonts w:eastAsia="MS Mincho"/>
-          <w:lang w:val="vi-VN" w:eastAsia="ja-JP"/>
-        </w:rPr>
-        <w:t xml:space="preserve"> địa hình 6x6.</w:t>
+        <w:t>ương trình điều khiển và giám sát vận hành từ xa cho Robot địa hình 6x6.</w:t>
       </w:r>
     </w:p>
     <w:p>
@@ -788,23 +730,7 @@
           <w:rFonts w:eastAsia="MS Mincho"/>
           <w:lang w:val="vi-VN" w:eastAsia="ja-JP"/>
         </w:rPr>
-        <w:t xml:space="preserve">cho </w:t>
-      </w:r>
-      <w:proofErr w:type="spellStart"/>
-      <w:r>
-        <w:rPr>
-          <w:rFonts w:eastAsia="MS Mincho"/>
-          <w:lang w:val="vi-VN" w:eastAsia="ja-JP"/>
-        </w:rPr>
-        <w:t>Robot</w:t>
-      </w:r>
-      <w:proofErr w:type="spellEnd"/>
-      <w:r>
-        <w:rPr>
-          <w:rFonts w:eastAsia="MS Mincho"/>
-          <w:lang w:val="vi-VN" w:eastAsia="ja-JP"/>
-        </w:rPr>
-        <w:t xml:space="preserve"> địa hình 6x6</w:t>
+        <w:t>cho Robot địa hình 6x6</w:t>
       </w:r>
       <w:r>
         <w:rPr>
@@ -890,26 +816,10 @@
         <w:t xml:space="preserve">Hình 1: </w:t>
       </w:r>
       <w:r>
-        <w:t xml:space="preserve">Mô hình </w:t>
-      </w:r>
-      <w:proofErr w:type="spellStart"/>
-      <w:r>
-        <w:t>robot</w:t>
-      </w:r>
-      <w:proofErr w:type="spellEnd"/>
-      <w:r>
-        <w:t xml:space="preserve"> địa hình 6x6 và các phương thức điều khiển</w:t>
-      </w:r>
-      <w:r>
-        <w:t xml:space="preserve"> Tay cầm RC, </w:t>
-      </w:r>
-      <w:proofErr w:type="spellStart"/>
-      <w:r>
-        <w:t>Web</w:t>
-      </w:r>
-      <w:proofErr w:type="spellEnd"/>
-      <w:r>
-        <w:t>, Tay cầm ESP-NOW</w:t>
+        <w:t>Mô hình robot địa hình 6x6 và các phương thức điều khiển</w:t>
+      </w:r>
+      <w:r>
+        <w:t xml:space="preserve"> Tay cầm RC, Web, Tay cầm ESP-NOW</w:t>
       </w:r>
     </w:p>
     <w:p>
@@ -1132,110 +1042,14 @@
           <w:rFonts w:eastAsia="MS Mincho"/>
           <w:lang w:val="vi-VN" w:eastAsia="ja-JP"/>
         </w:rPr>
-        <w:t xml:space="preserve">ừ xa được triển khai trong khối </w:t>
-      </w:r>
-      <w:proofErr w:type="spellStart"/>
-      <w:r>
-        <w:rPr>
-          <w:rFonts w:eastAsia="MS Mincho"/>
-          <w:lang w:val="vi-VN" w:eastAsia="ja-JP"/>
-        </w:rPr>
-        <w:t>Master</w:t>
-      </w:r>
-      <w:proofErr w:type="spellEnd"/>
-      <w:r>
-        <w:rPr>
-          <w:rFonts w:eastAsia="MS Mincho"/>
-          <w:lang w:val="vi-VN" w:eastAsia="ja-JP"/>
-        </w:rPr>
-        <w:t xml:space="preserve"> </w:t>
-      </w:r>
-      <w:proofErr w:type="spellStart"/>
-      <w:r>
-        <w:rPr>
-          <w:rFonts w:eastAsia="MS Mincho"/>
-          <w:lang w:val="vi-VN" w:eastAsia="ja-JP"/>
-        </w:rPr>
-        <w:t>Controller</w:t>
-      </w:r>
-      <w:proofErr w:type="spellEnd"/>
-      <w:r>
-        <w:rPr>
-          <w:rFonts w:eastAsia="MS Mincho"/>
-          <w:lang w:val="vi-VN" w:eastAsia="ja-JP"/>
-        </w:rPr>
-        <w:t xml:space="preserve">. Chương trình </w:t>
-      </w:r>
-      <w:r>
-        <w:rPr>
-          <w:rFonts w:eastAsia="MS Mincho"/>
-          <w:lang w:eastAsia="ja-JP"/>
-        </w:rPr>
-        <w:t xml:space="preserve">tiếp nhận lệnh lái từ người dùng qua tay cầm RC, </w:t>
-      </w:r>
-      <w:proofErr w:type="spellStart"/>
-      <w:r>
-        <w:rPr>
-          <w:rFonts w:eastAsia="MS Mincho"/>
-          <w:lang w:eastAsia="ja-JP"/>
-        </w:rPr>
-        <w:t>Web</w:t>
-      </w:r>
-      <w:proofErr w:type="spellEnd"/>
-      <w:r>
-        <w:rPr>
-          <w:rFonts w:eastAsia="MS Mincho"/>
-          <w:lang w:eastAsia="ja-JP"/>
-        </w:rPr>
-        <w:t xml:space="preserve"> hoặc ESP-NOW để xử lý phân quyền và máy trạng thái. Từ kết quả đó, ESP32 xuất tín hiệu điều khiển (PWM, phanh, đảo chiều) tới các </w:t>
-      </w:r>
-      <w:proofErr w:type="spellStart"/>
-      <w:r>
-        <w:rPr>
-          <w:rFonts w:eastAsia="MS Mincho"/>
-          <w:lang w:eastAsia="ja-JP"/>
-        </w:rPr>
-        <w:t>Motor</w:t>
-      </w:r>
-      <w:proofErr w:type="spellEnd"/>
-      <w:r>
-        <w:rPr>
-          <w:rFonts w:eastAsia="MS Mincho"/>
-          <w:lang w:eastAsia="ja-JP"/>
-        </w:rPr>
-        <w:t xml:space="preserve"> </w:t>
-      </w:r>
-      <w:proofErr w:type="spellStart"/>
-      <w:r>
-        <w:rPr>
-          <w:rFonts w:eastAsia="MS Mincho"/>
-          <w:lang w:eastAsia="ja-JP"/>
-        </w:rPr>
-        <w:t>Driver</w:t>
-      </w:r>
-      <w:proofErr w:type="spellEnd"/>
-      <w:r>
-        <w:rPr>
-          <w:rFonts w:eastAsia="MS Mincho"/>
-          <w:lang w:eastAsia="ja-JP"/>
-        </w:rPr>
-        <w:t xml:space="preserve"> để vận hành 6 động cơ, đồng thời liên tục đọc tín hiệu hồi tiếp từ cảm biến </w:t>
-      </w:r>
-      <w:proofErr w:type="spellStart"/>
-      <w:r>
-        <w:rPr>
-          <w:rFonts w:eastAsia="MS Mincho"/>
-          <w:lang w:eastAsia="ja-JP"/>
-        </w:rPr>
-        <w:t>Hall</w:t>
-      </w:r>
-      <w:proofErr w:type="spellEnd"/>
-      <w:r>
-        <w:rPr>
-          <w:rFonts w:eastAsia="MS Mincho"/>
-          <w:lang w:eastAsia="ja-JP"/>
-        </w:rPr>
-        <w:t xml:space="preserve"> để giám sát vận tốc, đọc tín hiệu điện áp nguồn Pin để quản lý nguồn Pin và đảm bảo an toàn cho toàn hệ thống.</w:t>
+        <w:t xml:space="preserve">ừ xa được triển khai trong khối Master Controller. Chương trình </w:t>
+      </w:r>
+      <w:r>
+        <w:rPr>
+          <w:rFonts w:eastAsia="MS Mincho"/>
+          <w:lang w:eastAsia="ja-JP"/>
+        </w:rPr>
+        <w:t>tiếp nhận lệnh lái từ người dùng qua tay cầm RC, Web hoặc ESP-NOW để xử lý phân quyền và máy trạng thái. Từ kết quả đó, ESP32 xuất tín hiệu điều khiển (PWM, phanh, đảo chiều) tới các Motor Driver để vận hành 6 động cơ, đồng thời liên tục đọc tín hiệu hồi tiếp từ cảm biến Hall để giám sát vận tốc, đọc tín hiệu điện áp nguồn Pin để quản lý nguồn Pin và đảm bảo an toàn cho toàn hệ thống.</w:t>
       </w:r>
     </w:p>
     <w:p>
@@ -1321,21 +1135,12 @@
         </w:rPr>
         <w:t>Đ</w:t>
       </w:r>
-      <w:proofErr w:type="spellStart"/>
-      <w:r>
-        <w:rPr>
-          <w:rFonts w:eastAsia="MS Mincho"/>
-          <w:lang w:val="vi-VN" w:eastAsia="ja-JP"/>
-        </w:rPr>
-        <w:t>iều</w:t>
-      </w:r>
-      <w:proofErr w:type="spellEnd"/>
-      <w:r>
-        <w:rPr>
-          <w:rFonts w:eastAsia="MS Mincho"/>
-          <w:lang w:val="vi-VN" w:eastAsia="ja-JP"/>
-        </w:rPr>
-        <w:t xml:space="preserve"> khiển tốc độ và hướng, có thể lựa chọn điều khiển qua 1 trong 3 </w:t>
+      <w:r>
+        <w:rPr>
+          <w:rFonts w:eastAsia="MS Mincho"/>
+          <w:lang w:val="vi-VN" w:eastAsia="ja-JP"/>
+        </w:rPr>
+        <w:t xml:space="preserve">iều khiển tốc độ và hướng, có thể lựa chọn điều khiển qua 1 trong 3 </w:t>
       </w:r>
       <w:r>
         <w:rPr>
@@ -1370,23 +1175,7 @@
           <w:rFonts w:eastAsia="MS Mincho"/>
           <w:lang w:val="vi-VN" w:eastAsia="ja-JP"/>
         </w:rPr>
-        <w:t xml:space="preserve">Tay cầm RC, Giao diện điều khiển </w:t>
-      </w:r>
-      <w:proofErr w:type="spellStart"/>
-      <w:r>
-        <w:rPr>
-          <w:rFonts w:eastAsia="MS Mincho"/>
-          <w:lang w:val="vi-VN" w:eastAsia="ja-JP"/>
-        </w:rPr>
-        <w:t>WebServer</w:t>
-      </w:r>
-      <w:proofErr w:type="spellEnd"/>
-      <w:r>
-        <w:rPr>
-          <w:rFonts w:eastAsia="MS Mincho"/>
-          <w:lang w:val="vi-VN" w:eastAsia="ja-JP"/>
-        </w:rPr>
-        <w:t>, Tay cầm ESP-NOW.</w:t>
+        <w:t>Tay cầm RC, Giao diện điều khiển WebServer, Tay cầm ESP-NOW.</w:t>
       </w:r>
     </w:p>
     <w:p>
@@ -1468,23 +1257,7 @@
           <w:rFonts w:eastAsia="MS Mincho"/>
           <w:lang w:val="vi-VN" w:eastAsia="ja-JP"/>
         </w:rPr>
-        <w:t xml:space="preserve"> từ xa thông qua </w:t>
-      </w:r>
-      <w:proofErr w:type="spellStart"/>
-      <w:r>
-        <w:rPr>
-          <w:rFonts w:eastAsia="MS Mincho"/>
-          <w:lang w:val="vi-VN" w:eastAsia="ja-JP"/>
-        </w:rPr>
-        <w:t>WebServer</w:t>
-      </w:r>
-      <w:proofErr w:type="spellEnd"/>
-      <w:r>
-        <w:rPr>
-          <w:rFonts w:eastAsia="MS Mincho"/>
-          <w:lang w:val="vi-VN" w:eastAsia="ja-JP"/>
-        </w:rPr>
-        <w:t xml:space="preserve"> và Tay cầm (ESP-NOW).</w:t>
+        <w:t xml:space="preserve"> từ xa thông qua WebServer và Tay cầm (ESP-NOW).</w:t>
       </w:r>
     </w:p>
     <w:p>
@@ -1513,7 +1286,7 @@
           <w:szCs w:val="26"/>
           <w:lang w:eastAsia="ja-JP"/>
         </w:rPr>
-        <w:t>Cơ chế an toàn cho xe sẽ dừng lại và thông báo người dùng khi mất kết nối tín hiệu điều khiển hiện tại.</w:t>
+        <w:t>Cơ chế an toàn cho xe dừng lại và thông báo người dùng khi mất kết nối tín hiệu điều khiển hiện tại.</w:t>
       </w:r>
     </w:p>
     <w:p>
@@ -1804,27 +1577,7 @@
           <w:szCs w:val="26"/>
           <w:lang w:eastAsia="ja-JP"/>
         </w:rPr>
-        <w:t xml:space="preserve">Cấu hình ngắt ngoài tại các chân Pin 36, Pin 39 để đo độ rộng xung tín hiệu (1000-2000µs) từ RC </w:t>
-      </w:r>
-      <w:proofErr w:type="spellStart"/>
-      <w:r>
-        <w:rPr>
-          <w:rFonts w:eastAsia="MS Mincho"/>
-          <w:sz w:val="26"/>
-          <w:szCs w:val="26"/>
-          <w:lang w:eastAsia="ja-JP"/>
-        </w:rPr>
-        <w:t>Receiver</w:t>
-      </w:r>
-      <w:proofErr w:type="spellEnd"/>
-      <w:r>
-        <w:rPr>
-          <w:rFonts w:eastAsia="MS Mincho"/>
-          <w:sz w:val="26"/>
-          <w:szCs w:val="26"/>
-          <w:lang w:eastAsia="ja-JP"/>
-        </w:rPr>
-        <w:t xml:space="preserve"> thông qua mạch cầu phân áp</w:t>
+        <w:t>Cấu hình ngắt ngoài tại các chân Pin 36, Pin 39 để đo độ rộng xung tín hiệu (1000-2000µs) từ RC Receiver thông qua mạch cầu phân áp</w:t>
       </w:r>
       <w:r>
         <w:rPr>
@@ -2166,27 +1919,7 @@
           <w:szCs w:val="26"/>
           <w:lang w:eastAsia="ja-JP"/>
         </w:rPr>
-        <w:t xml:space="preserve">) cho cụm bánh phải để đếm xung vuông từ mạch gia công tín hiệu cảm biến </w:t>
-      </w:r>
-      <w:proofErr w:type="spellStart"/>
-      <w:r>
-        <w:rPr>
-          <w:rFonts w:eastAsia="MS Mincho"/>
-          <w:sz w:val="26"/>
-          <w:szCs w:val="26"/>
-          <w:lang w:eastAsia="ja-JP"/>
-        </w:rPr>
-        <w:t>Hall</w:t>
-      </w:r>
-      <w:proofErr w:type="spellEnd"/>
-      <w:r>
-        <w:rPr>
-          <w:rFonts w:eastAsia="MS Mincho"/>
-          <w:sz w:val="26"/>
-          <w:szCs w:val="26"/>
-          <w:lang w:eastAsia="ja-JP"/>
-        </w:rPr>
-        <w:t xml:space="preserve"> của 6 bánh xe</w:t>
+        <w:t>) cho cụm bánh phải để đếm xung vuông từ mạch gia công tín hiệu cảm biến Hall của 6 bánh xe</w:t>
       </w:r>
       <w:r>
         <w:rPr>
@@ -2717,27 +2450,15 @@
         </w:rPr>
         <w:t xml:space="preserve"> </w:t>
       </w:r>
-      <w:proofErr w:type="spellStart"/>
-      <w:r>
-        <w:rPr>
-          <w:rFonts w:eastAsia="MS Mincho" w:hint="eastAsia"/>
-          <w:sz w:val="26"/>
-          <w:szCs w:val="26"/>
-          <w:lang w:eastAsia="ja-JP"/>
-        </w:rPr>
-        <w:t>Digital</w:t>
-      </w:r>
-      <w:proofErr w:type="spellEnd"/>
-      <w:r>
-        <w:rPr>
-          <w:rFonts w:eastAsia="MS Mincho" w:hint="eastAsia"/>
-          <w:sz w:val="26"/>
-          <w:szCs w:val="26"/>
-          <w:lang w:eastAsia="ja-JP"/>
-        </w:rPr>
-        <w:t xml:space="preserve"> </w:t>
-      </w:r>
-      <w:proofErr w:type="spellStart"/>
+      <w:r>
+        <w:rPr>
+          <w:rFonts w:eastAsia="MS Mincho" w:hint="eastAsia"/>
+          <w:sz w:val="26"/>
+          <w:szCs w:val="26"/>
+          <w:lang w:eastAsia="ja-JP"/>
+        </w:rPr>
+        <w:t xml:space="preserve">Digital </w:t>
+      </w:r>
       <w:r>
         <w:rPr>
           <w:rFonts w:eastAsia="MS Mincho" w:hint="eastAsia"/>
@@ -2756,7 +2477,6 @@
         </w:rPr>
         <w:t>utput</w:t>
       </w:r>
-      <w:proofErr w:type="spellEnd"/>
       <w:r>
         <w:rPr>
           <w:rFonts w:eastAsia="MS Mincho"/>
@@ -2987,27 +2707,7 @@
           <w:szCs w:val="26"/>
           <w:lang w:eastAsia="ja-JP"/>
         </w:rPr>
-        <w:t xml:space="preserve">Tích hợp giao thức ESP-NOW và giao thức </w:t>
-      </w:r>
-      <w:proofErr w:type="spellStart"/>
-      <w:r>
-        <w:rPr>
-          <w:rFonts w:eastAsia="MS Mincho"/>
-          <w:sz w:val="26"/>
-          <w:szCs w:val="26"/>
-          <w:lang w:eastAsia="ja-JP"/>
-        </w:rPr>
-        <w:t>WebSocket</w:t>
-      </w:r>
-      <w:proofErr w:type="spellEnd"/>
-      <w:r>
-        <w:rPr>
-          <w:rFonts w:eastAsia="MS Mincho"/>
-          <w:sz w:val="26"/>
-          <w:szCs w:val="26"/>
-          <w:lang w:eastAsia="ja-JP"/>
-        </w:rPr>
-        <w:t xml:space="preserve"> để thiết lập mạng lưới truyền thông điều khiển đa </w:t>
+        <w:t xml:space="preserve">Tích hợp giao thức ESP-NOW và giao thức WebSocket để thiết lập mạng lưới truyền thông điều khiển đa </w:t>
       </w:r>
       <w:r>
         <w:rPr>
@@ -3043,87 +2743,7 @@
           <w:szCs w:val="26"/>
           <w:lang w:eastAsia="ja-JP"/>
         </w:rPr>
-        <w:t xml:space="preserve">. Trong đó, ESP-NOW cho tay cầm vật lý; </w:t>
-      </w:r>
-      <w:proofErr w:type="spellStart"/>
-      <w:r>
-        <w:rPr>
-          <w:rFonts w:eastAsia="MS Mincho"/>
-          <w:sz w:val="26"/>
-          <w:szCs w:val="26"/>
-          <w:lang w:eastAsia="ja-JP"/>
-        </w:rPr>
-        <w:t>WebSocket</w:t>
-      </w:r>
-      <w:proofErr w:type="spellEnd"/>
-      <w:r>
-        <w:rPr>
-          <w:rFonts w:eastAsia="MS Mincho"/>
-          <w:sz w:val="26"/>
-          <w:szCs w:val="26"/>
-          <w:lang w:eastAsia="ja-JP"/>
-        </w:rPr>
-        <w:t xml:space="preserve"> (vận hành trên mạng </w:t>
-      </w:r>
-      <w:proofErr w:type="spellStart"/>
-      <w:r>
-        <w:rPr>
-          <w:rFonts w:eastAsia="MS Mincho"/>
-          <w:sz w:val="26"/>
-          <w:szCs w:val="26"/>
-          <w:lang w:eastAsia="ja-JP"/>
-        </w:rPr>
-        <w:t>Wi-Fi</w:t>
-      </w:r>
-      <w:proofErr w:type="spellEnd"/>
-      <w:r>
-        <w:rPr>
-          <w:rFonts w:eastAsia="MS Mincho"/>
-          <w:sz w:val="26"/>
-          <w:szCs w:val="26"/>
-          <w:lang w:eastAsia="ja-JP"/>
-        </w:rPr>
-        <w:t xml:space="preserve"> nội bộ </w:t>
-      </w:r>
-      <w:proofErr w:type="spellStart"/>
-      <w:r>
-        <w:rPr>
-          <w:rFonts w:eastAsia="MS Mincho"/>
-          <w:sz w:val="26"/>
-          <w:szCs w:val="26"/>
-          <w:lang w:eastAsia="ja-JP"/>
-        </w:rPr>
-        <w:t>SoftAP</w:t>
-      </w:r>
-      <w:proofErr w:type="spellEnd"/>
-      <w:r>
-        <w:rPr>
-          <w:rFonts w:eastAsia="MS Mincho"/>
-          <w:sz w:val="26"/>
-          <w:szCs w:val="26"/>
-          <w:lang w:eastAsia="ja-JP"/>
-        </w:rPr>
-        <w:t xml:space="preserve">) chịu trách nhiệm truyền tải dữ liệu song công (chuỗi JSON) liên tục giữa vi điều khiển và giao diện </w:t>
-      </w:r>
-      <w:proofErr w:type="spellStart"/>
-      <w:r>
-        <w:rPr>
-          <w:rFonts w:eastAsia="MS Mincho"/>
-          <w:sz w:val="26"/>
-          <w:szCs w:val="26"/>
-          <w:lang w:eastAsia="ja-JP"/>
-        </w:rPr>
-        <w:t>Web</w:t>
-      </w:r>
-      <w:proofErr w:type="spellEnd"/>
-      <w:r>
-        <w:rPr>
-          <w:rFonts w:eastAsia="MS Mincho"/>
-          <w:sz w:val="26"/>
-          <w:szCs w:val="26"/>
-          <w:lang w:eastAsia="ja-JP"/>
-        </w:rPr>
-        <w:t xml:space="preserve"> giám sát</w:t>
+        <w:t>. Trong đó, ESP-NOW cho tay cầm vật lý; WebSocket (vận hành trên mạng Wi-Fi nội bộ SoftAP) chịu trách nhiệm truyền tải dữ liệu song công (chuỗi JSON) liên tục giữa vi điều khiển và giao diện Web giám sát</w:t>
       </w:r>
       <w:r>
         <w:rPr>
@@ -3158,62 +2778,14 @@
           <w:rFonts w:eastAsia="MS Mincho"/>
           <w:lang w:eastAsia="ja-JP"/>
         </w:rPr>
-        <w:t xml:space="preserve">Yêu cầu về hiệu quả: Đảm bảo tính </w:t>
-      </w:r>
-      <w:proofErr w:type="spellStart"/>
-      <w:r>
-        <w:rPr>
-          <w:rFonts w:eastAsia="MS Mincho"/>
-          <w:lang w:eastAsia="ja-JP"/>
-        </w:rPr>
-        <w:t>th</w:t>
-      </w:r>
-      <w:r>
-        <w:rPr>
-          <w:rFonts w:eastAsia="MS Mincho"/>
-          <w:lang w:val="vi-VN" w:eastAsia="ja-JP"/>
-        </w:rPr>
-        <w:t>ời</w:t>
-      </w:r>
-      <w:proofErr w:type="spellEnd"/>
-      <w:r>
-        <w:rPr>
-          <w:rFonts w:eastAsia="MS Mincho"/>
-          <w:lang w:val="vi-VN" w:eastAsia="ja-JP"/>
-        </w:rPr>
-        <w:t xml:space="preserve"> gian thực, chu kì điều khiển 20 </w:t>
-      </w:r>
-      <w:proofErr w:type="spellStart"/>
-      <w:r>
-        <w:rPr>
-          <w:rFonts w:eastAsia="MS Mincho"/>
-          <w:lang w:val="vi-VN" w:eastAsia="ja-JP"/>
-        </w:rPr>
-        <w:t>ms</w:t>
-      </w:r>
-      <w:proofErr w:type="spellEnd"/>
-      <w:r>
-        <w:rPr>
-          <w:rFonts w:eastAsia="MS Mincho"/>
-          <w:lang w:val="vi-VN" w:eastAsia="ja-JP"/>
-        </w:rPr>
-        <w:t xml:space="preserve"> (50 </w:t>
-      </w:r>
-      <w:proofErr w:type="spellStart"/>
-      <w:r>
-        <w:rPr>
-          <w:rFonts w:eastAsia="MS Mincho"/>
-          <w:lang w:val="vi-VN" w:eastAsia="ja-JP"/>
-        </w:rPr>
-        <w:t>Hz</w:t>
-      </w:r>
-      <w:proofErr w:type="spellEnd"/>
-      <w:r>
-        <w:rPr>
-          <w:rFonts w:eastAsia="MS Mincho"/>
-          <w:lang w:val="vi-VN" w:eastAsia="ja-JP"/>
-        </w:rPr>
-        <w:t xml:space="preserve">) duy trì </w:t>
+        <w:t>Yêu cầu về hiệu quả: Đảm bảo tính th</w:t>
+      </w:r>
+      <w:r>
+        <w:rPr>
+          <w:rFonts w:eastAsia="MS Mincho"/>
+          <w:lang w:val="vi-VN" w:eastAsia="ja-JP"/>
+        </w:rPr>
+        <w:t xml:space="preserve">ời gian thực, chu kì điều khiển 20 ms (50 Hz) duy trì </w:t>
       </w:r>
       <w:r>
         <w:rPr>
@@ -3279,39 +2851,7 @@
           <w:rFonts w:eastAsia="MS Mincho"/>
           <w:lang w:eastAsia="ja-JP"/>
         </w:rPr>
-        <w:t xml:space="preserve">Đảm bảo tính thời gian thực, chu kì điều khiển 20 </w:t>
-      </w:r>
-      <w:proofErr w:type="spellStart"/>
-      <w:r>
-        <w:rPr>
-          <w:rFonts w:eastAsia="MS Mincho"/>
-          <w:lang w:eastAsia="ja-JP"/>
-        </w:rPr>
-        <w:t>ms</w:t>
-      </w:r>
-      <w:proofErr w:type="spellEnd"/>
-      <w:r>
-        <w:rPr>
-          <w:rFonts w:eastAsia="MS Mincho"/>
-          <w:lang w:eastAsia="ja-JP"/>
-        </w:rPr>
-        <w:t xml:space="preserve"> (50 </w:t>
-      </w:r>
-      <w:proofErr w:type="spellStart"/>
-      <w:r>
-        <w:rPr>
-          <w:rFonts w:eastAsia="MS Mincho"/>
-          <w:lang w:eastAsia="ja-JP"/>
-        </w:rPr>
-        <w:t>Hz</w:t>
-      </w:r>
-      <w:proofErr w:type="spellEnd"/>
-      <w:r>
-        <w:rPr>
-          <w:rFonts w:eastAsia="MS Mincho"/>
-          <w:lang w:eastAsia="ja-JP"/>
-        </w:rPr>
-        <w:t xml:space="preserve">) duy trì </w:t>
+        <w:t xml:space="preserve">Đảm bảo tính thời gian thực, chu kì điều khiển 20 ms (50 Hz) duy trì </w:t>
       </w:r>
       <w:r>
         <w:rPr>
@@ -3407,147 +2947,7 @@
           <w:szCs w:val="26"/>
           <w:lang w:eastAsia="ja-JP"/>
         </w:rPr>
-        <w:t xml:space="preserve">Sử dụng hệ điều hành </w:t>
-      </w:r>
-      <w:proofErr w:type="spellStart"/>
-      <w:r>
-        <w:rPr>
-          <w:rFonts w:eastAsia="MS Mincho"/>
-          <w:sz w:val="26"/>
-          <w:szCs w:val="26"/>
-          <w:lang w:eastAsia="ja-JP"/>
-        </w:rPr>
-        <w:t>FreeRTOS</w:t>
-      </w:r>
-      <w:proofErr w:type="spellEnd"/>
-      <w:r>
-        <w:rPr>
-          <w:rFonts w:eastAsia="MS Mincho"/>
-          <w:sz w:val="26"/>
-          <w:szCs w:val="26"/>
-          <w:lang w:eastAsia="ja-JP"/>
-        </w:rPr>
-        <w:t xml:space="preserve"> phân bổ 4 tác vụ độc lập trên 2 </w:t>
-      </w:r>
-      <w:proofErr w:type="spellStart"/>
-      <w:r>
-        <w:rPr>
-          <w:rFonts w:eastAsia="MS Mincho"/>
-          <w:sz w:val="26"/>
-          <w:szCs w:val="26"/>
-          <w:lang w:eastAsia="ja-JP"/>
-        </w:rPr>
-        <w:t>core</w:t>
-      </w:r>
-      <w:proofErr w:type="spellEnd"/>
-      <w:r>
-        <w:rPr>
-          <w:rFonts w:eastAsia="MS Mincho"/>
-          <w:sz w:val="26"/>
-          <w:szCs w:val="26"/>
-          <w:lang w:eastAsia="ja-JP"/>
-        </w:rPr>
-        <w:t xml:space="preserve"> xử lý của ESP32 (giao tiếp qua cơ chế hàng đợi) nhằm đảm bảo tính thời gian thực và chu kì điều khiển 20 </w:t>
-      </w:r>
-      <w:proofErr w:type="spellStart"/>
-      <w:r>
-        <w:rPr>
-          <w:rFonts w:eastAsia="MS Mincho"/>
-          <w:sz w:val="26"/>
-          <w:szCs w:val="26"/>
-          <w:lang w:eastAsia="ja-JP"/>
-        </w:rPr>
-        <w:t>ms</w:t>
-      </w:r>
-      <w:proofErr w:type="spellEnd"/>
-      <w:r>
-        <w:rPr>
-          <w:rFonts w:eastAsia="MS Mincho"/>
-          <w:sz w:val="26"/>
-          <w:szCs w:val="26"/>
-          <w:lang w:eastAsia="ja-JP"/>
-        </w:rPr>
-        <w:t xml:space="preserve"> (50 </w:t>
-      </w:r>
-      <w:proofErr w:type="spellStart"/>
-      <w:r>
-        <w:rPr>
-          <w:rFonts w:eastAsia="MS Mincho"/>
-          <w:sz w:val="26"/>
-          <w:szCs w:val="26"/>
-          <w:lang w:eastAsia="ja-JP"/>
-        </w:rPr>
-        <w:t>Hz</w:t>
-      </w:r>
-      <w:proofErr w:type="spellEnd"/>
-      <w:r>
-        <w:rPr>
-          <w:rFonts w:eastAsia="MS Mincho"/>
-          <w:sz w:val="26"/>
-          <w:szCs w:val="26"/>
-          <w:lang w:eastAsia="ja-JP"/>
-        </w:rPr>
-        <w:t xml:space="preserve">) duy trì ổn định. Cụ thể, để hệ thống không bị trễ hay gián đoạn bởi các tác vụ tốn nhiều thời gian (xử lý chuỗi JSON, gửi nhận </w:t>
-      </w:r>
-      <w:proofErr w:type="spellStart"/>
-      <w:r>
-        <w:rPr>
-          <w:rFonts w:eastAsia="MS Mincho"/>
-          <w:sz w:val="26"/>
-          <w:szCs w:val="26"/>
-          <w:lang w:eastAsia="ja-JP"/>
-        </w:rPr>
-        <w:t>WiFi</w:t>
-      </w:r>
-      <w:proofErr w:type="spellEnd"/>
-      <w:r>
-        <w:rPr>
-          <w:rFonts w:eastAsia="MS Mincho"/>
-          <w:sz w:val="26"/>
-          <w:szCs w:val="26"/>
-          <w:lang w:eastAsia="ja-JP"/>
-        </w:rPr>
-        <w:t xml:space="preserve">), các tác vụ này được cô lập hoàn toàn sang </w:t>
-      </w:r>
-      <w:proofErr w:type="spellStart"/>
-      <w:r>
-        <w:rPr>
-          <w:rFonts w:eastAsia="MS Mincho"/>
-          <w:sz w:val="26"/>
-          <w:szCs w:val="26"/>
-          <w:lang w:eastAsia="ja-JP"/>
-        </w:rPr>
-        <w:t>Core</w:t>
-      </w:r>
-      <w:proofErr w:type="spellEnd"/>
-      <w:r>
-        <w:rPr>
-          <w:rFonts w:eastAsia="MS Mincho"/>
-          <w:sz w:val="26"/>
-          <w:szCs w:val="26"/>
-          <w:lang w:eastAsia="ja-JP"/>
-        </w:rPr>
-        <w:t xml:space="preserve"> 0. </w:t>
-      </w:r>
-      <w:proofErr w:type="spellStart"/>
-      <w:r>
-        <w:rPr>
-          <w:rFonts w:eastAsia="MS Mincho"/>
-          <w:sz w:val="26"/>
-          <w:szCs w:val="26"/>
-          <w:lang w:eastAsia="ja-JP"/>
-        </w:rPr>
-        <w:t>Core</w:t>
-      </w:r>
-      <w:proofErr w:type="spellEnd"/>
-      <w:r>
-        <w:rPr>
-          <w:rFonts w:eastAsia="MS Mincho"/>
-          <w:sz w:val="26"/>
-          <w:szCs w:val="26"/>
-          <w:lang w:eastAsia="ja-JP"/>
-        </w:rPr>
-        <w:t xml:space="preserve"> </w:t>
+        <w:t xml:space="preserve">Sử dụng hệ điều hành FreeRTOS phân bổ 4 tác vụ độc lập trên 2 core xử lý của ESP32 (giao tiếp qua cơ chế hàng đợi) nhằm đảm bảo tính thời gian thực và chu kì điều khiển 20 ms (50 Hz) duy trì ổn định. Cụ thể, để hệ thống không bị trễ hay gián đoạn bởi các tác vụ tốn nhiều thời gian (xử lý chuỗi JSON, gửi nhận WiFi), các tác vụ này được cô lập hoàn toàn sang Core 0. Core </w:t>
       </w:r>
       <w:r>
         <w:rPr>
@@ -3565,27 +2965,7 @@
           <w:szCs w:val="26"/>
           <w:lang w:eastAsia="ja-JP"/>
         </w:rPr>
-        <w:t xml:space="preserve"> được dành riêng để thực thi các tác vụ khắt khe nhằm duy trì chính xác chu kỳ điều khiển 20 </w:t>
-      </w:r>
-      <w:proofErr w:type="spellStart"/>
-      <w:r>
-        <w:rPr>
-          <w:rFonts w:eastAsia="MS Mincho"/>
-          <w:sz w:val="26"/>
-          <w:szCs w:val="26"/>
-          <w:lang w:eastAsia="ja-JP"/>
-        </w:rPr>
-        <w:t>ms</w:t>
-      </w:r>
-      <w:proofErr w:type="spellEnd"/>
-      <w:r>
-        <w:rPr>
-          <w:rFonts w:eastAsia="MS Mincho"/>
-          <w:sz w:val="26"/>
-          <w:szCs w:val="26"/>
-          <w:lang w:eastAsia="ja-JP"/>
-        </w:rPr>
-        <w:t>, thông qua giản đồ thời gian được thể hiện như sau:</w:t>
+        <w:t xml:space="preserve"> được dành riêng để thực thi các tác vụ khắt khe nhằm duy trì chính xác chu kỳ điều khiển 20 ms, thông qua giản đồ thời gian được thể hiện như sau:</w:t>
       </w:r>
       <w:r>
         <w:rPr>
@@ -3794,47 +3174,7 @@
           <w:szCs w:val="26"/>
           <w:lang w:val="vi-VN" w:eastAsia="ja-JP"/>
         </w:rPr>
-        <w:t xml:space="preserve">Giản đồ thời gian thể hiện chu kỳ, thời điểm kích </w:t>
-      </w:r>
-      <w:proofErr w:type="spellStart"/>
-      <w:r>
-        <w:rPr>
-          <w:rFonts w:eastAsia="MS Mincho"/>
-          <w:sz w:val="26"/>
-          <w:szCs w:val="26"/>
-          <w:lang w:val="vi-VN" w:eastAsia="ja-JP"/>
-        </w:rPr>
-        <w:t>họat</w:t>
-      </w:r>
-      <w:proofErr w:type="spellEnd"/>
-      <w:r>
-        <w:rPr>
-          <w:rFonts w:eastAsia="MS Mincho"/>
-          <w:sz w:val="26"/>
-          <w:szCs w:val="26"/>
-          <w:lang w:val="vi-VN" w:eastAsia="ja-JP"/>
-        </w:rPr>
-        <w:t xml:space="preserve">, và mức độ ưu tiên của 4 tác vụ cùng các ngắt phần cứng (ISR) trên 2 lõi xử lý, qua đó chứng minh bằng đồ thị việc vòng lặp điều khiển cơ khí (ở </w:t>
-      </w:r>
-      <w:proofErr w:type="spellStart"/>
-      <w:r>
-        <w:rPr>
-          <w:rFonts w:eastAsia="MS Mincho"/>
-          <w:sz w:val="26"/>
-          <w:szCs w:val="26"/>
-          <w:lang w:val="vi-VN" w:eastAsia="ja-JP"/>
-        </w:rPr>
-        <w:t>Core</w:t>
-      </w:r>
-      <w:proofErr w:type="spellEnd"/>
-      <w:r>
-        <w:rPr>
-          <w:rFonts w:eastAsia="MS Mincho"/>
-          <w:sz w:val="26"/>
-          <w:szCs w:val="26"/>
-          <w:lang w:val="vi-VN" w:eastAsia="ja-JP"/>
-        </w:rPr>
-        <w:t xml:space="preserve"> 1) luôn được </w:t>
+        <w:t xml:space="preserve">Giản đồ thời gian thể hiện chu kỳ, thời điểm kích họat, và mức độ ưu tiên của 4 tác vụ cùng các ngắt phần cứng (ISR) trên 2 lõi xử lý, qua đó chứng minh bằng đồ thị việc vòng lặp điều khiển cơ khí (ở Core 1) luôn được </w:t>
       </w:r>
       <w:r>
         <w:rPr>
@@ -4029,7 +3369,7 @@
           <w:noProof/>
         </w:rPr>
         <w:drawing>
-          <wp:inline distT="0" distB="0" distL="0" distR="0" wp14:anchorId="117560D0" wp14:editId="4620F8A6">
+          <wp:inline distT="0" distB="0" distL="0" distR="0" wp14:anchorId="117560D0" wp14:editId="709DAC12">
             <wp:extent cx="6527799" cy="3671887"/>
             <wp:effectExtent l="0" t="0" r="6985" b="5080"/>
             <wp:docPr id="1885046662" name="Picture 4"/>
@@ -4251,27 +3591,7 @@
           <w:szCs w:val="26"/>
           <w:lang w:val="vi-VN" w:eastAsia="ja-JP"/>
         </w:rPr>
-        <w:t xml:space="preserve"> giữa 4 tác vụ (</w:t>
-      </w:r>
-      <w:proofErr w:type="spellStart"/>
-      <w:r>
-        <w:rPr>
-          <w:rFonts w:eastAsia="MS Mincho"/>
-          <w:sz w:val="26"/>
-          <w:szCs w:val="26"/>
-          <w:lang w:val="vi-VN" w:eastAsia="ja-JP"/>
-        </w:rPr>
-        <w:t>Task</w:t>
-      </w:r>
-      <w:proofErr w:type="spellEnd"/>
-      <w:r>
-        <w:rPr>
-          <w:rFonts w:eastAsia="MS Mincho"/>
-          <w:sz w:val="26"/>
-          <w:szCs w:val="26"/>
-          <w:lang w:val="vi-VN" w:eastAsia="ja-JP"/>
-        </w:rPr>
-        <w:t xml:space="preserve">) và Ngắt </w:t>
+        <w:t xml:space="preserve"> giữa 4 tác vụ (Task) và Ngắt </w:t>
       </w:r>
       <w:r>
         <w:rPr>
@@ -4281,47 +3601,7 @@
           <w:lang w:val="vi-VN" w:eastAsia="ja-JP"/>
         </w:rPr>
         <w:lastRenderedPageBreak/>
-        <w:t xml:space="preserve">phần cứng (ISR) trên 2 lõi ESP32. Trong đó, </w:t>
-      </w:r>
-      <w:proofErr w:type="spellStart"/>
-      <w:r>
-        <w:rPr>
-          <w:rFonts w:eastAsia="MS Mincho"/>
-          <w:sz w:val="26"/>
-          <w:szCs w:val="26"/>
-          <w:lang w:val="vi-VN" w:eastAsia="ja-JP"/>
-        </w:rPr>
-        <w:t>Core</w:t>
-      </w:r>
-      <w:proofErr w:type="spellEnd"/>
-      <w:r>
-        <w:rPr>
-          <w:rFonts w:eastAsia="MS Mincho"/>
-          <w:sz w:val="26"/>
-          <w:szCs w:val="26"/>
-          <w:lang w:val="vi-VN" w:eastAsia="ja-JP"/>
-        </w:rPr>
-        <w:t xml:space="preserve"> 1 xử lý thời gian thực với </w:t>
-      </w:r>
-      <w:proofErr w:type="spellStart"/>
-      <w:r>
-        <w:rPr>
-          <w:rFonts w:eastAsia="MS Mincho"/>
-          <w:sz w:val="26"/>
-          <w:szCs w:val="26"/>
-          <w:lang w:val="vi-VN" w:eastAsia="ja-JP"/>
-        </w:rPr>
-        <w:t>Task</w:t>
-      </w:r>
-      <w:proofErr w:type="spellEnd"/>
-      <w:r>
-        <w:rPr>
-          <w:rFonts w:eastAsia="MS Mincho"/>
-          <w:sz w:val="26"/>
-          <w:szCs w:val="26"/>
-          <w:lang w:val="vi-VN" w:eastAsia="ja-JP"/>
-        </w:rPr>
-        <w:t xml:space="preserve"> COMMAND (</w:t>
+        <w:t>phần cứng (ISR) trên 2 lõi ESP32. Trong đó, Core 1 xử lý thời gian thực với Task COMMAND (</w:t>
       </w:r>
       <w:r>
         <w:rPr>
@@ -4348,107 +3628,7 @@
           <w:szCs w:val="26"/>
           <w:lang w:val="vi-VN" w:eastAsia="ja-JP"/>
         </w:rPr>
-        <w:t xml:space="preserve">) và </w:t>
-      </w:r>
-      <w:proofErr w:type="spellStart"/>
-      <w:r>
-        <w:rPr>
-          <w:rFonts w:eastAsia="MS Mincho"/>
-          <w:sz w:val="26"/>
-          <w:szCs w:val="26"/>
-          <w:lang w:val="vi-VN" w:eastAsia="ja-JP"/>
-        </w:rPr>
-        <w:t>Task</w:t>
-      </w:r>
-      <w:proofErr w:type="spellEnd"/>
-      <w:r>
-        <w:rPr>
-          <w:rFonts w:eastAsia="MS Mincho"/>
-          <w:sz w:val="26"/>
-          <w:szCs w:val="26"/>
-          <w:lang w:val="vi-VN" w:eastAsia="ja-JP"/>
-        </w:rPr>
-        <w:t xml:space="preserve"> CONTROL (điều khiển FSM và xuất PWM). </w:t>
-      </w:r>
-      <w:proofErr w:type="spellStart"/>
-      <w:r>
-        <w:rPr>
-          <w:rFonts w:eastAsia="MS Mincho"/>
-          <w:sz w:val="26"/>
-          <w:szCs w:val="26"/>
-          <w:lang w:val="vi-VN" w:eastAsia="ja-JP"/>
-        </w:rPr>
-        <w:t>Core</w:t>
-      </w:r>
-      <w:proofErr w:type="spellEnd"/>
-      <w:r>
-        <w:rPr>
-          <w:rFonts w:eastAsia="MS Mincho"/>
-          <w:sz w:val="26"/>
-          <w:szCs w:val="26"/>
-          <w:lang w:val="vi-VN" w:eastAsia="ja-JP"/>
-        </w:rPr>
-        <w:t xml:space="preserve"> 0 xử lý dữ liệu nền với </w:t>
-      </w:r>
-      <w:proofErr w:type="spellStart"/>
-      <w:r>
-        <w:rPr>
-          <w:rFonts w:eastAsia="MS Mincho"/>
-          <w:sz w:val="26"/>
-          <w:szCs w:val="26"/>
-          <w:lang w:val="vi-VN" w:eastAsia="ja-JP"/>
-        </w:rPr>
-        <w:t>Task</w:t>
-      </w:r>
-      <w:proofErr w:type="spellEnd"/>
-      <w:r>
-        <w:rPr>
-          <w:rFonts w:eastAsia="MS Mincho"/>
-          <w:sz w:val="26"/>
-          <w:szCs w:val="26"/>
-          <w:lang w:val="vi-VN" w:eastAsia="ja-JP"/>
-        </w:rPr>
-        <w:t xml:space="preserve"> INPUT (đo lường cảm biến) và </w:t>
-      </w:r>
-      <w:proofErr w:type="spellStart"/>
-      <w:r>
-        <w:rPr>
-          <w:rFonts w:eastAsia="MS Mincho"/>
-          <w:sz w:val="26"/>
-          <w:szCs w:val="26"/>
-          <w:lang w:val="vi-VN" w:eastAsia="ja-JP"/>
-        </w:rPr>
-        <w:t>Task</w:t>
-      </w:r>
-      <w:proofErr w:type="spellEnd"/>
-      <w:r>
-        <w:rPr>
-          <w:rFonts w:eastAsia="MS Mincho"/>
-          <w:sz w:val="26"/>
-          <w:szCs w:val="26"/>
-          <w:lang w:val="vi-VN" w:eastAsia="ja-JP"/>
-        </w:rPr>
-        <w:t xml:space="preserve"> REPORT (truyền thông mạng). Các sự kiện ngoại vi siêu tốc (đo xung RC, đếm xung </w:t>
-      </w:r>
-      <w:proofErr w:type="spellStart"/>
-      <w:r>
-        <w:rPr>
-          <w:rFonts w:eastAsia="MS Mincho"/>
-          <w:sz w:val="26"/>
-          <w:szCs w:val="26"/>
-          <w:lang w:val="vi-VN" w:eastAsia="ja-JP"/>
-        </w:rPr>
-        <w:t>Hall</w:t>
-      </w:r>
-      <w:proofErr w:type="spellEnd"/>
-      <w:r>
-        <w:rPr>
-          <w:rFonts w:eastAsia="MS Mincho"/>
-          <w:sz w:val="26"/>
-          <w:szCs w:val="26"/>
-          <w:lang w:val="vi-VN" w:eastAsia="ja-JP"/>
-        </w:rPr>
-        <w:t>) được tách riêng cho các Ngắt phần cứng (ISR) với quyền ưu tiên tuyệt đối để đảm bảo không bỏ lỡ dữ liệu</w:t>
+        <w:t>) và Task CONTROL (điều khiển FSM và xuất PWM). Core 0 xử lý dữ liệu nền với Task INPUT (đo lường cảm biến) và Task REPORT (truyền thông mạng). Các sự kiện ngoại vi siêu tốc (đo xung RC, đếm xung Hall) được tách riêng cho các Ngắt phần cứng (ISR) với quyền ưu tiên tuyệt đối để đảm bảo không bỏ lỡ dữ liệu</w:t>
       </w:r>
       <w:r>
         <w:rPr>
@@ -4784,22 +3964,12 @@
           <w:color w:val="000000" w:themeColor="text1"/>
           <w:lang w:eastAsia="ja-JP"/>
         </w:rPr>
-        <w:t xml:space="preserve">= 350 </w:t>
-      </w:r>
-      <w:proofErr w:type="spellStart"/>
-      <w:r>
-        <w:rPr>
-          <w:rFonts w:eastAsia="MS Mincho" w:hint="eastAsia"/>
+        <w:t>= 350 ms</w:t>
+      </w:r>
+      <w:r>
+        <w:rPr>
+          <w:rFonts w:eastAsia="MS Mincho"/>
           <w:color w:val="000000" w:themeColor="text1"/>
-          <w:lang w:eastAsia="ja-JP"/>
-        </w:rPr>
-        <w:t>ms</w:t>
-      </w:r>
-      <w:proofErr w:type="spellEnd"/>
-      <w:r>
-        <w:rPr>
-          <w:rFonts w:eastAsia="MS Mincho"/>
-          <w:color w:val="000000" w:themeColor="text1"/>
           <w:lang w:val="vi-VN" w:eastAsia="ja-JP"/>
         </w:rPr>
         <w:t xml:space="preserve">). </w:t>
@@ -4809,39 +3979,7 @@
           <w:rFonts w:eastAsia="MS Mincho"/>
           <w:lang w:val="vi-VN" w:eastAsia="ja-JP"/>
         </w:rPr>
-        <w:t xml:space="preserve">Để khắc phục sai số ở vận tốc thấp, tín hiệu từ 3 cảm biến </w:t>
-      </w:r>
-      <w:proofErr w:type="spellStart"/>
-      <w:r>
-        <w:rPr>
-          <w:rFonts w:eastAsia="MS Mincho"/>
-          <w:lang w:val="vi-VN" w:eastAsia="ja-JP"/>
-        </w:rPr>
-        <w:t>Hall</w:t>
-      </w:r>
-      <w:proofErr w:type="spellEnd"/>
-      <w:r>
-        <w:rPr>
-          <w:rFonts w:eastAsia="MS Mincho"/>
-          <w:lang w:val="vi-VN" w:eastAsia="ja-JP"/>
-        </w:rPr>
-        <w:t xml:space="preserve"> được đưa qua mạch tổng hợp </w:t>
-      </w:r>
-      <w:proofErr w:type="spellStart"/>
-      <w:r>
-        <w:rPr>
-          <w:rFonts w:eastAsia="MS Mincho"/>
-          <w:lang w:val="vi-VN" w:eastAsia="ja-JP"/>
-        </w:rPr>
-        <w:t>logic</w:t>
-      </w:r>
-      <w:proofErr w:type="spellEnd"/>
-      <w:r>
-        <w:rPr>
-          <w:rFonts w:eastAsia="MS Mincho"/>
-          <w:lang w:val="vi-VN" w:eastAsia="ja-JP"/>
-        </w:rPr>
-        <w:t xml:space="preserve"> để nhân 3 độ phân giải </w:t>
+        <w:t xml:space="preserve">Để khắc phục sai số ở vận tốc thấp, tín hiệu từ 3 cảm biến Hall được đưa qua mạch tổng hợp logic để nhân 3 độ phân giải </w:t>
       </w:r>
       <m:oMath>
         <m:r>
@@ -4912,7 +4050,6 @@
           <w:lang w:eastAsia="ja-JP"/>
         </w:rPr>
       </w:pPr>
-      <w:proofErr w:type="spellStart"/>
       <w:r>
         <w:rPr>
           <w:rFonts w:eastAsia="MS Mincho"/>
@@ -4920,7 +4057,6 @@
         </w:rPr>
         <w:t>Ph</w:t>
       </w:r>
-      <w:proofErr w:type="spellEnd"/>
       <w:r>
         <w:rPr>
           <w:rFonts w:eastAsia="MS Mincho"/>
@@ -4954,23 +4090,7 @@
           <w:rFonts w:eastAsia="MS Mincho"/>
           <w:lang w:val="vi-VN" w:eastAsia="ja-JP"/>
         </w:rPr>
-        <w:t xml:space="preserve">bằng cách sử dụng chức năng đọc ADC của ESP32 kết hợp mạch cầu phân áp và tụ lọc </w:t>
-      </w:r>
-      <w:proofErr w:type="spellStart"/>
-      <w:r>
-        <w:rPr>
-          <w:rFonts w:eastAsia="MS Mincho"/>
-          <w:lang w:val="vi-VN" w:eastAsia="ja-JP"/>
-        </w:rPr>
-        <w:t>phẳng</w:t>
-      </w:r>
-      <w:proofErr w:type="spellEnd"/>
-      <w:r>
-        <w:rPr>
-          <w:rFonts w:eastAsia="MS Mincho"/>
-          <w:lang w:val="vi-VN" w:eastAsia="ja-JP"/>
-        </w:rPr>
-        <w:t xml:space="preserve"> tín hiệu</w:t>
+        <w:t>bằng cách sử dụng chức năng đọc ADC của ESP32 kết hợp mạch cầu phân áp và tụ lọc phẳng tín hiệu</w:t>
       </w:r>
       <w:r>
         <w:rPr>
@@ -5107,7 +4227,7 @@
         </w:rPr>
         <w:lastRenderedPageBreak/>
         <w:drawing>
-          <wp:inline distT="0" distB="0" distL="0" distR="0" wp14:anchorId="5DAB826F" wp14:editId="15890F69">
+          <wp:inline distT="0" distB="0" distL="0" distR="0" wp14:anchorId="5DAB826F" wp14:editId="49B2EF93">
             <wp:extent cx="3307080" cy="1487008"/>
             <wp:effectExtent l="0" t="0" r="7620" b="0"/>
             <wp:docPr id="497529360" name="Picture 2"/>
@@ -5226,17 +4346,8 @@
           <w:rFonts w:eastAsia="MS Mincho"/>
           <w:lang w:val="vi-VN" w:eastAsia="ja-JP"/>
         </w:rPr>
-        <w:t xml:space="preserve">Sơ đồ minh họa phương pháp đo lường và giám sát điện áp nguồn Pin 42V. Hệ thống sử dụng phần cứng mạch cầu phân áp (điện trở 160kΩ và 10kΩ) để hạ điện áp xuống ngưỡng an toàn (&lt;3.3V), kết hợp với tụ điện (220nF) đóng vai trò bộ lọc thông thấp giúp triệt tiêu nhiễu cao tần. Tín hiệu </w:t>
-      </w:r>
-      <w:proofErr w:type="spellStart"/>
-      <w:r>
-        <w:rPr>
-          <w:rFonts w:eastAsia="MS Mincho"/>
-          <w:lang w:val="vi-VN" w:eastAsia="ja-JP"/>
-        </w:rPr>
-        <w:t>Analog</w:t>
-      </w:r>
-      <w:proofErr w:type="spellEnd"/>
+        <w:t>Sơ đồ minh họa phương pháp đo lường và giám sát điện áp nguồn Pin 42V. Hệ thống sử dụng phần cứng mạch cầu phân áp (điện trở 160kΩ và 10kΩ) để hạ điện áp xuống ngưỡng an toàn (&lt;3.3V), kết hợp với tụ điện (220nF) đóng vai trò bộ lọc thông thấp giúp triệt tiêu nhiễu cao tần. Tín hiệu Analog</w:t>
+      </w:r>
       <w:r>
         <w:rPr>
           <w:rFonts w:eastAsia="MS Mincho" w:hint="eastAsia"/>
@@ -5399,23 +4510,7 @@
           <w:rFonts w:eastAsia="MS Mincho"/>
           <w:lang w:val="vi-VN" w:eastAsia="ja-JP"/>
         </w:rPr>
-        <w:t xml:space="preserve"> trên </w:t>
-      </w:r>
-      <w:proofErr w:type="spellStart"/>
-      <w:r>
-        <w:rPr>
-          <w:rFonts w:eastAsia="MS Mincho"/>
-          <w:lang w:val="vi-VN" w:eastAsia="ja-JP"/>
-        </w:rPr>
-        <w:t>WebServer</w:t>
-      </w:r>
-      <w:proofErr w:type="spellEnd"/>
-      <w:r>
-        <w:rPr>
-          <w:rFonts w:eastAsia="MS Mincho"/>
-          <w:lang w:val="vi-VN" w:eastAsia="ja-JP"/>
-        </w:rPr>
-        <w:t xml:space="preserve"> và tay cầm ESP-NOW.</w:t>
+        <w:t xml:space="preserve"> trên WebServer và tay cầm ESP-NOW.</w:t>
       </w:r>
     </w:p>
     <w:p>
@@ -5512,11 +4607,9 @@
         </w:rPr>
         <w:t xml:space="preserve">n </w:t>
       </w:r>
-      <w:proofErr w:type="spellStart"/>
       <w:r>
         <w:t>Web</w:t>
       </w:r>
-      <w:proofErr w:type="spellEnd"/>
     </w:p>
     <w:p>
       <w:pPr>
@@ -5644,7 +4737,6 @@
                 <w:lang w:val="en-US"/>
               </w:rPr>
             </w:pPr>
-            <w:proofErr w:type="spellStart"/>
             <w:r>
               <w:rPr>
                 <w:b/>
@@ -5655,7 +4747,6 @@
               <w:lastRenderedPageBreak/>
               <w:t>Stt</w:t>
             </w:r>
-            <w:proofErr w:type="spellEnd"/>
           </w:p>
         </w:tc>
         <w:tc>
@@ -5678,7 +4769,6 @@
                 <w:lang w:val="en-US"/>
               </w:rPr>
             </w:pPr>
-            <w:proofErr w:type="spellStart"/>
             <w:r>
               <w:rPr>
                 <w:b/>
@@ -5686,49 +4776,8 @@
                 <w:szCs w:val="22"/>
                 <w:lang w:val="en-US"/>
               </w:rPr>
-              <w:t>Nội</w:t>
+              <w:t>Nội dung thực hiện</w:t>
             </w:r>
-            <w:proofErr w:type="spellEnd"/>
-            <w:r>
-              <w:rPr>
-                <w:b/>
-                <w:sz w:val="22"/>
-                <w:szCs w:val="22"/>
-                <w:lang w:val="en-US"/>
-              </w:rPr>
-              <w:t xml:space="preserve"> dung </w:t>
-            </w:r>
-            <w:proofErr w:type="spellStart"/>
-            <w:r>
-              <w:rPr>
-                <w:b/>
-                <w:sz w:val="22"/>
-                <w:szCs w:val="22"/>
-                <w:lang w:val="en-US"/>
-              </w:rPr>
-              <w:t>thực</w:t>
-            </w:r>
-            <w:proofErr w:type="spellEnd"/>
-            <w:r>
-              <w:rPr>
-                <w:b/>
-                <w:sz w:val="22"/>
-                <w:szCs w:val="22"/>
-                <w:lang w:val="en-US"/>
-              </w:rPr>
-              <w:t xml:space="preserve"> </w:t>
-            </w:r>
-            <w:proofErr w:type="spellStart"/>
-            <w:r>
-              <w:rPr>
-                <w:b/>
-                <w:sz w:val="22"/>
-                <w:szCs w:val="22"/>
-                <w:lang w:val="en-US"/>
-              </w:rPr>
-              <w:t>hiện</w:t>
-            </w:r>
-            <w:proofErr w:type="spellEnd"/>
           </w:p>
         </w:tc>
         <w:tc>
@@ -5750,7 +4799,6 @@
                 <w:lang w:val="en-US"/>
               </w:rPr>
             </w:pPr>
-            <w:proofErr w:type="spellStart"/>
             <w:r>
               <w:rPr>
                 <w:b/>
@@ -5758,9 +4806,8 @@
                 <w:szCs w:val="22"/>
                 <w:lang w:val="en-US"/>
               </w:rPr>
-              <w:t>Kết</w:t>
+              <w:t xml:space="preserve">Kết quả </w:t>
             </w:r>
-            <w:proofErr w:type="spellEnd"/>
             <w:r>
               <w:rPr>
                 <w:b/>
@@ -5768,9 +4815,8 @@
                 <w:szCs w:val="22"/>
                 <w:lang w:val="en-US"/>
               </w:rPr>
-              <w:t xml:space="preserve"> </w:t>
+              <w:t xml:space="preserve">cần </w:t>
             </w:r>
-            <w:proofErr w:type="spellStart"/>
             <w:r>
               <w:rPr>
                 <w:b/>
@@ -5778,9 +4824,8 @@
                 <w:szCs w:val="22"/>
                 <w:lang w:val="en-US"/>
               </w:rPr>
-              <w:t>quả</w:t>
+              <w:t>đạt</w:t>
             </w:r>
-            <w:proofErr w:type="spellEnd"/>
             <w:r>
               <w:rPr>
                 <w:b/>
@@ -5788,59 +4833,8 @@
                 <w:szCs w:val="22"/>
                 <w:lang w:val="en-US"/>
               </w:rPr>
-              <w:t xml:space="preserve"> </w:t>
+              <w:t xml:space="preserve"> được</w:t>
             </w:r>
-            <w:proofErr w:type="spellStart"/>
-            <w:r>
-              <w:rPr>
-                <w:b/>
-                <w:sz w:val="22"/>
-                <w:szCs w:val="22"/>
-                <w:lang w:val="en-US"/>
-              </w:rPr>
-              <w:t>cần</w:t>
-            </w:r>
-            <w:proofErr w:type="spellEnd"/>
-            <w:r>
-              <w:rPr>
-                <w:b/>
-                <w:sz w:val="22"/>
-                <w:szCs w:val="22"/>
-                <w:lang w:val="en-US"/>
-              </w:rPr>
-              <w:t xml:space="preserve"> </w:t>
-            </w:r>
-            <w:proofErr w:type="spellStart"/>
-            <w:r>
-              <w:rPr>
-                <w:b/>
-                <w:sz w:val="22"/>
-                <w:szCs w:val="22"/>
-                <w:lang w:val="en-US"/>
-              </w:rPr>
-              <w:t>đạt</w:t>
-            </w:r>
-            <w:proofErr w:type="spellEnd"/>
-            <w:r>
-              <w:rPr>
-                <w:b/>
-                <w:sz w:val="22"/>
-                <w:szCs w:val="22"/>
-                <w:lang w:val="en-US"/>
-              </w:rPr>
-              <w:t xml:space="preserve"> </w:t>
-            </w:r>
-            <w:proofErr w:type="spellStart"/>
-            <w:r>
-              <w:rPr>
-                <w:b/>
-                <w:sz w:val="22"/>
-                <w:szCs w:val="22"/>
-                <w:lang w:val="en-US"/>
-              </w:rPr>
-              <w:t>được</w:t>
-            </w:r>
-            <w:proofErr w:type="spellEnd"/>
           </w:p>
           <w:p>
             <w:pPr>
@@ -5866,7 +4860,6 @@
               </w:rPr>
               <w:t xml:space="preserve">(VD: </w:t>
             </w:r>
-            <w:proofErr w:type="spellStart"/>
             <w:r>
               <w:rPr>
                 <w:i/>
@@ -5874,9 +4867,8 @@
                 <w:szCs w:val="22"/>
                 <w:lang w:val="en-US"/>
               </w:rPr>
-              <w:t>các</w:t>
+              <w:t xml:space="preserve">các </w:t>
             </w:r>
-            <w:proofErr w:type="spellEnd"/>
             <w:r>
               <w:rPr>
                 <w:i/>
@@ -5884,9 +4876,8 @@
                 <w:szCs w:val="22"/>
                 <w:lang w:val="en-US"/>
               </w:rPr>
-              <w:t xml:space="preserve"> </w:t>
+              <w:t>dữ liệu, phương trình, mô hình, sơ đồ, thông số, đồ thị, qui luật…</w:t>
             </w:r>
-            <w:proofErr w:type="spellStart"/>
             <w:r>
               <w:rPr>
                 <w:i/>
@@ -5894,349 +4885,8 @@
                 <w:szCs w:val="22"/>
                 <w:lang w:val="en-US"/>
               </w:rPr>
-              <w:t>dữ</w:t>
+              <w:t>cụ thể cần đạt được</w:t>
             </w:r>
-            <w:proofErr w:type="spellEnd"/>
-            <w:r>
-              <w:rPr>
-                <w:i/>
-                <w:sz w:val="22"/>
-                <w:szCs w:val="22"/>
-                <w:lang w:val="en-US"/>
-              </w:rPr>
-              <w:t xml:space="preserve"> </w:t>
-            </w:r>
-            <w:proofErr w:type="spellStart"/>
-            <w:r>
-              <w:rPr>
-                <w:i/>
-                <w:sz w:val="22"/>
-                <w:szCs w:val="22"/>
-                <w:lang w:val="en-US"/>
-              </w:rPr>
-              <w:t>liệu</w:t>
-            </w:r>
-            <w:proofErr w:type="spellEnd"/>
-            <w:r>
-              <w:rPr>
-                <w:i/>
-                <w:sz w:val="22"/>
-                <w:szCs w:val="22"/>
-                <w:lang w:val="en-US"/>
-              </w:rPr>
-              <w:t xml:space="preserve">, </w:t>
-            </w:r>
-            <w:proofErr w:type="spellStart"/>
-            <w:r>
-              <w:rPr>
-                <w:i/>
-                <w:sz w:val="22"/>
-                <w:szCs w:val="22"/>
-                <w:lang w:val="en-US"/>
-              </w:rPr>
-              <w:t>phương</w:t>
-            </w:r>
-            <w:proofErr w:type="spellEnd"/>
-            <w:r>
-              <w:rPr>
-                <w:i/>
-                <w:sz w:val="22"/>
-                <w:szCs w:val="22"/>
-                <w:lang w:val="en-US"/>
-              </w:rPr>
-              <w:t xml:space="preserve"> </w:t>
-            </w:r>
-            <w:proofErr w:type="spellStart"/>
-            <w:r>
-              <w:rPr>
-                <w:i/>
-                <w:sz w:val="22"/>
-                <w:szCs w:val="22"/>
-                <w:lang w:val="en-US"/>
-              </w:rPr>
-              <w:t>trình</w:t>
-            </w:r>
-            <w:proofErr w:type="spellEnd"/>
-            <w:r>
-              <w:rPr>
-                <w:i/>
-                <w:sz w:val="22"/>
-                <w:szCs w:val="22"/>
-                <w:lang w:val="en-US"/>
-              </w:rPr>
-              <w:t xml:space="preserve">, </w:t>
-            </w:r>
-            <w:proofErr w:type="spellStart"/>
-            <w:r>
-              <w:rPr>
-                <w:i/>
-                <w:sz w:val="22"/>
-                <w:szCs w:val="22"/>
-                <w:lang w:val="en-US"/>
-              </w:rPr>
-              <w:t>mô</w:t>
-            </w:r>
-            <w:proofErr w:type="spellEnd"/>
-            <w:r>
-              <w:rPr>
-                <w:i/>
-                <w:sz w:val="22"/>
-                <w:szCs w:val="22"/>
-                <w:lang w:val="en-US"/>
-              </w:rPr>
-              <w:t xml:space="preserve"> </w:t>
-            </w:r>
-            <w:proofErr w:type="spellStart"/>
-            <w:r>
-              <w:rPr>
-                <w:i/>
-                <w:sz w:val="22"/>
-                <w:szCs w:val="22"/>
-                <w:lang w:val="en-US"/>
-              </w:rPr>
-              <w:t>hình</w:t>
-            </w:r>
-            <w:proofErr w:type="spellEnd"/>
-            <w:r>
-              <w:rPr>
-                <w:i/>
-                <w:sz w:val="22"/>
-                <w:szCs w:val="22"/>
-                <w:lang w:val="en-US"/>
-              </w:rPr>
-              <w:t xml:space="preserve">, </w:t>
-            </w:r>
-            <w:proofErr w:type="spellStart"/>
-            <w:r>
-              <w:rPr>
-                <w:i/>
-                <w:sz w:val="22"/>
-                <w:szCs w:val="22"/>
-                <w:lang w:val="en-US"/>
-              </w:rPr>
-              <w:t>sơ</w:t>
-            </w:r>
-            <w:proofErr w:type="spellEnd"/>
-            <w:r>
-              <w:rPr>
-                <w:i/>
-                <w:sz w:val="22"/>
-                <w:szCs w:val="22"/>
-                <w:lang w:val="en-US"/>
-              </w:rPr>
-              <w:t xml:space="preserve"> </w:t>
-            </w:r>
-            <w:proofErr w:type="spellStart"/>
-            <w:r>
-              <w:rPr>
-                <w:i/>
-                <w:sz w:val="22"/>
-                <w:szCs w:val="22"/>
-                <w:lang w:val="en-US"/>
-              </w:rPr>
-              <w:t>đồ</w:t>
-            </w:r>
-            <w:proofErr w:type="spellEnd"/>
-            <w:r>
-              <w:rPr>
-                <w:i/>
-                <w:sz w:val="22"/>
-                <w:szCs w:val="22"/>
-                <w:lang w:val="en-US"/>
-              </w:rPr>
-              <w:t xml:space="preserve">, </w:t>
-            </w:r>
-            <w:proofErr w:type="spellStart"/>
-            <w:r>
-              <w:rPr>
-                <w:i/>
-                <w:sz w:val="22"/>
-                <w:szCs w:val="22"/>
-                <w:lang w:val="en-US"/>
-              </w:rPr>
-              <w:t>thông</w:t>
-            </w:r>
-            <w:proofErr w:type="spellEnd"/>
-            <w:r>
-              <w:rPr>
-                <w:i/>
-                <w:sz w:val="22"/>
-                <w:szCs w:val="22"/>
-                <w:lang w:val="en-US"/>
-              </w:rPr>
-              <w:t xml:space="preserve"> </w:t>
-            </w:r>
-            <w:proofErr w:type="spellStart"/>
-            <w:r>
-              <w:rPr>
-                <w:i/>
-                <w:sz w:val="22"/>
-                <w:szCs w:val="22"/>
-                <w:lang w:val="en-US"/>
-              </w:rPr>
-              <w:t>số</w:t>
-            </w:r>
-            <w:proofErr w:type="spellEnd"/>
-            <w:r>
-              <w:rPr>
-                <w:i/>
-                <w:sz w:val="22"/>
-                <w:szCs w:val="22"/>
-                <w:lang w:val="en-US"/>
-              </w:rPr>
-              <w:t xml:space="preserve">, </w:t>
-            </w:r>
-            <w:proofErr w:type="spellStart"/>
-            <w:r>
-              <w:rPr>
-                <w:i/>
-                <w:sz w:val="22"/>
-                <w:szCs w:val="22"/>
-                <w:lang w:val="en-US"/>
-              </w:rPr>
-              <w:t>đồ</w:t>
-            </w:r>
-            <w:proofErr w:type="spellEnd"/>
-            <w:r>
-              <w:rPr>
-                <w:i/>
-                <w:sz w:val="22"/>
-                <w:szCs w:val="22"/>
-                <w:lang w:val="en-US"/>
-              </w:rPr>
-              <w:t xml:space="preserve"> </w:t>
-            </w:r>
-            <w:proofErr w:type="spellStart"/>
-            <w:r>
-              <w:rPr>
-                <w:i/>
-                <w:sz w:val="22"/>
-                <w:szCs w:val="22"/>
-                <w:lang w:val="en-US"/>
-              </w:rPr>
-              <w:t>thị</w:t>
-            </w:r>
-            <w:proofErr w:type="spellEnd"/>
-            <w:r>
-              <w:rPr>
-                <w:i/>
-                <w:sz w:val="22"/>
-                <w:szCs w:val="22"/>
-                <w:lang w:val="en-US"/>
-              </w:rPr>
-              <w:t xml:space="preserve">, qui </w:t>
-            </w:r>
-            <w:proofErr w:type="spellStart"/>
-            <w:r>
-              <w:rPr>
-                <w:i/>
-                <w:sz w:val="22"/>
-                <w:szCs w:val="22"/>
-                <w:lang w:val="en-US"/>
-              </w:rPr>
-              <w:t>luật</w:t>
-            </w:r>
-            <w:proofErr w:type="spellEnd"/>
-            <w:r>
-              <w:rPr>
-                <w:i/>
-                <w:sz w:val="22"/>
-                <w:szCs w:val="22"/>
-                <w:lang w:val="en-US"/>
-              </w:rPr>
-              <w:t>…</w:t>
-            </w:r>
-            <w:proofErr w:type="spellStart"/>
-            <w:r>
-              <w:rPr>
-                <w:i/>
-                <w:sz w:val="22"/>
-                <w:szCs w:val="22"/>
-                <w:lang w:val="en-US"/>
-              </w:rPr>
-              <w:t>cụ</w:t>
-            </w:r>
-            <w:proofErr w:type="spellEnd"/>
-            <w:r>
-              <w:rPr>
-                <w:i/>
-                <w:sz w:val="22"/>
-                <w:szCs w:val="22"/>
-                <w:lang w:val="en-US"/>
-              </w:rPr>
-              <w:t xml:space="preserve"> </w:t>
-            </w:r>
-            <w:proofErr w:type="spellStart"/>
-            <w:r>
-              <w:rPr>
-                <w:i/>
-                <w:sz w:val="22"/>
-                <w:szCs w:val="22"/>
-                <w:lang w:val="en-US"/>
-              </w:rPr>
-              <w:t>thể</w:t>
-            </w:r>
-            <w:proofErr w:type="spellEnd"/>
-            <w:r>
-              <w:rPr>
-                <w:i/>
-                <w:sz w:val="22"/>
-                <w:szCs w:val="22"/>
-                <w:lang w:val="en-US"/>
-              </w:rPr>
-              <w:t xml:space="preserve"> </w:t>
-            </w:r>
-            <w:proofErr w:type="spellStart"/>
-            <w:r>
-              <w:rPr>
-                <w:i/>
-                <w:sz w:val="22"/>
-                <w:szCs w:val="22"/>
-                <w:lang w:val="en-US"/>
-              </w:rPr>
-              <w:t>cần</w:t>
-            </w:r>
-            <w:proofErr w:type="spellEnd"/>
-            <w:r>
-              <w:rPr>
-                <w:i/>
-                <w:sz w:val="22"/>
-                <w:szCs w:val="22"/>
-                <w:lang w:val="en-US"/>
-              </w:rPr>
-              <w:t xml:space="preserve"> </w:t>
-            </w:r>
-            <w:proofErr w:type="spellStart"/>
-            <w:r>
-              <w:rPr>
-                <w:i/>
-                <w:sz w:val="22"/>
-                <w:szCs w:val="22"/>
-                <w:lang w:val="en-US"/>
-              </w:rPr>
-              <w:t>đạt</w:t>
-            </w:r>
-            <w:proofErr w:type="spellEnd"/>
-            <w:r>
-              <w:rPr>
-                <w:i/>
-                <w:sz w:val="22"/>
-                <w:szCs w:val="22"/>
-                <w:lang w:val="en-US"/>
-              </w:rPr>
-              <w:t xml:space="preserve"> </w:t>
-            </w:r>
-            <w:proofErr w:type="spellStart"/>
-            <w:r>
-              <w:rPr>
-                <w:i/>
-                <w:sz w:val="22"/>
-                <w:szCs w:val="22"/>
-                <w:lang w:val="en-US"/>
-              </w:rPr>
-              <w:t>được</w:t>
-            </w:r>
-            <w:proofErr w:type="spellEnd"/>
             <w:r>
               <w:rPr>
                 <w:i/>
@@ -6268,7 +4918,6 @@
                 <w:lang w:val="en-US"/>
               </w:rPr>
             </w:pPr>
-            <w:proofErr w:type="spellStart"/>
             <w:r>
               <w:rPr>
                 <w:b/>
@@ -6276,9 +4925,8 @@
                 <w:szCs w:val="22"/>
                 <w:lang w:val="en-US"/>
               </w:rPr>
-              <w:t>Kết</w:t>
+              <w:t xml:space="preserve">Kết quả </w:t>
             </w:r>
-            <w:proofErr w:type="spellEnd"/>
             <w:r>
               <w:rPr>
                 <w:b/>
@@ -6286,99 +4934,8 @@
                 <w:szCs w:val="22"/>
                 <w:lang w:val="en-US"/>
               </w:rPr>
-              <w:t xml:space="preserve"> </w:t>
+              <w:t>đạt được thực tế</w:t>
             </w:r>
-            <w:proofErr w:type="spellStart"/>
-            <w:r>
-              <w:rPr>
-                <w:b/>
-                <w:sz w:val="22"/>
-                <w:szCs w:val="22"/>
-                <w:lang w:val="en-US"/>
-              </w:rPr>
-              <w:t>quả</w:t>
-            </w:r>
-            <w:proofErr w:type="spellEnd"/>
-            <w:r>
-              <w:rPr>
-                <w:b/>
-                <w:sz w:val="22"/>
-                <w:szCs w:val="22"/>
-                <w:lang w:val="en-US"/>
-              </w:rPr>
-              <w:t xml:space="preserve"> </w:t>
-            </w:r>
-            <w:proofErr w:type="spellStart"/>
-            <w:r>
-              <w:rPr>
-                <w:b/>
-                <w:sz w:val="22"/>
-                <w:szCs w:val="22"/>
-                <w:lang w:val="en-US"/>
-              </w:rPr>
-              <w:t>đạt</w:t>
-            </w:r>
-            <w:proofErr w:type="spellEnd"/>
-            <w:r>
-              <w:rPr>
-                <w:b/>
-                <w:sz w:val="22"/>
-                <w:szCs w:val="22"/>
-                <w:lang w:val="en-US"/>
-              </w:rPr>
-              <w:t xml:space="preserve"> </w:t>
-            </w:r>
-            <w:proofErr w:type="spellStart"/>
-            <w:r>
-              <w:rPr>
-                <w:b/>
-                <w:sz w:val="22"/>
-                <w:szCs w:val="22"/>
-                <w:lang w:val="en-US"/>
-              </w:rPr>
-              <w:t>được</w:t>
-            </w:r>
-            <w:proofErr w:type="spellEnd"/>
-            <w:r>
-              <w:rPr>
-                <w:b/>
-                <w:sz w:val="22"/>
-                <w:szCs w:val="22"/>
-                <w:lang w:val="en-US"/>
-              </w:rPr>
-              <w:t xml:space="preserve"> </w:t>
-            </w:r>
-            <w:proofErr w:type="spellStart"/>
-            <w:r>
-              <w:rPr>
-                <w:b/>
-                <w:sz w:val="22"/>
-                <w:szCs w:val="22"/>
-                <w:lang w:val="en-US"/>
-              </w:rPr>
-              <w:t>thực</w:t>
-            </w:r>
-            <w:proofErr w:type="spellEnd"/>
-            <w:r>
-              <w:rPr>
-                <w:b/>
-                <w:sz w:val="22"/>
-                <w:szCs w:val="22"/>
-                <w:lang w:val="en-US"/>
-              </w:rPr>
-              <w:t xml:space="preserve"> </w:t>
-            </w:r>
-            <w:proofErr w:type="spellStart"/>
-            <w:r>
-              <w:rPr>
-                <w:b/>
-                <w:sz w:val="22"/>
-                <w:szCs w:val="22"/>
-                <w:lang w:val="en-US"/>
-              </w:rPr>
-              <w:t>tế</w:t>
-            </w:r>
-            <w:proofErr w:type="spellEnd"/>
           </w:p>
         </w:tc>
       </w:tr>
@@ -6429,7 +4986,6 @@
                 <w:lang w:val="en-US" w:eastAsia="ja-JP"/>
               </w:rPr>
             </w:pPr>
-            <w:proofErr w:type="spellStart"/>
             <w:r>
               <w:rPr>
                 <w:rFonts w:eastAsia="MS Mincho"/>
@@ -6437,49 +4993,8 @@
                 <w:szCs w:val="22"/>
                 <w:lang w:val="en-US" w:eastAsia="ja-JP"/>
               </w:rPr>
-              <w:t>Thiết</w:t>
+              <w:t>Thiết kế ch</w:t>
             </w:r>
-            <w:proofErr w:type="spellEnd"/>
-            <w:r>
-              <w:rPr>
-                <w:rFonts w:eastAsia="MS Mincho"/>
-                <w:sz w:val="22"/>
-                <w:szCs w:val="22"/>
-                <w:lang w:val="en-US" w:eastAsia="ja-JP"/>
-              </w:rPr>
-              <w:t xml:space="preserve"> </w:t>
-            </w:r>
-            <w:proofErr w:type="spellStart"/>
-            <w:r>
-              <w:rPr>
-                <w:rFonts w:eastAsia="MS Mincho"/>
-                <w:sz w:val="22"/>
-                <w:szCs w:val="22"/>
-                <w:lang w:val="en-US" w:eastAsia="ja-JP"/>
-              </w:rPr>
-              <w:t>kế</w:t>
-            </w:r>
-            <w:proofErr w:type="spellEnd"/>
-            <w:r>
-              <w:rPr>
-                <w:rFonts w:eastAsia="MS Mincho"/>
-                <w:sz w:val="22"/>
-                <w:szCs w:val="22"/>
-                <w:lang w:val="en-US" w:eastAsia="ja-JP"/>
-              </w:rPr>
-              <w:t xml:space="preserve"> </w:t>
-            </w:r>
-            <w:proofErr w:type="spellStart"/>
-            <w:r>
-              <w:rPr>
-                <w:rFonts w:eastAsia="MS Mincho"/>
-                <w:sz w:val="22"/>
-                <w:szCs w:val="22"/>
-                <w:lang w:val="en-US" w:eastAsia="ja-JP"/>
-              </w:rPr>
-              <w:t>ch</w:t>
-            </w:r>
-            <w:proofErr w:type="spellEnd"/>
             <w:r>
               <w:rPr>
                 <w:rFonts w:eastAsia="MS Mincho"/>
@@ -6561,47 +5076,7 @@
                 <w:szCs w:val="22"/>
                 <w:lang w:val="vi-VN" w:eastAsia="ja-JP"/>
               </w:rPr>
-              <w:t xml:space="preserve">ảm bảo tính thời gian thực, chu kì điều khiển 20 </w:t>
-            </w:r>
-            <w:proofErr w:type="spellStart"/>
-            <w:r>
-              <w:rPr>
-                <w:rFonts w:eastAsia="MS Mincho"/>
-                <w:sz w:val="22"/>
-                <w:szCs w:val="22"/>
-                <w:lang w:val="vi-VN" w:eastAsia="ja-JP"/>
-              </w:rPr>
-              <w:t>ms</w:t>
-            </w:r>
-            <w:proofErr w:type="spellEnd"/>
-            <w:r>
-              <w:rPr>
-                <w:rFonts w:eastAsia="MS Mincho"/>
-                <w:sz w:val="22"/>
-                <w:szCs w:val="22"/>
-                <w:lang w:val="vi-VN" w:eastAsia="ja-JP"/>
-              </w:rPr>
-              <w:t xml:space="preserve"> (50 </w:t>
-            </w:r>
-            <w:proofErr w:type="spellStart"/>
-            <w:r>
-              <w:rPr>
-                <w:rFonts w:eastAsia="MS Mincho"/>
-                <w:sz w:val="22"/>
-                <w:szCs w:val="22"/>
-                <w:lang w:val="vi-VN" w:eastAsia="ja-JP"/>
-              </w:rPr>
-              <w:t>Hz</w:t>
-            </w:r>
-            <w:proofErr w:type="spellEnd"/>
-            <w:r>
-              <w:rPr>
-                <w:rFonts w:eastAsia="MS Mincho"/>
-                <w:sz w:val="22"/>
-                <w:szCs w:val="22"/>
-                <w:lang w:val="vi-VN" w:eastAsia="ja-JP"/>
-              </w:rPr>
-              <w:t>) duy trì ổn định, không bị trễ hay gián đoạn bởi các tác vụ.</w:t>
+              <w:t>ảm bảo tính thời gian thực, chu kì điều khiển 20 ms (50 Hz) duy trì ổn định, không bị trễ hay gián đoạn bởi các tác vụ.</w:t>
             </w:r>
           </w:p>
         </w:tc>
@@ -6729,27 +5204,7 @@
                 <w:szCs w:val="22"/>
                 <w:lang w:val="vi-VN" w:eastAsia="ja-JP"/>
               </w:rPr>
-              <w:t xml:space="preserve">Chương trình đo tốc độ </w:t>
-            </w:r>
-            <w:proofErr w:type="spellStart"/>
-            <w:r>
-              <w:rPr>
-                <w:rFonts w:eastAsia="MS Mincho"/>
-                <w:sz w:val="22"/>
-                <w:szCs w:val="22"/>
-                <w:lang w:val="vi-VN" w:eastAsia="ja-JP"/>
-              </w:rPr>
-              <w:t>motor</w:t>
-            </w:r>
-            <w:proofErr w:type="spellEnd"/>
-            <w:r>
-              <w:rPr>
-                <w:rFonts w:eastAsia="MS Mincho"/>
-                <w:sz w:val="22"/>
-                <w:szCs w:val="22"/>
-                <w:lang w:val="vi-VN" w:eastAsia="ja-JP"/>
-              </w:rPr>
-              <w:t>.</w:t>
+              <w:t>Chương trình đo tốc độ motor.</w:t>
             </w:r>
           </w:p>
         </w:tc>
@@ -6989,19 +5444,8 @@
                 <w:szCs w:val="22"/>
                 <w:lang w:val="vi-VN" w:eastAsia="ja-JP"/>
               </w:rPr>
-              <w:t xml:space="preserve">Giao diện </w:t>
+              <w:t>Giao diện Web</w:t>
             </w:r>
-            <w:proofErr w:type="spellStart"/>
-            <w:r>
-              <w:rPr>
-                <w:rFonts w:eastAsia="MS Mincho"/>
-                <w:sz w:val="22"/>
-                <w:szCs w:val="22"/>
-                <w:lang w:val="vi-VN" w:eastAsia="ja-JP"/>
-              </w:rPr>
-              <w:t>Web</w:t>
-            </w:r>
-            <w:proofErr w:type="spellEnd"/>
             <w:r>
               <w:rPr>
                 <w:rFonts w:eastAsia="MS Mincho" w:hint="eastAsia"/>
@@ -7264,105 +5708,14 @@
         </w:rPr>
         <w:t xml:space="preserve">hương pháp đo lường </w:t>
       </w:r>
-      <w:proofErr w:type="spellStart"/>
-      <w:r>
-        <w:rPr>
-          <w:rFonts w:eastAsia="MS Mincho"/>
-          <w:sz w:val="26"/>
-          <w:szCs w:val="26"/>
-          <w:lang w:val="vi-VN" w:eastAsia="ja-JP"/>
-        </w:rPr>
-        <w:t>Software</w:t>
-      </w:r>
-      <w:proofErr w:type="spellEnd"/>
-      <w:r>
-        <w:rPr>
-          <w:rFonts w:eastAsia="MS Mincho"/>
-          <w:sz w:val="26"/>
-          <w:szCs w:val="26"/>
-          <w:lang w:val="vi-VN" w:eastAsia="ja-JP"/>
-        </w:rPr>
-        <w:t xml:space="preserve"> </w:t>
-      </w:r>
-      <w:proofErr w:type="spellStart"/>
-      <w:r>
-        <w:rPr>
-          <w:rFonts w:eastAsia="MS Mincho"/>
-          <w:sz w:val="26"/>
-          <w:szCs w:val="26"/>
-          <w:lang w:val="vi-VN" w:eastAsia="ja-JP"/>
-        </w:rPr>
-        <w:t>Tracing</w:t>
-      </w:r>
-      <w:proofErr w:type="spellEnd"/>
-      <w:r>
-        <w:rPr>
-          <w:rFonts w:eastAsia="MS Mincho"/>
-          <w:sz w:val="26"/>
-          <w:szCs w:val="26"/>
-          <w:lang w:val="vi-VN" w:eastAsia="ja-JP"/>
-        </w:rPr>
-        <w:t xml:space="preserve"> khẳng định hệ thống đáp ứng thời gian thực khi tác vụ cơ khí (</w:t>
-      </w:r>
-      <w:proofErr w:type="spellStart"/>
-      <w:r>
-        <w:rPr>
-          <w:rFonts w:eastAsia="MS Mincho"/>
-          <w:sz w:val="26"/>
-          <w:szCs w:val="26"/>
-          <w:lang w:val="vi-VN" w:eastAsia="ja-JP"/>
-        </w:rPr>
-        <w:t>Core</w:t>
-      </w:r>
-      <w:proofErr w:type="spellEnd"/>
-      <w:r>
-        <w:rPr>
-          <w:rFonts w:eastAsia="MS Mincho"/>
-          <w:sz w:val="26"/>
-          <w:szCs w:val="26"/>
-          <w:lang w:val="vi-VN" w:eastAsia="ja-JP"/>
-        </w:rPr>
-        <w:t xml:space="preserve"> 1) chỉ tốn dưới 100 µs (chiếm 0.5% chu kỳ 20ms), cách ly hoàn toàn độ trễ của tác vụ mạng nặng (~12ms) sang </w:t>
-      </w:r>
-      <w:proofErr w:type="spellStart"/>
-      <w:r>
-        <w:rPr>
-          <w:rFonts w:eastAsia="MS Mincho"/>
-          <w:sz w:val="26"/>
-          <w:szCs w:val="26"/>
-          <w:lang w:val="vi-VN" w:eastAsia="ja-JP"/>
-        </w:rPr>
-        <w:t>Core</w:t>
-      </w:r>
-      <w:proofErr w:type="spellEnd"/>
-      <w:r>
-        <w:rPr>
-          <w:rFonts w:eastAsia="MS Mincho"/>
-          <w:sz w:val="26"/>
-          <w:szCs w:val="26"/>
-          <w:lang w:val="vi-VN" w:eastAsia="ja-JP"/>
-        </w:rPr>
-        <w:t xml:space="preserve"> 0, đồng thời đảm bảo giao tiếp liên tác vụ qua Hàng đợi luôn thông suốt và không xảy ra hiện tượng </w:t>
-      </w:r>
-      <w:proofErr w:type="spellStart"/>
-      <w:r>
-        <w:rPr>
-          <w:rFonts w:eastAsia="MS Mincho"/>
-          <w:sz w:val="26"/>
-          <w:szCs w:val="26"/>
-          <w:lang w:val="vi-VN" w:eastAsia="ja-JP"/>
-        </w:rPr>
-        <w:t>Deadlock</w:t>
-      </w:r>
-      <w:proofErr w:type="spellEnd"/>
-      <w:r>
-        <w:rPr>
-          <w:rFonts w:eastAsia="MS Mincho"/>
-          <w:sz w:val="26"/>
-          <w:szCs w:val="26"/>
-          <w:lang w:val="vi-VN" w:eastAsia="ja-JP"/>
-        </w:rPr>
-        <w:t>.</w:t>
+      <w:r>
+        <w:rPr>
+          <w:rFonts w:eastAsia="MS Mincho"/>
+          <w:sz w:val="26"/>
+          <w:szCs w:val="26"/>
+          <w:lang w:val="vi-VN" w:eastAsia="ja-JP"/>
+        </w:rPr>
+        <w:t>Software Tracing khẳng định hệ thống đáp ứng thời gian thực khi tác vụ cơ khí (Core 1) chỉ tốn dưới 100 µs (chiếm 0.5% chu kỳ 20ms), cách ly hoàn toàn độ trễ của tác vụ mạng nặng (~12ms) sang Core 0, đồng thời đảm bảo giao tiếp liên tác vụ qua Hàng đợi luôn thông suốt và không xảy ra hiện tượng Deadlock.</w:t>
       </w:r>
     </w:p>
     <w:p>
@@ -7483,19 +5836,8 @@
           <w:szCs w:val="26"/>
           <w:lang w:eastAsia="ja-JP"/>
         </w:rPr>
-        <w:t xml:space="preserve">ết quả </w:t>
-      </w:r>
-      <w:proofErr w:type="spellStart"/>
-      <w:r>
-        <w:rPr>
-          <w:rFonts w:eastAsia="MS Mincho"/>
-          <w:sz w:val="26"/>
-          <w:szCs w:val="26"/>
-          <w:lang w:eastAsia="ja-JP"/>
-        </w:rPr>
-        <w:t>th</w:t>
-      </w:r>
-      <w:proofErr w:type="spellEnd"/>
+        <w:t>ết quả th</w:t>
+      </w:r>
       <w:r>
         <w:rPr>
           <w:rFonts w:eastAsia="MS Mincho"/>
@@ -7540,7 +5882,6 @@
         </w:rPr>
         <w:t>So sánh điện áp Pin đo đ</w:t>
       </w:r>
-      <w:proofErr w:type="spellStart"/>
       <w:r>
         <w:rPr>
           <w:rFonts w:eastAsia="MS Mincho"/>
@@ -7550,7 +5891,6 @@
         </w:rPr>
         <w:t>ược</w:t>
       </w:r>
-      <w:proofErr w:type="spellEnd"/>
       <w:r>
         <w:rPr>
           <w:rFonts w:eastAsia="MS Mincho"/>
@@ -7834,27 +6174,7 @@
           <w:szCs w:val="26"/>
           <w:lang w:val="vi-VN" w:eastAsia="ja-JP"/>
         </w:rPr>
-        <w:t xml:space="preserve">Hệ thống đã thu thập và hiển thị thành công giá trị điện áp Pin lên giao diện giám sát </w:t>
-      </w:r>
-      <w:proofErr w:type="spellStart"/>
-      <w:r>
-        <w:rPr>
-          <w:rFonts w:eastAsia="MS Mincho"/>
-          <w:sz w:val="26"/>
-          <w:szCs w:val="26"/>
-          <w:lang w:val="vi-VN" w:eastAsia="ja-JP"/>
-        </w:rPr>
-        <w:t>Web</w:t>
-      </w:r>
-      <w:proofErr w:type="spellEnd"/>
-      <w:r>
-        <w:rPr>
-          <w:rFonts w:eastAsia="MS Mincho"/>
-          <w:sz w:val="26"/>
-          <w:szCs w:val="26"/>
-          <w:lang w:val="vi-VN" w:eastAsia="ja-JP"/>
-        </w:rPr>
-        <w:t xml:space="preserve"> theo thời gian thực. Khi đối chiếu với thiết bị đo tiêu chuẩn (VOM = 38.8V), dữ liệu trên giao diện (34.8V) xuất hiện sai số khoảng 4V. Nguyên nhân là do dung sai của các điện trở trong mạch cầu phân áp và đặc tính không tuyến tính của bộ ADC trên ESP32. </w:t>
+        <w:t xml:space="preserve">Hệ thống đã thu thập và hiển thị thành công giá trị điện áp Pin lên giao diện giám sát Web theo thời gian thực. Khi đối chiếu với thiết bị đo tiêu chuẩn (VOM = 38.8V), dữ liệu trên giao diện (34.8V) xuất hiện sai số khoảng 4V. Nguyên nhân là do dung sai của các điện trở trong mạch cầu phân áp và đặc tính không tuyến tính của bộ ADC trên ESP32. </w:t>
       </w:r>
     </w:p>
     <w:p>
@@ -7880,39 +6200,8 @@
           <w:szCs w:val="26"/>
           <w:lang w:val="vi-VN" w:eastAsia="ja-JP"/>
         </w:rPr>
-        <w:t xml:space="preserve">Tốc độ các </w:t>
-      </w:r>
-      <w:proofErr w:type="spellStart"/>
-      <w:r>
-        <w:rPr>
-          <w:rFonts w:eastAsia="MS Mincho"/>
-          <w:sz w:val="26"/>
-          <w:szCs w:val="26"/>
-          <w:lang w:val="vi-VN" w:eastAsia="ja-JP"/>
-        </w:rPr>
-        <w:t>motor</w:t>
-      </w:r>
-      <w:proofErr w:type="spellEnd"/>
-      <w:r>
-        <w:rPr>
-          <w:rFonts w:eastAsia="MS Mincho"/>
-          <w:sz w:val="26"/>
-          <w:szCs w:val="26"/>
-          <w:lang w:val="vi-VN" w:eastAsia="ja-JP"/>
-        </w:rPr>
-        <w:t xml:space="preserve"> được thể lên giao diện </w:t>
-      </w:r>
-      <w:proofErr w:type="spellStart"/>
-      <w:r>
-        <w:rPr>
-          <w:rFonts w:eastAsia="MS Mincho"/>
-          <w:sz w:val="26"/>
-          <w:szCs w:val="26"/>
-          <w:lang w:val="vi-VN" w:eastAsia="ja-JP"/>
-        </w:rPr>
-        <w:t>web</w:t>
-      </w:r>
-      <w:proofErr w:type="spellEnd"/>
+        <w:t>Tốc độ các motor được thể lên giao diện web</w:t>
+      </w:r>
       <w:r>
         <w:rPr>
           <w:rFonts w:eastAsia="MS Mincho"/>
@@ -8110,22 +6399,7 @@
           <w:szCs w:val="26"/>
         </w:rPr>
         <w:tab/>
-      </w:r>
-      <w:proofErr w:type="spellStart"/>
-      <w:r>
-        <w:rPr>
-          <w:sz w:val="26"/>
-          <w:szCs w:val="26"/>
-        </w:rPr>
-        <w:t>Poster</w:t>
-      </w:r>
-      <w:proofErr w:type="spellEnd"/>
-      <w:r>
-        <w:rPr>
-          <w:sz w:val="26"/>
-          <w:szCs w:val="26"/>
-        </w:rPr>
-        <w:t xml:space="preserve"> tóm tắt</w:t>
+        <w:t>Poster tóm tắt</w:t>
       </w:r>
       <w:r>
         <w:rPr>
@@ -8377,19 +6651,8 @@
           <w:szCs w:val="26"/>
           <w:lang w:eastAsia="ja-JP"/>
         </w:rPr>
-        <w:t xml:space="preserve">Mô hình </w:t>
-      </w:r>
-      <w:proofErr w:type="spellStart"/>
-      <w:r>
-        <w:rPr>
-          <w:rFonts w:eastAsia="MS Mincho"/>
-          <w:sz w:val="26"/>
-          <w:szCs w:val="26"/>
-          <w:lang w:eastAsia="ja-JP"/>
-        </w:rPr>
-        <w:t>th</w:t>
-      </w:r>
-      <w:proofErr w:type="spellEnd"/>
+        <w:t>Mô hình th</w:t>
+      </w:r>
       <w:r>
         <w:rPr>
           <w:rFonts w:eastAsia="MS Mincho"/>
@@ -8453,7 +6716,6 @@
         </w:rPr>
         <w:t>nghiên c</w:t>
       </w:r>
-      <w:proofErr w:type="spellStart"/>
       <w:r>
         <w:rPr>
           <w:rFonts w:eastAsia="MS Mincho"/>
@@ -8461,7 +6723,6 @@
         </w:rPr>
         <w:t>ứu</w:t>
       </w:r>
-      <w:proofErr w:type="spellEnd"/>
       <w:r>
         <w:rPr>
           <w:rFonts w:eastAsia="MS Mincho"/>
@@ -8491,23 +6752,7 @@
           <w:rFonts w:eastAsia="MS Mincho"/>
           <w:lang w:val="vi-VN" w:eastAsia="ja-JP"/>
         </w:rPr>
-        <w:t xml:space="preserve">Đề tài không bao gồm việc gia công mạch PCB các mạch PWM_DC tích hợp mạch đệm chức năng và mạch đo tốc độ bánh xe. Các </w:t>
-      </w:r>
-      <w:proofErr w:type="spellStart"/>
-      <w:r>
-        <w:rPr>
-          <w:rFonts w:eastAsia="MS Mincho"/>
-          <w:lang w:val="vi-VN" w:eastAsia="ja-JP"/>
-        </w:rPr>
-        <w:t>module</w:t>
-      </w:r>
-      <w:proofErr w:type="spellEnd"/>
-      <w:r>
-        <w:rPr>
-          <w:rFonts w:eastAsia="MS Mincho"/>
-          <w:lang w:val="vi-VN" w:eastAsia="ja-JP"/>
-        </w:rPr>
-        <w:t xml:space="preserve"> phần cứng này được thừa hưởng trực tiếp từ kết quả thực hiện của thành viên khác.</w:t>
+        <w:t>Đề tài không bao gồm việc gia công mạch PCB các mạch PWM_DC tích hợp mạch đệm chức năng và mạch đo tốc độ bánh xe. Các module phần cứng này được thừa hưởng trực tiếp từ kết quả thực hiện của thành viên khác.</w:t>
       </w:r>
     </w:p>
     <w:p>
@@ -8574,7 +6819,6 @@
                 <w:lang w:val="en-US"/>
               </w:rPr>
             </w:pPr>
-            <w:proofErr w:type="spellStart"/>
             <w:r>
               <w:rPr>
                 <w:b/>
@@ -8584,7 +6828,6 @@
               </w:rPr>
               <w:t>Stt</w:t>
             </w:r>
-            <w:proofErr w:type="spellEnd"/>
           </w:p>
         </w:tc>
         <w:tc>
@@ -8606,7 +6849,6 @@
                 <w:lang w:val="en-US"/>
               </w:rPr>
             </w:pPr>
-            <w:proofErr w:type="spellStart"/>
             <w:r>
               <w:rPr>
                 <w:b/>
@@ -8614,49 +6856,8 @@
                 <w:szCs w:val="22"/>
                 <w:lang w:val="en-US"/>
               </w:rPr>
-              <w:t>Tên</w:t>
+              <w:t>Tên thành viên</w:t>
             </w:r>
-            <w:proofErr w:type="spellEnd"/>
-            <w:r>
-              <w:rPr>
-                <w:b/>
-                <w:sz w:val="22"/>
-                <w:szCs w:val="22"/>
-                <w:lang w:val="en-US"/>
-              </w:rPr>
-              <w:t xml:space="preserve"> </w:t>
-            </w:r>
-            <w:proofErr w:type="spellStart"/>
-            <w:r>
-              <w:rPr>
-                <w:b/>
-                <w:sz w:val="22"/>
-                <w:szCs w:val="22"/>
-                <w:lang w:val="en-US"/>
-              </w:rPr>
-              <w:t>thành</w:t>
-            </w:r>
-            <w:proofErr w:type="spellEnd"/>
-            <w:r>
-              <w:rPr>
-                <w:b/>
-                <w:sz w:val="22"/>
-                <w:szCs w:val="22"/>
-                <w:lang w:val="en-US"/>
-              </w:rPr>
-              <w:t xml:space="preserve"> </w:t>
-            </w:r>
-            <w:proofErr w:type="spellStart"/>
-            <w:r>
-              <w:rPr>
-                <w:b/>
-                <w:sz w:val="22"/>
-                <w:szCs w:val="22"/>
-                <w:lang w:val="en-US"/>
-              </w:rPr>
-              <w:t>viên</w:t>
-            </w:r>
-            <w:proofErr w:type="spellEnd"/>
           </w:p>
         </w:tc>
         <w:tc>
@@ -8678,7 +6879,6 @@
                 <w:lang w:val="en-US"/>
               </w:rPr>
             </w:pPr>
-            <w:proofErr w:type="spellStart"/>
             <w:r>
               <w:rPr>
                 <w:b/>
@@ -8686,49 +6886,8 @@
                 <w:szCs w:val="22"/>
                 <w:lang w:val="en-US"/>
               </w:rPr>
-              <w:t>Nội</w:t>
+              <w:t>Nội dung phụ trách</w:t>
             </w:r>
-            <w:proofErr w:type="spellEnd"/>
-            <w:r>
-              <w:rPr>
-                <w:b/>
-                <w:sz w:val="22"/>
-                <w:szCs w:val="22"/>
-                <w:lang w:val="en-US"/>
-              </w:rPr>
-              <w:t xml:space="preserve"> dung </w:t>
-            </w:r>
-            <w:proofErr w:type="spellStart"/>
-            <w:r>
-              <w:rPr>
-                <w:b/>
-                <w:sz w:val="22"/>
-                <w:szCs w:val="22"/>
-                <w:lang w:val="en-US"/>
-              </w:rPr>
-              <w:t>phụ</w:t>
-            </w:r>
-            <w:proofErr w:type="spellEnd"/>
-            <w:r>
-              <w:rPr>
-                <w:b/>
-                <w:sz w:val="22"/>
-                <w:szCs w:val="22"/>
-                <w:lang w:val="en-US"/>
-              </w:rPr>
-              <w:t xml:space="preserve"> </w:t>
-            </w:r>
-            <w:proofErr w:type="spellStart"/>
-            <w:r>
-              <w:rPr>
-                <w:b/>
-                <w:sz w:val="22"/>
-                <w:szCs w:val="22"/>
-                <w:lang w:val="en-US"/>
-              </w:rPr>
-              <w:t>trách</w:t>
-            </w:r>
-            <w:proofErr w:type="spellEnd"/>
           </w:p>
         </w:tc>
       </w:tr>
@@ -8866,7 +7025,6 @@
                 <w:lang w:val="en-US" w:eastAsia="ja-JP"/>
               </w:rPr>
             </w:pPr>
-            <w:proofErr w:type="spellStart"/>
             <w:r>
               <w:rPr>
                 <w:rFonts w:eastAsia="MS Mincho" w:hint="eastAsia"/>
@@ -8874,9 +7032,17 @@
                 <w:szCs w:val="22"/>
                 <w:lang w:val="en-US" w:eastAsia="ja-JP"/>
               </w:rPr>
-              <w:t>Toàn</w:t>
+              <w:t>Toàn b</w:t>
             </w:r>
-            <w:proofErr w:type="spellEnd"/>
+            <w:r>
+              <w:rPr>
+                <w:rFonts w:eastAsia="MS Mincho"/>
+                <w:sz w:val="22"/>
+                <w:szCs w:val="22"/>
+                <w:lang w:val="en-US" w:eastAsia="ja-JP"/>
+              </w:rPr>
+              <w:t>ộ</w:t>
+            </w:r>
             <w:r>
               <w:rPr>
                 <w:rFonts w:eastAsia="MS Mincho" w:hint="eastAsia"/>
@@ -8884,9 +7050,17 @@
                 <w:szCs w:val="22"/>
                 <w:lang w:val="en-US" w:eastAsia="ja-JP"/>
               </w:rPr>
-              <w:t xml:space="preserve"> </w:t>
+              <w:t xml:space="preserve"> Đ</w:t>
             </w:r>
-            <w:proofErr w:type="spellStart"/>
+            <w:r>
+              <w:rPr>
+                <w:rFonts w:eastAsia="MS Mincho"/>
+                <w:sz w:val="22"/>
+                <w:szCs w:val="22"/>
+                <w:lang w:val="en-US" w:eastAsia="ja-JP"/>
+              </w:rPr>
+              <w:t>ồ</w:t>
+            </w:r>
             <w:r>
               <w:rPr>
                 <w:rFonts w:eastAsia="MS Mincho" w:hint="eastAsia"/>
@@ -8894,7 +7068,7 @@
                 <w:szCs w:val="22"/>
                 <w:lang w:val="en-US" w:eastAsia="ja-JP"/>
               </w:rPr>
-              <w:t>b</w:t>
+              <w:t xml:space="preserve"> án t</w:t>
             </w:r>
             <w:r>
               <w:rPr>
@@ -8903,9 +7077,8 @@
                 <w:szCs w:val="22"/>
                 <w:lang w:val="en-US" w:eastAsia="ja-JP"/>
               </w:rPr>
-              <w:t>ộ</w:t>
+              <w:t>ố</w:t>
             </w:r>
-            <w:proofErr w:type="spellEnd"/>
             <w:r>
               <w:rPr>
                 <w:rFonts w:eastAsia="MS Mincho" w:hint="eastAsia"/>
@@ -8913,9 +7086,17 @@
                 <w:szCs w:val="22"/>
                 <w:lang w:val="en-US" w:eastAsia="ja-JP"/>
               </w:rPr>
-              <w:t xml:space="preserve"> </w:t>
+              <w:t>t nghi</w:t>
             </w:r>
-            <w:proofErr w:type="spellStart"/>
+            <w:r>
+              <w:rPr>
+                <w:rFonts w:eastAsia="MS Mincho"/>
+                <w:sz w:val="22"/>
+                <w:szCs w:val="22"/>
+                <w:lang w:val="en-US" w:eastAsia="ja-JP"/>
+              </w:rPr>
+              <w:t>ệ</w:t>
+            </w:r>
             <w:r>
               <w:rPr>
                 <w:rFonts w:eastAsia="MS Mincho" w:hint="eastAsia"/>
@@ -8923,114 +7104,8 @@
                 <w:szCs w:val="22"/>
                 <w:lang w:val="en-US" w:eastAsia="ja-JP"/>
               </w:rPr>
-              <w:t>Đ</w:t>
-            </w:r>
-            <w:r>
-              <w:rPr>
-                <w:rFonts w:eastAsia="MS Mincho"/>
-                <w:sz w:val="22"/>
-                <w:szCs w:val="22"/>
-                <w:lang w:val="en-US" w:eastAsia="ja-JP"/>
-              </w:rPr>
-              <w:t>ồ</w:t>
-            </w:r>
-            <w:proofErr w:type="spellEnd"/>
-            <w:r>
-              <w:rPr>
-                <w:rFonts w:eastAsia="MS Mincho" w:hint="eastAsia"/>
-                <w:sz w:val="22"/>
-                <w:szCs w:val="22"/>
-                <w:lang w:val="en-US" w:eastAsia="ja-JP"/>
-              </w:rPr>
-              <w:t xml:space="preserve"> </w:t>
-            </w:r>
-            <w:proofErr w:type="spellStart"/>
-            <w:r>
-              <w:rPr>
-                <w:rFonts w:eastAsia="MS Mincho" w:hint="eastAsia"/>
-                <w:sz w:val="22"/>
-                <w:szCs w:val="22"/>
-                <w:lang w:val="en-US" w:eastAsia="ja-JP"/>
-              </w:rPr>
-              <w:t>án</w:t>
-            </w:r>
-            <w:proofErr w:type="spellEnd"/>
-            <w:r>
-              <w:rPr>
-                <w:rFonts w:eastAsia="MS Mincho" w:hint="eastAsia"/>
-                <w:sz w:val="22"/>
-                <w:szCs w:val="22"/>
-                <w:lang w:val="en-US" w:eastAsia="ja-JP"/>
-              </w:rPr>
-              <w:t xml:space="preserve"> </w:t>
-            </w:r>
-            <w:proofErr w:type="spellStart"/>
-            <w:r>
-              <w:rPr>
-                <w:rFonts w:eastAsia="MS Mincho" w:hint="eastAsia"/>
-                <w:sz w:val="22"/>
-                <w:szCs w:val="22"/>
-                <w:lang w:val="en-US" w:eastAsia="ja-JP"/>
-              </w:rPr>
-              <w:t>t</w:t>
-            </w:r>
-            <w:r>
-              <w:rPr>
-                <w:rFonts w:eastAsia="MS Mincho"/>
-                <w:sz w:val="22"/>
-                <w:szCs w:val="22"/>
-                <w:lang w:val="en-US" w:eastAsia="ja-JP"/>
-              </w:rPr>
-              <w:t>ố</w:t>
-            </w:r>
-            <w:r>
-              <w:rPr>
-                <w:rFonts w:eastAsia="MS Mincho" w:hint="eastAsia"/>
-                <w:sz w:val="22"/>
-                <w:szCs w:val="22"/>
-                <w:lang w:val="en-US" w:eastAsia="ja-JP"/>
-              </w:rPr>
-              <w:t>t</w:t>
-            </w:r>
-            <w:proofErr w:type="spellEnd"/>
-            <w:r>
-              <w:rPr>
-                <w:rFonts w:eastAsia="MS Mincho" w:hint="eastAsia"/>
-                <w:sz w:val="22"/>
-                <w:szCs w:val="22"/>
-                <w:lang w:val="en-US" w:eastAsia="ja-JP"/>
-              </w:rPr>
-              <w:t xml:space="preserve"> </w:t>
-            </w:r>
-            <w:proofErr w:type="spellStart"/>
-            <w:r>
-              <w:rPr>
-                <w:rFonts w:eastAsia="MS Mincho" w:hint="eastAsia"/>
-                <w:sz w:val="22"/>
-                <w:szCs w:val="22"/>
-                <w:lang w:val="en-US" w:eastAsia="ja-JP"/>
-              </w:rPr>
-              <w:t>nghi</w:t>
-            </w:r>
-            <w:r>
-              <w:rPr>
-                <w:rFonts w:eastAsia="MS Mincho"/>
-                <w:sz w:val="22"/>
-                <w:szCs w:val="22"/>
-                <w:lang w:val="en-US" w:eastAsia="ja-JP"/>
-              </w:rPr>
-              <w:t>ệ</w:t>
-            </w:r>
-            <w:r>
-              <w:rPr>
-                <w:rFonts w:eastAsia="MS Mincho" w:hint="eastAsia"/>
-                <w:sz w:val="22"/>
-                <w:szCs w:val="22"/>
-                <w:lang w:val="en-US" w:eastAsia="ja-JP"/>
-              </w:rPr>
               <w:t>p</w:t>
             </w:r>
-            <w:proofErr w:type="spellEnd"/>
           </w:p>
         </w:tc>
       </w:tr>
@@ -9233,13 +7308,8 @@
         </w:rPr>
         <w:t xml:space="preserve">         </w:t>
       </w:r>
-      <w:proofErr w:type="spellStart"/>
-      <w:r>
-        <w:t>Tp.HCM</w:t>
-      </w:r>
-      <w:proofErr w:type="spellEnd"/>
-      <w:r>
-        <w:t xml:space="preserve">, </w:t>
+      <w:r>
+        <w:t xml:space="preserve">Tp.HCM, </w:t>
       </w:r>
       <w:r>
         <w:t>ngày</w:t>

--- a/Khanh(24_5)_Bao cao tom tat LVTN_VN .docx
+++ b/Khanh(24_5)_Bao cao tom tat LVTN_VN .docx
@@ -119,7 +119,49 @@
         <w:rPr>
           <w:lang w:val="en-US"/>
         </w:rPr>
-        <w:t>Độc Lập – Tự Do – Hạnh Phúc</w:t>
+        <w:t xml:space="preserve">Độc </w:t>
+      </w:r>
+      <w:proofErr w:type="spellStart"/>
+      <w:r>
+        <w:rPr>
+          <w:lang w:val="en-US"/>
+        </w:rPr>
+        <w:t>Lập</w:t>
+      </w:r>
+      <w:proofErr w:type="spellEnd"/>
+      <w:r>
+        <w:rPr>
+          <w:lang w:val="en-US"/>
+        </w:rPr>
+        <w:t xml:space="preserve"> – </w:t>
+      </w:r>
+      <w:proofErr w:type="spellStart"/>
+      <w:r>
+        <w:rPr>
+          <w:lang w:val="en-US"/>
+        </w:rPr>
+        <w:t>Tự</w:t>
+      </w:r>
+      <w:proofErr w:type="spellEnd"/>
+      <w:r>
+        <w:rPr>
+          <w:lang w:val="en-US"/>
+        </w:rPr>
+        <w:t xml:space="preserve"> Do – </w:t>
+      </w:r>
+      <w:proofErr w:type="spellStart"/>
+      <w:r>
+        <w:rPr>
+          <w:lang w:val="en-US"/>
+        </w:rPr>
+        <w:t>Hạnh</w:t>
+      </w:r>
+      <w:proofErr w:type="spellEnd"/>
+      <w:r>
+        <w:rPr>
+          <w:lang w:val="en-US"/>
+        </w:rPr>
+        <w:t xml:space="preserve"> Phúc</w:t>
       </w:r>
     </w:p>
     <w:p>
@@ -288,7 +330,23 @@
           <w:rFonts w:eastAsia="MS Mincho"/>
           <w:lang w:val="vi-VN" w:eastAsia="ja-JP"/>
         </w:rPr>
-        <w:t>ương trình điều khiển và giám sát vận hành từ xa cho Robot địa hình 6x6.</w:t>
+        <w:t xml:space="preserve">ương trình điều khiển và giám sát vận hành từ xa cho </w:t>
+      </w:r>
+      <w:proofErr w:type="spellStart"/>
+      <w:r>
+        <w:rPr>
+          <w:rFonts w:eastAsia="MS Mincho"/>
+          <w:lang w:val="vi-VN" w:eastAsia="ja-JP"/>
+        </w:rPr>
+        <w:t>Robot</w:t>
+      </w:r>
+      <w:proofErr w:type="spellEnd"/>
+      <w:r>
+        <w:rPr>
+          <w:rFonts w:eastAsia="MS Mincho"/>
+          <w:lang w:val="vi-VN" w:eastAsia="ja-JP"/>
+        </w:rPr>
+        <w:t xml:space="preserve"> địa hình 6x6.</w:t>
       </w:r>
     </w:p>
     <w:p>
@@ -730,7 +788,23 @@
           <w:rFonts w:eastAsia="MS Mincho"/>
           <w:lang w:val="vi-VN" w:eastAsia="ja-JP"/>
         </w:rPr>
-        <w:t>cho Robot địa hình 6x6</w:t>
+        <w:t xml:space="preserve">cho </w:t>
+      </w:r>
+      <w:proofErr w:type="spellStart"/>
+      <w:r>
+        <w:rPr>
+          <w:rFonts w:eastAsia="MS Mincho"/>
+          <w:lang w:val="vi-VN" w:eastAsia="ja-JP"/>
+        </w:rPr>
+        <w:t>Robot</w:t>
+      </w:r>
+      <w:proofErr w:type="spellEnd"/>
+      <w:r>
+        <w:rPr>
+          <w:rFonts w:eastAsia="MS Mincho"/>
+          <w:lang w:val="vi-VN" w:eastAsia="ja-JP"/>
+        </w:rPr>
+        <w:t xml:space="preserve"> địa hình 6x6</w:t>
       </w:r>
       <w:r>
         <w:rPr>
@@ -816,10 +890,26 @@
         <w:t xml:space="preserve">Hình 1: </w:t>
       </w:r>
       <w:r>
-        <w:t>Mô hình robot địa hình 6x6 và các phương thức điều khiển</w:t>
-      </w:r>
-      <w:r>
-        <w:t xml:space="preserve"> Tay cầm RC, Web, Tay cầm ESP-NOW</w:t>
+        <w:t xml:space="preserve">Mô hình </w:t>
+      </w:r>
+      <w:proofErr w:type="spellStart"/>
+      <w:r>
+        <w:t>robot</w:t>
+      </w:r>
+      <w:proofErr w:type="spellEnd"/>
+      <w:r>
+        <w:t xml:space="preserve"> địa hình 6x6 và các phương thức điều khiển</w:t>
+      </w:r>
+      <w:r>
+        <w:t xml:space="preserve"> Tay cầm RC, </w:t>
+      </w:r>
+      <w:proofErr w:type="spellStart"/>
+      <w:r>
+        <w:t>Web</w:t>
+      </w:r>
+      <w:proofErr w:type="spellEnd"/>
+      <w:r>
+        <w:t>, Tay cầm ESP-NOW</w:t>
       </w:r>
     </w:p>
     <w:p>
@@ -1042,14 +1132,110 @@
           <w:rFonts w:eastAsia="MS Mincho"/>
           <w:lang w:val="vi-VN" w:eastAsia="ja-JP"/>
         </w:rPr>
-        <w:t xml:space="preserve">ừ xa được triển khai trong khối Master Controller. Chương trình </w:t>
-      </w:r>
-      <w:r>
-        <w:rPr>
-          <w:rFonts w:eastAsia="MS Mincho"/>
-          <w:lang w:eastAsia="ja-JP"/>
-        </w:rPr>
-        <w:t>tiếp nhận lệnh lái từ người dùng qua tay cầm RC, Web hoặc ESP-NOW để xử lý phân quyền và máy trạng thái. Từ kết quả đó, ESP32 xuất tín hiệu điều khiển (PWM, phanh, đảo chiều) tới các Motor Driver để vận hành 6 động cơ, đồng thời liên tục đọc tín hiệu hồi tiếp từ cảm biến Hall để giám sát vận tốc, đọc tín hiệu điện áp nguồn Pin để quản lý nguồn Pin và đảm bảo an toàn cho toàn hệ thống.</w:t>
+        <w:t xml:space="preserve">ừ xa được triển khai trong khối </w:t>
+      </w:r>
+      <w:proofErr w:type="spellStart"/>
+      <w:r>
+        <w:rPr>
+          <w:rFonts w:eastAsia="MS Mincho"/>
+          <w:lang w:val="vi-VN" w:eastAsia="ja-JP"/>
+        </w:rPr>
+        <w:t>Master</w:t>
+      </w:r>
+      <w:proofErr w:type="spellEnd"/>
+      <w:r>
+        <w:rPr>
+          <w:rFonts w:eastAsia="MS Mincho"/>
+          <w:lang w:val="vi-VN" w:eastAsia="ja-JP"/>
+        </w:rPr>
+        <w:t xml:space="preserve"> </w:t>
+      </w:r>
+      <w:proofErr w:type="spellStart"/>
+      <w:r>
+        <w:rPr>
+          <w:rFonts w:eastAsia="MS Mincho"/>
+          <w:lang w:val="vi-VN" w:eastAsia="ja-JP"/>
+        </w:rPr>
+        <w:t>Controller</w:t>
+      </w:r>
+      <w:proofErr w:type="spellEnd"/>
+      <w:r>
+        <w:rPr>
+          <w:rFonts w:eastAsia="MS Mincho"/>
+          <w:lang w:val="vi-VN" w:eastAsia="ja-JP"/>
+        </w:rPr>
+        <w:t xml:space="preserve">. Chương trình </w:t>
+      </w:r>
+      <w:r>
+        <w:rPr>
+          <w:rFonts w:eastAsia="MS Mincho"/>
+          <w:lang w:eastAsia="ja-JP"/>
+        </w:rPr>
+        <w:t xml:space="preserve">tiếp nhận lệnh lái từ người dùng qua tay cầm RC, </w:t>
+      </w:r>
+      <w:proofErr w:type="spellStart"/>
+      <w:r>
+        <w:rPr>
+          <w:rFonts w:eastAsia="MS Mincho"/>
+          <w:lang w:eastAsia="ja-JP"/>
+        </w:rPr>
+        <w:t>Web</w:t>
+      </w:r>
+      <w:proofErr w:type="spellEnd"/>
+      <w:r>
+        <w:rPr>
+          <w:rFonts w:eastAsia="MS Mincho"/>
+          <w:lang w:eastAsia="ja-JP"/>
+        </w:rPr>
+        <w:t xml:space="preserve"> hoặc ESP-NOW để xử lý phân quyền và máy trạng thái. Từ kết quả đó, ESP32 xuất tín hiệu điều khiển (PWM, phanh, đảo chiều) tới các </w:t>
+      </w:r>
+      <w:proofErr w:type="spellStart"/>
+      <w:r>
+        <w:rPr>
+          <w:rFonts w:eastAsia="MS Mincho"/>
+          <w:lang w:eastAsia="ja-JP"/>
+        </w:rPr>
+        <w:t>Motor</w:t>
+      </w:r>
+      <w:proofErr w:type="spellEnd"/>
+      <w:r>
+        <w:rPr>
+          <w:rFonts w:eastAsia="MS Mincho"/>
+          <w:lang w:eastAsia="ja-JP"/>
+        </w:rPr>
+        <w:t xml:space="preserve"> </w:t>
+      </w:r>
+      <w:proofErr w:type="spellStart"/>
+      <w:r>
+        <w:rPr>
+          <w:rFonts w:eastAsia="MS Mincho"/>
+          <w:lang w:eastAsia="ja-JP"/>
+        </w:rPr>
+        <w:t>Driver</w:t>
+      </w:r>
+      <w:proofErr w:type="spellEnd"/>
+      <w:r>
+        <w:rPr>
+          <w:rFonts w:eastAsia="MS Mincho"/>
+          <w:lang w:eastAsia="ja-JP"/>
+        </w:rPr>
+        <w:t xml:space="preserve"> để vận hành 6 động cơ, đồng thời liên tục đọc tín hiệu hồi tiếp từ cảm biến </w:t>
+      </w:r>
+      <w:proofErr w:type="spellStart"/>
+      <w:r>
+        <w:rPr>
+          <w:rFonts w:eastAsia="MS Mincho"/>
+          <w:lang w:eastAsia="ja-JP"/>
+        </w:rPr>
+        <w:t>Hall</w:t>
+      </w:r>
+      <w:proofErr w:type="spellEnd"/>
+      <w:r>
+        <w:rPr>
+          <w:rFonts w:eastAsia="MS Mincho"/>
+          <w:lang w:eastAsia="ja-JP"/>
+        </w:rPr>
+        <w:t xml:space="preserve"> để giám sát vận tốc, đọc tín hiệu điện áp nguồn Pin để quản lý nguồn Pin và đảm bảo an toàn cho toàn hệ thống.</w:t>
       </w:r>
     </w:p>
     <w:p>
@@ -1135,12 +1321,21 @@
         </w:rPr>
         <w:t>Đ</w:t>
       </w:r>
-      <w:r>
-        <w:rPr>
-          <w:rFonts w:eastAsia="MS Mincho"/>
-          <w:lang w:val="vi-VN" w:eastAsia="ja-JP"/>
-        </w:rPr>
-        <w:t xml:space="preserve">iều khiển tốc độ và hướng, có thể lựa chọn điều khiển qua 1 trong 3 </w:t>
+      <w:proofErr w:type="spellStart"/>
+      <w:r>
+        <w:rPr>
+          <w:rFonts w:eastAsia="MS Mincho"/>
+          <w:lang w:val="vi-VN" w:eastAsia="ja-JP"/>
+        </w:rPr>
+        <w:t>iều</w:t>
+      </w:r>
+      <w:proofErr w:type="spellEnd"/>
+      <w:r>
+        <w:rPr>
+          <w:rFonts w:eastAsia="MS Mincho"/>
+          <w:lang w:val="vi-VN" w:eastAsia="ja-JP"/>
+        </w:rPr>
+        <w:t xml:space="preserve"> khiển tốc độ và hướng, có thể lựa chọn điều khiển qua 1 trong 3 </w:t>
       </w:r>
       <w:r>
         <w:rPr>
@@ -1175,7 +1370,23 @@
           <w:rFonts w:eastAsia="MS Mincho"/>
           <w:lang w:val="vi-VN" w:eastAsia="ja-JP"/>
         </w:rPr>
-        <w:t>Tay cầm RC, Giao diện điều khiển WebServer, Tay cầm ESP-NOW.</w:t>
+        <w:t xml:space="preserve">Tay cầm RC, Giao diện điều khiển </w:t>
+      </w:r>
+      <w:proofErr w:type="spellStart"/>
+      <w:r>
+        <w:rPr>
+          <w:rFonts w:eastAsia="MS Mincho"/>
+          <w:lang w:val="vi-VN" w:eastAsia="ja-JP"/>
+        </w:rPr>
+        <w:t>WebServer</w:t>
+      </w:r>
+      <w:proofErr w:type="spellEnd"/>
+      <w:r>
+        <w:rPr>
+          <w:rFonts w:eastAsia="MS Mincho"/>
+          <w:lang w:val="vi-VN" w:eastAsia="ja-JP"/>
+        </w:rPr>
+        <w:t>, Tay cầm ESP-NOW.</w:t>
       </w:r>
     </w:p>
     <w:p>
@@ -1257,7 +1468,23 @@
           <w:rFonts w:eastAsia="MS Mincho"/>
           <w:lang w:val="vi-VN" w:eastAsia="ja-JP"/>
         </w:rPr>
-        <w:t xml:space="preserve"> từ xa thông qua WebServer và Tay cầm (ESP-NOW).</w:t>
+        <w:t xml:space="preserve"> từ xa thông qua </w:t>
+      </w:r>
+      <w:proofErr w:type="spellStart"/>
+      <w:r>
+        <w:rPr>
+          <w:rFonts w:eastAsia="MS Mincho"/>
+          <w:lang w:val="vi-VN" w:eastAsia="ja-JP"/>
+        </w:rPr>
+        <w:t>WebServer</w:t>
+      </w:r>
+      <w:proofErr w:type="spellEnd"/>
+      <w:r>
+        <w:rPr>
+          <w:rFonts w:eastAsia="MS Mincho"/>
+          <w:lang w:val="vi-VN" w:eastAsia="ja-JP"/>
+        </w:rPr>
+        <w:t xml:space="preserve"> và Tay cầm (ESP-NOW).</w:t>
       </w:r>
     </w:p>
     <w:p>
@@ -1387,6 +1614,15 @@
           <w:szCs w:val="26"/>
           <w:lang w:eastAsia="ja-JP"/>
         </w:rPr>
+        <w:t>:</w:t>
+      </w:r>
+      <w:r>
+        <w:rPr>
+          <w:rFonts w:eastAsia="MS Mincho" w:hint="eastAsia"/>
+          <w:sz w:val="26"/>
+          <w:szCs w:val="26"/>
+          <w:lang w:eastAsia="ja-JP"/>
+        </w:rPr>
         <w:t xml:space="preserve"> </w:t>
       </w:r>
     </w:p>
@@ -1413,9 +1649,9 @@
           <w:lang w:eastAsia="ja-JP"/>
         </w:rPr>
         <w:drawing>
-          <wp:inline distT="0" distB="0" distL="0" distR="0" wp14:anchorId="119CC743" wp14:editId="60F66FF1">
-            <wp:extent cx="5295900" cy="2979202"/>
-            <wp:effectExtent l="0" t="0" r="0" b="0"/>
+          <wp:inline distT="0" distB="0" distL="0" distR="0" wp14:anchorId="119CC743" wp14:editId="291FCF5A">
+            <wp:extent cx="5311408" cy="2987667"/>
+            <wp:effectExtent l="0" t="0" r="3810" b="3810"/>
             <wp:docPr id="1728158101" name="Picture 1"/>
             <wp:cNvGraphicFramePr>
               <a:graphicFrameLocks xmlns:a="http://schemas.openxmlformats.org/drawingml/2006/main" noChangeAspect="1"/>
@@ -1424,7 +1660,7 @@
               <a:graphicData uri="http://schemas.openxmlformats.org/drawingml/2006/picture">
                 <pic:pic xmlns:pic="http://schemas.openxmlformats.org/drawingml/2006/picture">
                   <pic:nvPicPr>
-                    <pic:cNvPr id="1728158101" name="Picture 1728158101"/>
+                    <pic:cNvPr id="1728158101" name="Picture 1"/>
                     <pic:cNvPicPr/>
                   </pic:nvPicPr>
                   <pic:blipFill>
@@ -1442,7 +1678,7 @@
                   <pic:spPr>
                     <a:xfrm>
                       <a:off x="0" y="0"/>
-                      <a:ext cx="5311408" cy="2987926"/>
+                      <a:ext cx="5311408" cy="2987667"/>
                     </a:xfrm>
                     <a:prstGeom prst="rect">
                       <a:avLst/>
@@ -1577,7 +1813,27 @@
           <w:szCs w:val="26"/>
           <w:lang w:eastAsia="ja-JP"/>
         </w:rPr>
-        <w:t>Cấu hình ngắt ngoài tại các chân Pin 36, Pin 39 để đo độ rộng xung tín hiệu (1000-2000µs) từ RC Receiver thông qua mạch cầu phân áp</w:t>
+        <w:t xml:space="preserve">Cấu hình ngắt ngoài tại các chân Pin 36, Pin 39 để đo độ rộng xung tín hiệu (1000-2000µs) từ RC </w:t>
+      </w:r>
+      <w:proofErr w:type="spellStart"/>
+      <w:r>
+        <w:rPr>
+          <w:rFonts w:eastAsia="MS Mincho"/>
+          <w:sz w:val="26"/>
+          <w:szCs w:val="26"/>
+          <w:lang w:eastAsia="ja-JP"/>
+        </w:rPr>
+        <w:t>Receiver</w:t>
+      </w:r>
+      <w:proofErr w:type="spellEnd"/>
+      <w:r>
+        <w:rPr>
+          <w:rFonts w:eastAsia="MS Mincho"/>
+          <w:sz w:val="26"/>
+          <w:szCs w:val="26"/>
+          <w:lang w:eastAsia="ja-JP"/>
+        </w:rPr>
+        <w:t xml:space="preserve"> thông qua mạch cầu phân áp</w:t>
       </w:r>
       <w:r>
         <w:rPr>
@@ -1781,7 +2037,27 @@
           <w:szCs w:val="26"/>
           <w:lang w:eastAsia="ja-JP"/>
         </w:rPr>
-        <w:t>) cho cụm bánh trái và Pin 25 (</w:t>
+        <w:t>) cho c</w:t>
+      </w:r>
+      <w:proofErr w:type="spellStart"/>
+      <w:r>
+        <w:rPr>
+          <w:rFonts w:eastAsia="MS Mincho"/>
+          <w:sz w:val="26"/>
+          <w:szCs w:val="26"/>
+          <w:lang w:eastAsia="ja-JP"/>
+        </w:rPr>
+        <w:t>ụm</w:t>
+      </w:r>
+      <w:proofErr w:type="spellEnd"/>
+      <w:r>
+        <w:rPr>
+          <w:rFonts w:eastAsia="MS Mincho"/>
+          <w:sz w:val="26"/>
+          <w:szCs w:val="26"/>
+          <w:lang w:eastAsia="ja-JP"/>
+        </w:rPr>
+        <w:t xml:space="preserve"> bánh trái và Pin 25 (</w:t>
       </w:r>
       <m:oMath>
         <m:sSub>
@@ -1919,7 +2195,47 @@
           <w:szCs w:val="26"/>
           <w:lang w:eastAsia="ja-JP"/>
         </w:rPr>
-        <w:t>) cho cụm bánh phải để đếm xung vuông từ mạch gia công tín hiệu cảm biến Hall của 6 bánh xe</w:t>
+        <w:t>) cho c</w:t>
+      </w:r>
+      <w:proofErr w:type="spellStart"/>
+      <w:r>
+        <w:rPr>
+          <w:rFonts w:eastAsia="MS Mincho"/>
+          <w:sz w:val="26"/>
+          <w:szCs w:val="26"/>
+          <w:lang w:eastAsia="ja-JP"/>
+        </w:rPr>
+        <w:t>ụm</w:t>
+      </w:r>
+      <w:proofErr w:type="spellEnd"/>
+      <w:r>
+        <w:rPr>
+          <w:rFonts w:eastAsia="MS Mincho"/>
+          <w:sz w:val="26"/>
+          <w:szCs w:val="26"/>
+          <w:lang w:eastAsia="ja-JP"/>
+        </w:rPr>
+        <w:t xml:space="preserve"> bánh phải để đếm xung vuông từ mạch gia công tín hiệu cảm biến </w:t>
+      </w:r>
+      <w:proofErr w:type="spellStart"/>
+      <w:r>
+        <w:rPr>
+          <w:rFonts w:eastAsia="MS Mincho"/>
+          <w:sz w:val="26"/>
+          <w:szCs w:val="26"/>
+          <w:lang w:eastAsia="ja-JP"/>
+        </w:rPr>
+        <w:t>Hall</w:t>
+      </w:r>
+      <w:proofErr w:type="spellEnd"/>
+      <w:r>
+        <w:rPr>
+          <w:rFonts w:eastAsia="MS Mincho"/>
+          <w:sz w:val="26"/>
+          <w:szCs w:val="26"/>
+          <w:lang w:eastAsia="ja-JP"/>
+        </w:rPr>
+        <w:t xml:space="preserve"> của 6 bánh xe</w:t>
       </w:r>
       <w:r>
         <w:rPr>
@@ -2217,7 +2533,27 @@
           <w:szCs w:val="26"/>
           <w:lang w:eastAsia="ja-JP"/>
         </w:rPr>
-        <w:t>) cho cụm trái và Pin 17 (</w:t>
+        <w:t>) cho c</w:t>
+      </w:r>
+      <w:proofErr w:type="spellStart"/>
+      <w:r>
+        <w:rPr>
+          <w:rFonts w:eastAsia="MS Mincho"/>
+          <w:sz w:val="26"/>
+          <w:szCs w:val="26"/>
+          <w:lang w:eastAsia="ja-JP"/>
+        </w:rPr>
+        <w:t>ụm</w:t>
+      </w:r>
+      <w:proofErr w:type="spellEnd"/>
+      <w:r>
+        <w:rPr>
+          <w:rFonts w:eastAsia="MS Mincho"/>
+          <w:sz w:val="26"/>
+          <w:szCs w:val="26"/>
+          <w:lang w:eastAsia="ja-JP"/>
+        </w:rPr>
+        <w:t xml:space="preserve"> trái và Pin 17 (</w:t>
       </w:r>
       <m:oMath>
         <m:sSub>
@@ -2382,7 +2718,27 @@
           <w:szCs w:val="26"/>
           <w:lang w:eastAsia="ja-JP"/>
         </w:rPr>
-        <w:t>) cho cụm phải</w:t>
+        <w:t>) cho c</w:t>
+      </w:r>
+      <w:proofErr w:type="spellStart"/>
+      <w:r>
+        <w:rPr>
+          <w:rFonts w:eastAsia="MS Mincho"/>
+          <w:sz w:val="26"/>
+          <w:szCs w:val="26"/>
+          <w:lang w:eastAsia="ja-JP"/>
+        </w:rPr>
+        <w:t>ụm</w:t>
+      </w:r>
+      <w:proofErr w:type="spellEnd"/>
+      <w:r>
+        <w:rPr>
+          <w:rFonts w:eastAsia="MS Mincho"/>
+          <w:sz w:val="26"/>
+          <w:szCs w:val="26"/>
+          <w:lang w:eastAsia="ja-JP"/>
+        </w:rPr>
+        <w:t xml:space="preserve"> phải</w:t>
       </w:r>
       <w:r>
         <w:rPr>
@@ -2450,15 +2806,27 @@
         </w:rPr>
         <w:t xml:space="preserve"> </w:t>
       </w:r>
-      <w:r>
-        <w:rPr>
-          <w:rFonts w:eastAsia="MS Mincho" w:hint="eastAsia"/>
-          <w:sz w:val="26"/>
-          <w:szCs w:val="26"/>
-          <w:lang w:eastAsia="ja-JP"/>
-        </w:rPr>
-        <w:t xml:space="preserve">Digital </w:t>
-      </w:r>
+      <w:proofErr w:type="spellStart"/>
+      <w:r>
+        <w:rPr>
+          <w:rFonts w:eastAsia="MS Mincho" w:hint="eastAsia"/>
+          <w:sz w:val="26"/>
+          <w:szCs w:val="26"/>
+          <w:lang w:eastAsia="ja-JP"/>
+        </w:rPr>
+        <w:t>Digital</w:t>
+      </w:r>
+      <w:proofErr w:type="spellEnd"/>
+      <w:r>
+        <w:rPr>
+          <w:rFonts w:eastAsia="MS Mincho" w:hint="eastAsia"/>
+          <w:sz w:val="26"/>
+          <w:szCs w:val="26"/>
+          <w:lang w:eastAsia="ja-JP"/>
+        </w:rPr>
+        <w:t xml:space="preserve"> </w:t>
+      </w:r>
+      <w:proofErr w:type="spellStart"/>
       <w:r>
         <w:rPr>
           <w:rFonts w:eastAsia="MS Mincho" w:hint="eastAsia"/>
@@ -2477,6 +2845,7 @@
         </w:rPr>
         <w:t>utput</w:t>
       </w:r>
+      <w:proofErr w:type="spellEnd"/>
       <w:r>
         <w:rPr>
           <w:rFonts w:eastAsia="MS Mincho"/>
@@ -2707,7 +3076,27 @@
           <w:szCs w:val="26"/>
           <w:lang w:eastAsia="ja-JP"/>
         </w:rPr>
-        <w:t xml:space="preserve">Tích hợp giao thức ESP-NOW và giao thức WebSocket để thiết lập mạng lưới truyền thông điều khiển đa </w:t>
+        <w:t xml:space="preserve">Tích hợp giao thức ESP-NOW và giao thức </w:t>
+      </w:r>
+      <w:proofErr w:type="spellStart"/>
+      <w:r>
+        <w:rPr>
+          <w:rFonts w:eastAsia="MS Mincho"/>
+          <w:sz w:val="26"/>
+          <w:szCs w:val="26"/>
+          <w:lang w:eastAsia="ja-JP"/>
+        </w:rPr>
+        <w:t>WebSocket</w:t>
+      </w:r>
+      <w:proofErr w:type="spellEnd"/>
+      <w:r>
+        <w:rPr>
+          <w:rFonts w:eastAsia="MS Mincho"/>
+          <w:sz w:val="26"/>
+          <w:szCs w:val="26"/>
+          <w:lang w:eastAsia="ja-JP"/>
+        </w:rPr>
+        <w:t xml:space="preserve"> để thiết lập mạng lưới truyền thông điều khiển đa </w:t>
       </w:r>
       <w:r>
         <w:rPr>
@@ -2743,7 +3132,87 @@
           <w:szCs w:val="26"/>
           <w:lang w:eastAsia="ja-JP"/>
         </w:rPr>
-        <w:t>. Trong đó, ESP-NOW cho tay cầm vật lý; WebSocket (vận hành trên mạng Wi-Fi nội bộ SoftAP) chịu trách nhiệm truyền tải dữ liệu song công (chuỗi JSON) liên tục giữa vi điều khiển và giao diện Web giám sát</w:t>
+        <w:t xml:space="preserve">. Trong đó, ESP-NOW cho tay cầm vật lý; </w:t>
+      </w:r>
+      <w:proofErr w:type="spellStart"/>
+      <w:r>
+        <w:rPr>
+          <w:rFonts w:eastAsia="MS Mincho"/>
+          <w:sz w:val="26"/>
+          <w:szCs w:val="26"/>
+          <w:lang w:eastAsia="ja-JP"/>
+        </w:rPr>
+        <w:t>WebSocket</w:t>
+      </w:r>
+      <w:proofErr w:type="spellEnd"/>
+      <w:r>
+        <w:rPr>
+          <w:rFonts w:eastAsia="MS Mincho"/>
+          <w:sz w:val="26"/>
+          <w:szCs w:val="26"/>
+          <w:lang w:eastAsia="ja-JP"/>
+        </w:rPr>
+        <w:t xml:space="preserve"> (vận hành trên mạng </w:t>
+      </w:r>
+      <w:proofErr w:type="spellStart"/>
+      <w:r>
+        <w:rPr>
+          <w:rFonts w:eastAsia="MS Mincho"/>
+          <w:sz w:val="26"/>
+          <w:szCs w:val="26"/>
+          <w:lang w:eastAsia="ja-JP"/>
+        </w:rPr>
+        <w:t>Wi-Fi</w:t>
+      </w:r>
+      <w:proofErr w:type="spellEnd"/>
+      <w:r>
+        <w:rPr>
+          <w:rFonts w:eastAsia="MS Mincho"/>
+          <w:sz w:val="26"/>
+          <w:szCs w:val="26"/>
+          <w:lang w:eastAsia="ja-JP"/>
+        </w:rPr>
+        <w:t xml:space="preserve"> nội bộ </w:t>
+      </w:r>
+      <w:proofErr w:type="spellStart"/>
+      <w:r>
+        <w:rPr>
+          <w:rFonts w:eastAsia="MS Mincho"/>
+          <w:sz w:val="26"/>
+          <w:szCs w:val="26"/>
+          <w:lang w:eastAsia="ja-JP"/>
+        </w:rPr>
+        <w:t>SoftAP</w:t>
+      </w:r>
+      <w:proofErr w:type="spellEnd"/>
+      <w:r>
+        <w:rPr>
+          <w:rFonts w:eastAsia="MS Mincho"/>
+          <w:sz w:val="26"/>
+          <w:szCs w:val="26"/>
+          <w:lang w:eastAsia="ja-JP"/>
+        </w:rPr>
+        <w:t xml:space="preserve">) chịu trách nhiệm truyền tải dữ liệu song công (chuỗi JSON) liên tục giữa vi điều khiển và giao diện </w:t>
+      </w:r>
+      <w:proofErr w:type="spellStart"/>
+      <w:r>
+        <w:rPr>
+          <w:rFonts w:eastAsia="MS Mincho"/>
+          <w:sz w:val="26"/>
+          <w:szCs w:val="26"/>
+          <w:lang w:eastAsia="ja-JP"/>
+        </w:rPr>
+        <w:t>Web</w:t>
+      </w:r>
+      <w:proofErr w:type="spellEnd"/>
+      <w:r>
+        <w:rPr>
+          <w:rFonts w:eastAsia="MS Mincho"/>
+          <w:sz w:val="26"/>
+          <w:szCs w:val="26"/>
+          <w:lang w:eastAsia="ja-JP"/>
+        </w:rPr>
+        <w:t xml:space="preserve"> giám sát</w:t>
       </w:r>
       <w:r>
         <w:rPr>
@@ -2778,14 +3247,62 @@
           <w:rFonts w:eastAsia="MS Mincho"/>
           <w:lang w:eastAsia="ja-JP"/>
         </w:rPr>
-        <w:t>Yêu cầu về hiệu quả: Đảm bảo tính th</w:t>
-      </w:r>
-      <w:r>
-        <w:rPr>
-          <w:rFonts w:eastAsia="MS Mincho"/>
-          <w:lang w:val="vi-VN" w:eastAsia="ja-JP"/>
-        </w:rPr>
-        <w:t xml:space="preserve">ời gian thực, chu kì điều khiển 20 ms (50 Hz) duy trì </w:t>
+        <w:t xml:space="preserve">Yêu cầu về hiệu quả: Đảm bảo tính </w:t>
+      </w:r>
+      <w:proofErr w:type="spellStart"/>
+      <w:r>
+        <w:rPr>
+          <w:rFonts w:eastAsia="MS Mincho"/>
+          <w:lang w:eastAsia="ja-JP"/>
+        </w:rPr>
+        <w:t>th</w:t>
+      </w:r>
+      <w:r>
+        <w:rPr>
+          <w:rFonts w:eastAsia="MS Mincho"/>
+          <w:lang w:val="vi-VN" w:eastAsia="ja-JP"/>
+        </w:rPr>
+        <w:t>ời</w:t>
+      </w:r>
+      <w:proofErr w:type="spellEnd"/>
+      <w:r>
+        <w:rPr>
+          <w:rFonts w:eastAsia="MS Mincho"/>
+          <w:lang w:val="vi-VN" w:eastAsia="ja-JP"/>
+        </w:rPr>
+        <w:t xml:space="preserve"> gian thực, chu kì điều khiển 20 </w:t>
+      </w:r>
+      <w:proofErr w:type="spellStart"/>
+      <w:r>
+        <w:rPr>
+          <w:rFonts w:eastAsia="MS Mincho"/>
+          <w:lang w:val="vi-VN" w:eastAsia="ja-JP"/>
+        </w:rPr>
+        <w:t>ms</w:t>
+      </w:r>
+      <w:proofErr w:type="spellEnd"/>
+      <w:r>
+        <w:rPr>
+          <w:rFonts w:eastAsia="MS Mincho"/>
+          <w:lang w:val="vi-VN" w:eastAsia="ja-JP"/>
+        </w:rPr>
+        <w:t xml:space="preserve"> (50 </w:t>
+      </w:r>
+      <w:proofErr w:type="spellStart"/>
+      <w:r>
+        <w:rPr>
+          <w:rFonts w:eastAsia="MS Mincho"/>
+          <w:lang w:val="vi-VN" w:eastAsia="ja-JP"/>
+        </w:rPr>
+        <w:t>Hz</w:t>
+      </w:r>
+      <w:proofErr w:type="spellEnd"/>
+      <w:r>
+        <w:rPr>
+          <w:rFonts w:eastAsia="MS Mincho"/>
+          <w:lang w:val="vi-VN" w:eastAsia="ja-JP"/>
+        </w:rPr>
+        <w:t xml:space="preserve">) duy trì </w:t>
       </w:r>
       <w:r>
         <w:rPr>
@@ -2851,7 +3368,39 @@
           <w:rFonts w:eastAsia="MS Mincho"/>
           <w:lang w:eastAsia="ja-JP"/>
         </w:rPr>
-        <w:t xml:space="preserve">Đảm bảo tính thời gian thực, chu kì điều khiển 20 ms (50 Hz) duy trì </w:t>
+        <w:t xml:space="preserve">Đảm bảo tính thời gian thực, chu kì điều khiển 20 </w:t>
+      </w:r>
+      <w:proofErr w:type="spellStart"/>
+      <w:r>
+        <w:rPr>
+          <w:rFonts w:eastAsia="MS Mincho"/>
+          <w:lang w:eastAsia="ja-JP"/>
+        </w:rPr>
+        <w:t>ms</w:t>
+      </w:r>
+      <w:proofErr w:type="spellEnd"/>
+      <w:r>
+        <w:rPr>
+          <w:rFonts w:eastAsia="MS Mincho"/>
+          <w:lang w:eastAsia="ja-JP"/>
+        </w:rPr>
+        <w:t xml:space="preserve"> (50 </w:t>
+      </w:r>
+      <w:proofErr w:type="spellStart"/>
+      <w:r>
+        <w:rPr>
+          <w:rFonts w:eastAsia="MS Mincho"/>
+          <w:lang w:eastAsia="ja-JP"/>
+        </w:rPr>
+        <w:t>Hz</w:t>
+      </w:r>
+      <w:proofErr w:type="spellEnd"/>
+      <w:r>
+        <w:rPr>
+          <w:rFonts w:eastAsia="MS Mincho"/>
+          <w:lang w:eastAsia="ja-JP"/>
+        </w:rPr>
+        <w:t xml:space="preserve">) duy trì </w:t>
       </w:r>
       <w:r>
         <w:rPr>
@@ -2947,7 +3496,147 @@
           <w:szCs w:val="26"/>
           <w:lang w:eastAsia="ja-JP"/>
         </w:rPr>
-        <w:t xml:space="preserve">Sử dụng hệ điều hành FreeRTOS phân bổ 4 tác vụ độc lập trên 2 core xử lý của ESP32 (giao tiếp qua cơ chế hàng đợi) nhằm đảm bảo tính thời gian thực và chu kì điều khiển 20 ms (50 Hz) duy trì ổn định. Cụ thể, để hệ thống không bị trễ hay gián đoạn bởi các tác vụ tốn nhiều thời gian (xử lý chuỗi JSON, gửi nhận WiFi), các tác vụ này được cô lập hoàn toàn sang Core 0. Core </w:t>
+        <w:t xml:space="preserve">Sử dụng hệ điều hành </w:t>
+      </w:r>
+      <w:proofErr w:type="spellStart"/>
+      <w:r>
+        <w:rPr>
+          <w:rFonts w:eastAsia="MS Mincho"/>
+          <w:sz w:val="26"/>
+          <w:szCs w:val="26"/>
+          <w:lang w:eastAsia="ja-JP"/>
+        </w:rPr>
+        <w:t>FreeRTOS</w:t>
+      </w:r>
+      <w:proofErr w:type="spellEnd"/>
+      <w:r>
+        <w:rPr>
+          <w:rFonts w:eastAsia="MS Mincho"/>
+          <w:sz w:val="26"/>
+          <w:szCs w:val="26"/>
+          <w:lang w:eastAsia="ja-JP"/>
+        </w:rPr>
+        <w:t xml:space="preserve"> phân bổ 4 tác vụ độc lập trên 2 </w:t>
+      </w:r>
+      <w:proofErr w:type="spellStart"/>
+      <w:r>
+        <w:rPr>
+          <w:rFonts w:eastAsia="MS Mincho"/>
+          <w:sz w:val="26"/>
+          <w:szCs w:val="26"/>
+          <w:lang w:eastAsia="ja-JP"/>
+        </w:rPr>
+        <w:t>core</w:t>
+      </w:r>
+      <w:proofErr w:type="spellEnd"/>
+      <w:r>
+        <w:rPr>
+          <w:rFonts w:eastAsia="MS Mincho"/>
+          <w:sz w:val="26"/>
+          <w:szCs w:val="26"/>
+          <w:lang w:eastAsia="ja-JP"/>
+        </w:rPr>
+        <w:t xml:space="preserve"> xử lý của ESP32 (giao tiếp qua cơ chế hàng đợi) nhằm đảm bảo tính thời gian thực và chu kì điều khiển 20 </w:t>
+      </w:r>
+      <w:proofErr w:type="spellStart"/>
+      <w:r>
+        <w:rPr>
+          <w:rFonts w:eastAsia="MS Mincho"/>
+          <w:sz w:val="26"/>
+          <w:szCs w:val="26"/>
+          <w:lang w:eastAsia="ja-JP"/>
+        </w:rPr>
+        <w:t>ms</w:t>
+      </w:r>
+      <w:proofErr w:type="spellEnd"/>
+      <w:r>
+        <w:rPr>
+          <w:rFonts w:eastAsia="MS Mincho"/>
+          <w:sz w:val="26"/>
+          <w:szCs w:val="26"/>
+          <w:lang w:eastAsia="ja-JP"/>
+        </w:rPr>
+        <w:t xml:space="preserve"> (50 </w:t>
+      </w:r>
+      <w:proofErr w:type="spellStart"/>
+      <w:r>
+        <w:rPr>
+          <w:rFonts w:eastAsia="MS Mincho"/>
+          <w:sz w:val="26"/>
+          <w:szCs w:val="26"/>
+          <w:lang w:eastAsia="ja-JP"/>
+        </w:rPr>
+        <w:t>Hz</w:t>
+      </w:r>
+      <w:proofErr w:type="spellEnd"/>
+      <w:r>
+        <w:rPr>
+          <w:rFonts w:eastAsia="MS Mincho"/>
+          <w:sz w:val="26"/>
+          <w:szCs w:val="26"/>
+          <w:lang w:eastAsia="ja-JP"/>
+        </w:rPr>
+        <w:t xml:space="preserve">) duy trì ổn định. Cụ thể, để hệ thống không bị trễ hay gián đoạn bởi các tác vụ tốn nhiều thời gian (xử lý chuỗi JSON, gửi nhận </w:t>
+      </w:r>
+      <w:proofErr w:type="spellStart"/>
+      <w:r>
+        <w:rPr>
+          <w:rFonts w:eastAsia="MS Mincho"/>
+          <w:sz w:val="26"/>
+          <w:szCs w:val="26"/>
+          <w:lang w:eastAsia="ja-JP"/>
+        </w:rPr>
+        <w:t>WiFi</w:t>
+      </w:r>
+      <w:proofErr w:type="spellEnd"/>
+      <w:r>
+        <w:rPr>
+          <w:rFonts w:eastAsia="MS Mincho"/>
+          <w:sz w:val="26"/>
+          <w:szCs w:val="26"/>
+          <w:lang w:eastAsia="ja-JP"/>
+        </w:rPr>
+        <w:t xml:space="preserve">), các tác vụ này được cô lập hoàn toàn sang </w:t>
+      </w:r>
+      <w:proofErr w:type="spellStart"/>
+      <w:r>
+        <w:rPr>
+          <w:rFonts w:eastAsia="MS Mincho"/>
+          <w:sz w:val="26"/>
+          <w:szCs w:val="26"/>
+          <w:lang w:eastAsia="ja-JP"/>
+        </w:rPr>
+        <w:t>Core</w:t>
+      </w:r>
+      <w:proofErr w:type="spellEnd"/>
+      <w:r>
+        <w:rPr>
+          <w:rFonts w:eastAsia="MS Mincho"/>
+          <w:sz w:val="26"/>
+          <w:szCs w:val="26"/>
+          <w:lang w:eastAsia="ja-JP"/>
+        </w:rPr>
+        <w:t xml:space="preserve"> 0. </w:t>
+      </w:r>
+      <w:proofErr w:type="spellStart"/>
+      <w:r>
+        <w:rPr>
+          <w:rFonts w:eastAsia="MS Mincho"/>
+          <w:sz w:val="26"/>
+          <w:szCs w:val="26"/>
+          <w:lang w:eastAsia="ja-JP"/>
+        </w:rPr>
+        <w:t>Core</w:t>
+      </w:r>
+      <w:proofErr w:type="spellEnd"/>
+      <w:r>
+        <w:rPr>
+          <w:rFonts w:eastAsia="MS Mincho"/>
+          <w:sz w:val="26"/>
+          <w:szCs w:val="26"/>
+          <w:lang w:eastAsia="ja-JP"/>
+        </w:rPr>
+        <w:t xml:space="preserve"> </w:t>
       </w:r>
       <w:r>
         <w:rPr>
@@ -2965,7 +3654,27 @@
           <w:szCs w:val="26"/>
           <w:lang w:eastAsia="ja-JP"/>
         </w:rPr>
-        <w:t xml:space="preserve"> được dành riêng để thực thi các tác vụ khắt khe nhằm duy trì chính xác chu kỳ điều khiển 20 ms, thông qua giản đồ thời gian được thể hiện như sau:</w:t>
+        <w:t xml:space="preserve"> được dành riêng để thực thi các tác vụ khắt khe nhằm duy trì chính xác chu kỳ điều khiển 20 </w:t>
+      </w:r>
+      <w:proofErr w:type="spellStart"/>
+      <w:r>
+        <w:rPr>
+          <w:rFonts w:eastAsia="MS Mincho"/>
+          <w:sz w:val="26"/>
+          <w:szCs w:val="26"/>
+          <w:lang w:eastAsia="ja-JP"/>
+        </w:rPr>
+        <w:t>ms</w:t>
+      </w:r>
+      <w:proofErr w:type="spellEnd"/>
+      <w:r>
+        <w:rPr>
+          <w:rFonts w:eastAsia="MS Mincho"/>
+          <w:sz w:val="26"/>
+          <w:szCs w:val="26"/>
+          <w:lang w:eastAsia="ja-JP"/>
+        </w:rPr>
+        <w:t>, thông qua giản đồ thời gian được thể hiện như sau:</w:t>
       </w:r>
       <w:r>
         <w:rPr>
@@ -3015,9 +3724,9 @@
         </w:rPr>
         <w:lastRenderedPageBreak/>
         <w:drawing>
-          <wp:inline distT="0" distB="0" distL="0" distR="0" wp14:anchorId="561A85B6" wp14:editId="1A582061">
-            <wp:extent cx="5906347" cy="3322320"/>
-            <wp:effectExtent l="0" t="0" r="0" b="0"/>
+          <wp:inline distT="0" distB="0" distL="0" distR="0" wp14:anchorId="561A85B6" wp14:editId="51F11783">
+            <wp:extent cx="5936558" cy="3339314"/>
+            <wp:effectExtent l="0" t="0" r="7620" b="0"/>
             <wp:docPr id="1369166474" name="Picture 3"/>
             <wp:cNvGraphicFramePr>
               <a:graphicFrameLocks xmlns:a="http://schemas.openxmlformats.org/drawingml/2006/main" noChangeAspect="1"/>
@@ -3044,7 +3753,7 @@
                   <pic:spPr>
                     <a:xfrm>
                       <a:off x="0" y="0"/>
-                      <a:ext cx="5936559" cy="3339314"/>
+                      <a:ext cx="5936558" cy="3339314"/>
                     </a:xfrm>
                     <a:prstGeom prst="rect">
                       <a:avLst/>
@@ -3174,7 +3883,47 @@
           <w:szCs w:val="26"/>
           <w:lang w:val="vi-VN" w:eastAsia="ja-JP"/>
         </w:rPr>
-        <w:t xml:space="preserve">Giản đồ thời gian thể hiện chu kỳ, thời điểm kích họat, và mức độ ưu tiên của 4 tác vụ cùng các ngắt phần cứng (ISR) trên 2 lõi xử lý, qua đó chứng minh bằng đồ thị việc vòng lặp điều khiển cơ khí (ở Core 1) luôn được </w:t>
+        <w:t xml:space="preserve">Giản đồ thời gian thể hiện chu kỳ, thời điểm kích </w:t>
+      </w:r>
+      <w:proofErr w:type="spellStart"/>
+      <w:r>
+        <w:rPr>
+          <w:rFonts w:eastAsia="MS Mincho"/>
+          <w:sz w:val="26"/>
+          <w:szCs w:val="26"/>
+          <w:lang w:val="vi-VN" w:eastAsia="ja-JP"/>
+        </w:rPr>
+        <w:t>họat</w:t>
+      </w:r>
+      <w:proofErr w:type="spellEnd"/>
+      <w:r>
+        <w:rPr>
+          <w:rFonts w:eastAsia="MS Mincho"/>
+          <w:sz w:val="26"/>
+          <w:szCs w:val="26"/>
+          <w:lang w:val="vi-VN" w:eastAsia="ja-JP"/>
+        </w:rPr>
+        <w:t xml:space="preserve">, và mức độ ưu tiên của 4 tác vụ cùng các ngắt phần cứng (ISR) trên 2 lõi xử lý, qua đó chứng minh bằng đồ thị việc vòng lặp điều khiển cơ khí (ở </w:t>
+      </w:r>
+      <w:proofErr w:type="spellStart"/>
+      <w:r>
+        <w:rPr>
+          <w:rFonts w:eastAsia="MS Mincho"/>
+          <w:sz w:val="26"/>
+          <w:szCs w:val="26"/>
+          <w:lang w:val="vi-VN" w:eastAsia="ja-JP"/>
+        </w:rPr>
+        <w:t>Core</w:t>
+      </w:r>
+      <w:proofErr w:type="spellEnd"/>
+      <w:r>
+        <w:rPr>
+          <w:rFonts w:eastAsia="MS Mincho"/>
+          <w:sz w:val="26"/>
+          <w:szCs w:val="26"/>
+          <w:lang w:val="vi-VN" w:eastAsia="ja-JP"/>
+        </w:rPr>
+        <w:t xml:space="preserve"> 1) luôn được </w:t>
       </w:r>
       <w:r>
         <w:rPr>
@@ -3369,8 +4118,8 @@
           <w:noProof/>
         </w:rPr>
         <w:drawing>
-          <wp:inline distT="0" distB="0" distL="0" distR="0" wp14:anchorId="117560D0" wp14:editId="709DAC12">
-            <wp:extent cx="6527799" cy="3671887"/>
+          <wp:inline distT="0" distB="0" distL="0" distR="0" wp14:anchorId="117560D0" wp14:editId="07B8A726">
+            <wp:extent cx="6527799" cy="3671886"/>
             <wp:effectExtent l="0" t="0" r="6985" b="5080"/>
             <wp:docPr id="1885046662" name="Picture 4"/>
             <wp:cNvGraphicFramePr>
@@ -3398,7 +4147,7 @@
                   <pic:spPr>
                     <a:xfrm>
                       <a:off x="0" y="0"/>
-                      <a:ext cx="6527799" cy="3671887"/>
+                      <a:ext cx="6527799" cy="3671886"/>
                     </a:xfrm>
                     <a:prstGeom prst="rect">
                       <a:avLst/>
@@ -3591,7 +4340,27 @@
           <w:szCs w:val="26"/>
           <w:lang w:val="vi-VN" w:eastAsia="ja-JP"/>
         </w:rPr>
-        <w:t xml:space="preserve"> giữa 4 tác vụ (Task) và Ngắt </w:t>
+        <w:t xml:space="preserve"> giữa 4 tác vụ (</w:t>
+      </w:r>
+      <w:proofErr w:type="spellStart"/>
+      <w:r>
+        <w:rPr>
+          <w:rFonts w:eastAsia="MS Mincho"/>
+          <w:sz w:val="26"/>
+          <w:szCs w:val="26"/>
+          <w:lang w:val="vi-VN" w:eastAsia="ja-JP"/>
+        </w:rPr>
+        <w:t>Task</w:t>
+      </w:r>
+      <w:proofErr w:type="spellEnd"/>
+      <w:r>
+        <w:rPr>
+          <w:rFonts w:eastAsia="MS Mincho"/>
+          <w:sz w:val="26"/>
+          <w:szCs w:val="26"/>
+          <w:lang w:val="vi-VN" w:eastAsia="ja-JP"/>
+        </w:rPr>
+        <w:t xml:space="preserve">) và Ngắt </w:t>
       </w:r>
       <w:r>
         <w:rPr>
@@ -3601,7 +4370,47 @@
           <w:lang w:val="vi-VN" w:eastAsia="ja-JP"/>
         </w:rPr>
         <w:lastRenderedPageBreak/>
-        <w:t>phần cứng (ISR) trên 2 lõi ESP32. Trong đó, Core 1 xử lý thời gian thực với Task COMMAND (</w:t>
+        <w:t xml:space="preserve">phần cứng (ISR) trên 2 lõi ESP32. Trong đó, </w:t>
+      </w:r>
+      <w:proofErr w:type="spellStart"/>
+      <w:r>
+        <w:rPr>
+          <w:rFonts w:eastAsia="MS Mincho"/>
+          <w:sz w:val="26"/>
+          <w:szCs w:val="26"/>
+          <w:lang w:val="vi-VN" w:eastAsia="ja-JP"/>
+        </w:rPr>
+        <w:t>Core</w:t>
+      </w:r>
+      <w:proofErr w:type="spellEnd"/>
+      <w:r>
+        <w:rPr>
+          <w:rFonts w:eastAsia="MS Mincho"/>
+          <w:sz w:val="26"/>
+          <w:szCs w:val="26"/>
+          <w:lang w:val="vi-VN" w:eastAsia="ja-JP"/>
+        </w:rPr>
+        <w:t xml:space="preserve"> 1 xử lý thời gian thực với </w:t>
+      </w:r>
+      <w:proofErr w:type="spellStart"/>
+      <w:r>
+        <w:rPr>
+          <w:rFonts w:eastAsia="MS Mincho"/>
+          <w:sz w:val="26"/>
+          <w:szCs w:val="26"/>
+          <w:lang w:val="vi-VN" w:eastAsia="ja-JP"/>
+        </w:rPr>
+        <w:t>Task</w:t>
+      </w:r>
+      <w:proofErr w:type="spellEnd"/>
+      <w:r>
+        <w:rPr>
+          <w:rFonts w:eastAsia="MS Mincho"/>
+          <w:sz w:val="26"/>
+          <w:szCs w:val="26"/>
+          <w:lang w:val="vi-VN" w:eastAsia="ja-JP"/>
+        </w:rPr>
+        <w:t xml:space="preserve"> COMMAND (</w:t>
       </w:r>
       <w:r>
         <w:rPr>
@@ -3628,7 +4437,107 @@
           <w:szCs w:val="26"/>
           <w:lang w:val="vi-VN" w:eastAsia="ja-JP"/>
         </w:rPr>
-        <w:t>) và Task CONTROL (điều khiển FSM và xuất PWM). Core 0 xử lý dữ liệu nền với Task INPUT (đo lường cảm biến) và Task REPORT (truyền thông mạng). Các sự kiện ngoại vi siêu tốc (đo xung RC, đếm xung Hall) được tách riêng cho các Ngắt phần cứng (ISR) với quyền ưu tiên tuyệt đối để đảm bảo không bỏ lỡ dữ liệu</w:t>
+        <w:t xml:space="preserve">) và </w:t>
+      </w:r>
+      <w:proofErr w:type="spellStart"/>
+      <w:r>
+        <w:rPr>
+          <w:rFonts w:eastAsia="MS Mincho"/>
+          <w:sz w:val="26"/>
+          <w:szCs w:val="26"/>
+          <w:lang w:val="vi-VN" w:eastAsia="ja-JP"/>
+        </w:rPr>
+        <w:t>Task</w:t>
+      </w:r>
+      <w:proofErr w:type="spellEnd"/>
+      <w:r>
+        <w:rPr>
+          <w:rFonts w:eastAsia="MS Mincho"/>
+          <w:sz w:val="26"/>
+          <w:szCs w:val="26"/>
+          <w:lang w:val="vi-VN" w:eastAsia="ja-JP"/>
+        </w:rPr>
+        <w:t xml:space="preserve"> CONTROL (điều khiển FSM và xuất PWM). </w:t>
+      </w:r>
+      <w:proofErr w:type="spellStart"/>
+      <w:r>
+        <w:rPr>
+          <w:rFonts w:eastAsia="MS Mincho"/>
+          <w:sz w:val="26"/>
+          <w:szCs w:val="26"/>
+          <w:lang w:val="vi-VN" w:eastAsia="ja-JP"/>
+        </w:rPr>
+        <w:t>Core</w:t>
+      </w:r>
+      <w:proofErr w:type="spellEnd"/>
+      <w:r>
+        <w:rPr>
+          <w:rFonts w:eastAsia="MS Mincho"/>
+          <w:sz w:val="26"/>
+          <w:szCs w:val="26"/>
+          <w:lang w:val="vi-VN" w:eastAsia="ja-JP"/>
+        </w:rPr>
+        <w:t xml:space="preserve"> 0 xử lý dữ liệu nền với </w:t>
+      </w:r>
+      <w:proofErr w:type="spellStart"/>
+      <w:r>
+        <w:rPr>
+          <w:rFonts w:eastAsia="MS Mincho"/>
+          <w:sz w:val="26"/>
+          <w:szCs w:val="26"/>
+          <w:lang w:val="vi-VN" w:eastAsia="ja-JP"/>
+        </w:rPr>
+        <w:t>Task</w:t>
+      </w:r>
+      <w:proofErr w:type="spellEnd"/>
+      <w:r>
+        <w:rPr>
+          <w:rFonts w:eastAsia="MS Mincho"/>
+          <w:sz w:val="26"/>
+          <w:szCs w:val="26"/>
+          <w:lang w:val="vi-VN" w:eastAsia="ja-JP"/>
+        </w:rPr>
+        <w:t xml:space="preserve"> INPUT (đo lường cảm biến) và </w:t>
+      </w:r>
+      <w:proofErr w:type="spellStart"/>
+      <w:r>
+        <w:rPr>
+          <w:rFonts w:eastAsia="MS Mincho"/>
+          <w:sz w:val="26"/>
+          <w:szCs w:val="26"/>
+          <w:lang w:val="vi-VN" w:eastAsia="ja-JP"/>
+        </w:rPr>
+        <w:t>Task</w:t>
+      </w:r>
+      <w:proofErr w:type="spellEnd"/>
+      <w:r>
+        <w:rPr>
+          <w:rFonts w:eastAsia="MS Mincho"/>
+          <w:sz w:val="26"/>
+          <w:szCs w:val="26"/>
+          <w:lang w:val="vi-VN" w:eastAsia="ja-JP"/>
+        </w:rPr>
+        <w:t xml:space="preserve"> REPORT (truyền thông mạng). Các sự kiện ngoại vi siêu tốc (đo xung RC, đếm xung </w:t>
+      </w:r>
+      <w:proofErr w:type="spellStart"/>
+      <w:r>
+        <w:rPr>
+          <w:rFonts w:eastAsia="MS Mincho"/>
+          <w:sz w:val="26"/>
+          <w:szCs w:val="26"/>
+          <w:lang w:val="vi-VN" w:eastAsia="ja-JP"/>
+        </w:rPr>
+        <w:t>Hall</w:t>
+      </w:r>
+      <w:proofErr w:type="spellEnd"/>
+      <w:r>
+        <w:rPr>
+          <w:rFonts w:eastAsia="MS Mincho"/>
+          <w:sz w:val="26"/>
+          <w:szCs w:val="26"/>
+          <w:lang w:val="vi-VN" w:eastAsia="ja-JP"/>
+        </w:rPr>
+        <w:t>) được tách riêng cho các Ngắt phần cứng (ISR) với quyền ưu tiên tuyệt đối để đảm bảo không bỏ lỡ dữ liệu</w:t>
       </w:r>
       <w:r>
         <w:rPr>
@@ -3822,9 +4731,9 @@
           <w:lang w:eastAsia="ja-JP"/>
         </w:rPr>
         <w:drawing>
-          <wp:inline distT="0" distB="0" distL="0" distR="0" wp14:anchorId="0A374B84" wp14:editId="52EBA0BB">
-            <wp:extent cx="5405120" cy="3040380"/>
-            <wp:effectExtent l="0" t="0" r="5080" b="7620"/>
+          <wp:inline distT="0" distB="0" distL="0" distR="0" wp14:anchorId="0A374B84" wp14:editId="30BAC231">
+            <wp:extent cx="5411217" cy="3043810"/>
+            <wp:effectExtent l="0" t="0" r="0" b="4445"/>
             <wp:docPr id="525529756" name="Picture 1"/>
             <wp:cNvGraphicFramePr>
               <a:graphicFrameLocks xmlns:a="http://schemas.openxmlformats.org/drawingml/2006/main" noChangeAspect="1"/>
@@ -3851,7 +4760,7 @@
                   <pic:spPr>
                     <a:xfrm>
                       <a:off x="0" y="0"/>
-                      <a:ext cx="5411218" cy="3043810"/>
+                      <a:ext cx="5411217" cy="3043810"/>
                     </a:xfrm>
                     <a:prstGeom prst="rect">
                       <a:avLst/>
@@ -3964,12 +4873,22 @@
           <w:color w:val="000000" w:themeColor="text1"/>
           <w:lang w:eastAsia="ja-JP"/>
         </w:rPr>
-        <w:t>= 350 ms</w:t>
-      </w:r>
-      <w:r>
-        <w:rPr>
-          <w:rFonts w:eastAsia="MS Mincho"/>
+        <w:t xml:space="preserve">= 50 </w:t>
+      </w:r>
+      <w:proofErr w:type="spellStart"/>
+      <w:r>
+        <w:rPr>
+          <w:rFonts w:eastAsia="MS Mincho" w:hint="eastAsia"/>
           <w:color w:val="000000" w:themeColor="text1"/>
+          <w:lang w:eastAsia="ja-JP"/>
+        </w:rPr>
+        <w:t>ms</w:t>
+      </w:r>
+      <w:proofErr w:type="spellEnd"/>
+      <w:r>
+        <w:rPr>
+          <w:rFonts w:eastAsia="MS Mincho"/>
+          <w:color w:val="000000" w:themeColor="text1"/>
           <w:lang w:val="vi-VN" w:eastAsia="ja-JP"/>
         </w:rPr>
         <w:t xml:space="preserve">). </w:t>
@@ -3979,7 +4898,39 @@
           <w:rFonts w:eastAsia="MS Mincho"/>
           <w:lang w:val="vi-VN" w:eastAsia="ja-JP"/>
         </w:rPr>
-        <w:t xml:space="preserve">Để khắc phục sai số ở vận tốc thấp, tín hiệu từ 3 cảm biến Hall được đưa qua mạch tổng hợp logic để nhân 3 độ phân giải </w:t>
+        <w:t xml:space="preserve">Để khắc phục sai số ở vận tốc thấp, tín hiệu từ 3 cảm biến </w:t>
+      </w:r>
+      <w:proofErr w:type="spellStart"/>
+      <w:r>
+        <w:rPr>
+          <w:rFonts w:eastAsia="MS Mincho"/>
+          <w:lang w:val="vi-VN" w:eastAsia="ja-JP"/>
+        </w:rPr>
+        <w:t>Hall</w:t>
+      </w:r>
+      <w:proofErr w:type="spellEnd"/>
+      <w:r>
+        <w:rPr>
+          <w:rFonts w:eastAsia="MS Mincho"/>
+          <w:lang w:val="vi-VN" w:eastAsia="ja-JP"/>
+        </w:rPr>
+        <w:t xml:space="preserve"> được đưa qua mạch tổng hợp </w:t>
+      </w:r>
+      <w:proofErr w:type="spellStart"/>
+      <w:r>
+        <w:rPr>
+          <w:rFonts w:eastAsia="MS Mincho"/>
+          <w:lang w:val="vi-VN" w:eastAsia="ja-JP"/>
+        </w:rPr>
+        <w:t>logic</w:t>
+      </w:r>
+      <w:proofErr w:type="spellEnd"/>
+      <w:r>
+        <w:rPr>
+          <w:rFonts w:eastAsia="MS Mincho"/>
+          <w:lang w:val="vi-VN" w:eastAsia="ja-JP"/>
+        </w:rPr>
+        <w:t xml:space="preserve"> để nhân 3 độ phân giải </w:t>
       </w:r>
       <m:oMath>
         <m:r>
@@ -4024,7 +4975,23 @@
           <w:rFonts w:eastAsia="MS Mincho"/>
           <w:lang w:val="vi-VN" w:eastAsia="ja-JP"/>
         </w:rPr>
-        <w:t xml:space="preserve"> = 90 xung/vòng), giúp vi điều khiển tính toán và phản hồi vận tốc (RPM) một cách mượt mà và chính xác tuyệt đối.</w:t>
+        <w:t xml:space="preserve"> = 90 xung/vòng), giúp vi đi</w:t>
+      </w:r>
+      <w:proofErr w:type="spellStart"/>
+      <w:r>
+        <w:rPr>
+          <w:rFonts w:eastAsia="MS Mincho"/>
+          <w:lang w:val="vi-VN" w:eastAsia="ja-JP"/>
+        </w:rPr>
+        <w:t>ều</w:t>
+      </w:r>
+      <w:proofErr w:type="spellEnd"/>
+      <w:r>
+        <w:rPr>
+          <w:rFonts w:eastAsia="MS Mincho"/>
+          <w:lang w:val="vi-VN" w:eastAsia="ja-JP"/>
+        </w:rPr>
+        <w:t xml:space="preserve"> khiển tính toán và phản hồi vận tốc (RPM) một cách mượt mà và chính xác tuyệt đối.</w:t>
       </w:r>
       <w:r>
         <w:rPr>
@@ -4050,6 +5017,7 @@
           <w:lang w:eastAsia="ja-JP"/>
         </w:rPr>
       </w:pPr>
+      <w:proofErr w:type="spellStart"/>
       <w:r>
         <w:rPr>
           <w:rFonts w:eastAsia="MS Mincho"/>
@@ -4057,6 +5025,7 @@
         </w:rPr>
         <w:t>Ph</w:t>
       </w:r>
+      <w:proofErr w:type="spellEnd"/>
       <w:r>
         <w:rPr>
           <w:rFonts w:eastAsia="MS Mincho"/>
@@ -4090,7 +5059,23 @@
           <w:rFonts w:eastAsia="MS Mincho"/>
           <w:lang w:val="vi-VN" w:eastAsia="ja-JP"/>
         </w:rPr>
-        <w:t>bằng cách sử dụng chức năng đọc ADC của ESP32 kết hợp mạch cầu phân áp và tụ lọc phẳng tín hiệu</w:t>
+        <w:t xml:space="preserve">bằng cách sử dụng chức năng đọc ADC của ESP32 kết hợp mạch cầu phân áp và tụ lọc </w:t>
+      </w:r>
+      <w:proofErr w:type="spellStart"/>
+      <w:r>
+        <w:rPr>
+          <w:rFonts w:eastAsia="MS Mincho"/>
+          <w:lang w:val="vi-VN" w:eastAsia="ja-JP"/>
+        </w:rPr>
+        <w:t>phẳng</w:t>
+      </w:r>
+      <w:proofErr w:type="spellEnd"/>
+      <w:r>
+        <w:rPr>
+          <w:rFonts w:eastAsia="MS Mincho"/>
+          <w:lang w:val="vi-VN" w:eastAsia="ja-JP"/>
+        </w:rPr>
+        <w:t xml:space="preserve"> tín hiệu</w:t>
       </w:r>
       <w:r>
         <w:rPr>
@@ -4227,7 +5212,7 @@
         </w:rPr>
         <w:lastRenderedPageBreak/>
         <w:drawing>
-          <wp:inline distT="0" distB="0" distL="0" distR="0" wp14:anchorId="5DAB826F" wp14:editId="49B2EF93">
+          <wp:inline distT="0" distB="0" distL="0" distR="0" wp14:anchorId="5DAB826F" wp14:editId="01262DE1">
             <wp:extent cx="3307080" cy="1487008"/>
             <wp:effectExtent l="0" t="0" r="7620" b="0"/>
             <wp:docPr id="497529360" name="Picture 2"/>
@@ -4346,8 +5331,17 @@
           <w:rFonts w:eastAsia="MS Mincho"/>
           <w:lang w:val="vi-VN" w:eastAsia="ja-JP"/>
         </w:rPr>
-        <w:t>Sơ đồ minh họa phương pháp đo lường và giám sát điện áp nguồn Pin 42V. Hệ thống sử dụng phần cứng mạch cầu phân áp (điện trở 160kΩ và 10kΩ) để hạ điện áp xuống ngưỡng an toàn (&lt;3.3V), kết hợp với tụ điện (220nF) đóng vai trò bộ lọc thông thấp giúp triệt tiêu nhiễu cao tần. Tín hiệu Analog</w:t>
-      </w:r>
+        <w:t xml:space="preserve">Sơ đồ minh họa phương pháp đo lường và giám sát điện áp nguồn Pin 42V. Hệ thống sử dụng phần cứng mạch cầu phân áp (điện trở 160kΩ và 10kΩ) để hạ điện áp xuống ngưỡng an toàn (&lt;3.3V), kết hợp với tụ điện (220nF) đóng vai trò bộ lọc thông thấp giúp triệt tiêu nhiễu cao tần. Tín hiệu </w:t>
+      </w:r>
+      <w:proofErr w:type="spellStart"/>
+      <w:r>
+        <w:rPr>
+          <w:rFonts w:eastAsia="MS Mincho"/>
+          <w:lang w:val="vi-VN" w:eastAsia="ja-JP"/>
+        </w:rPr>
+        <w:t>Analog</w:t>
+      </w:r>
+      <w:proofErr w:type="spellEnd"/>
       <w:r>
         <w:rPr>
           <w:rFonts w:eastAsia="MS Mincho" w:hint="eastAsia"/>
@@ -4510,7 +5504,23 @@
           <w:rFonts w:eastAsia="MS Mincho"/>
           <w:lang w:val="vi-VN" w:eastAsia="ja-JP"/>
         </w:rPr>
-        <w:t xml:space="preserve"> trên WebServer và tay cầm ESP-NOW.</w:t>
+        <w:t xml:space="preserve"> trên </w:t>
+      </w:r>
+      <w:proofErr w:type="spellStart"/>
+      <w:r>
+        <w:rPr>
+          <w:rFonts w:eastAsia="MS Mincho"/>
+          <w:lang w:val="vi-VN" w:eastAsia="ja-JP"/>
+        </w:rPr>
+        <w:t>WebServer</w:t>
+      </w:r>
+      <w:proofErr w:type="spellEnd"/>
+      <w:r>
+        <w:rPr>
+          <w:rFonts w:eastAsia="MS Mincho"/>
+          <w:lang w:val="vi-VN" w:eastAsia="ja-JP"/>
+        </w:rPr>
+        <w:t xml:space="preserve"> và tay cầm ESP-NOW.</w:t>
       </w:r>
     </w:p>
     <w:p>
@@ -4607,9 +5617,11 @@
         </w:rPr>
         <w:t xml:space="preserve">n </w:t>
       </w:r>
+      <w:proofErr w:type="spellStart"/>
       <w:r>
         <w:t>Web</w:t>
       </w:r>
+      <w:proofErr w:type="spellEnd"/>
     </w:p>
     <w:p>
       <w:pPr>
@@ -4737,6 +5749,7 @@
                 <w:lang w:val="en-US"/>
               </w:rPr>
             </w:pPr>
+            <w:proofErr w:type="spellStart"/>
             <w:r>
               <w:rPr>
                 <w:b/>
@@ -4747,6 +5760,7 @@
               <w:lastRenderedPageBreak/>
               <w:t>Stt</w:t>
             </w:r>
+            <w:proofErr w:type="spellEnd"/>
           </w:p>
         </w:tc>
         <w:tc>
@@ -4769,6 +5783,7 @@
                 <w:lang w:val="en-US"/>
               </w:rPr>
             </w:pPr>
+            <w:proofErr w:type="spellStart"/>
             <w:r>
               <w:rPr>
                 <w:b/>
@@ -4776,8 +5791,49 @@
                 <w:szCs w:val="22"/>
                 <w:lang w:val="en-US"/>
               </w:rPr>
-              <w:t>Nội dung thực hiện</w:t>
-            </w:r>
+              <w:t>Nội</w:t>
+            </w:r>
+            <w:proofErr w:type="spellEnd"/>
+            <w:r>
+              <w:rPr>
+                <w:b/>
+                <w:sz w:val="22"/>
+                <w:szCs w:val="22"/>
+                <w:lang w:val="en-US"/>
+              </w:rPr>
+              <w:t xml:space="preserve"> dung </w:t>
+            </w:r>
+            <w:proofErr w:type="spellStart"/>
+            <w:r>
+              <w:rPr>
+                <w:b/>
+                <w:sz w:val="22"/>
+                <w:szCs w:val="22"/>
+                <w:lang w:val="en-US"/>
+              </w:rPr>
+              <w:t>thực</w:t>
+            </w:r>
+            <w:proofErr w:type="spellEnd"/>
+            <w:r>
+              <w:rPr>
+                <w:b/>
+                <w:sz w:val="22"/>
+                <w:szCs w:val="22"/>
+                <w:lang w:val="en-US"/>
+              </w:rPr>
+              <w:t xml:space="preserve"> </w:t>
+            </w:r>
+            <w:proofErr w:type="spellStart"/>
+            <w:r>
+              <w:rPr>
+                <w:b/>
+                <w:sz w:val="22"/>
+                <w:szCs w:val="22"/>
+                <w:lang w:val="en-US"/>
+              </w:rPr>
+              <w:t>hiện</w:t>
+            </w:r>
+            <w:proofErr w:type="spellEnd"/>
           </w:p>
         </w:tc>
         <w:tc>
@@ -4799,6 +5855,7 @@
                 <w:lang w:val="en-US"/>
               </w:rPr>
             </w:pPr>
+            <w:proofErr w:type="spellStart"/>
             <w:r>
               <w:rPr>
                 <w:b/>
@@ -4806,8 +5863,9 @@
                 <w:szCs w:val="22"/>
                 <w:lang w:val="en-US"/>
               </w:rPr>
-              <w:t xml:space="preserve">Kết quả </w:t>
-            </w:r>
+              <w:t>Kết</w:t>
+            </w:r>
+            <w:proofErr w:type="spellEnd"/>
             <w:r>
               <w:rPr>
                 <w:b/>
@@ -4815,8 +5873,9 @@
                 <w:szCs w:val="22"/>
                 <w:lang w:val="en-US"/>
               </w:rPr>
-              <w:t xml:space="preserve">cần </w:t>
-            </w:r>
+              <w:t xml:space="preserve"> </w:t>
+            </w:r>
+            <w:proofErr w:type="spellStart"/>
             <w:r>
               <w:rPr>
                 <w:b/>
@@ -4824,8 +5883,49 @@
                 <w:szCs w:val="22"/>
                 <w:lang w:val="en-US"/>
               </w:rPr>
+              <w:t>quả</w:t>
+            </w:r>
+            <w:proofErr w:type="spellEnd"/>
+            <w:r>
+              <w:rPr>
+                <w:b/>
+                <w:sz w:val="22"/>
+                <w:szCs w:val="22"/>
+                <w:lang w:val="en-US"/>
+              </w:rPr>
+              <w:t xml:space="preserve"> </w:t>
+            </w:r>
+            <w:proofErr w:type="spellStart"/>
+            <w:r>
+              <w:rPr>
+                <w:b/>
+                <w:sz w:val="22"/>
+                <w:szCs w:val="22"/>
+                <w:lang w:val="en-US"/>
+              </w:rPr>
+              <w:t>cần</w:t>
+            </w:r>
+            <w:proofErr w:type="spellEnd"/>
+            <w:r>
+              <w:rPr>
+                <w:b/>
+                <w:sz w:val="22"/>
+                <w:szCs w:val="22"/>
+                <w:lang w:val="en-US"/>
+              </w:rPr>
+              <w:t xml:space="preserve"> </w:t>
+            </w:r>
+            <w:proofErr w:type="spellStart"/>
+            <w:r>
+              <w:rPr>
+                <w:b/>
+                <w:sz w:val="22"/>
+                <w:szCs w:val="22"/>
+                <w:lang w:val="en-US"/>
+              </w:rPr>
               <w:t>đạt</w:t>
             </w:r>
+            <w:proofErr w:type="spellEnd"/>
             <w:r>
               <w:rPr>
                 <w:b/>
@@ -4833,8 +5933,19 @@
                 <w:szCs w:val="22"/>
                 <w:lang w:val="en-US"/>
               </w:rPr>
-              <w:t xml:space="preserve"> được</w:t>
-            </w:r>
+              <w:t xml:space="preserve"> </w:t>
+            </w:r>
+            <w:proofErr w:type="spellStart"/>
+            <w:r>
+              <w:rPr>
+                <w:b/>
+                <w:sz w:val="22"/>
+                <w:szCs w:val="22"/>
+                <w:lang w:val="en-US"/>
+              </w:rPr>
+              <w:t>được</w:t>
+            </w:r>
+            <w:proofErr w:type="spellEnd"/>
           </w:p>
           <w:p>
             <w:pPr>
@@ -4860,6 +5971,7 @@
               </w:rPr>
               <w:t xml:space="preserve">(VD: </w:t>
             </w:r>
+            <w:proofErr w:type="spellStart"/>
             <w:r>
               <w:rPr>
                 <w:i/>
@@ -4867,8 +5979,9 @@
                 <w:szCs w:val="22"/>
                 <w:lang w:val="en-US"/>
               </w:rPr>
-              <w:t xml:space="preserve">các </w:t>
-            </w:r>
+              <w:t>các</w:t>
+            </w:r>
+            <w:proofErr w:type="spellEnd"/>
             <w:r>
               <w:rPr>
                 <w:i/>
@@ -4876,8 +5989,9 @@
                 <w:szCs w:val="22"/>
                 <w:lang w:val="en-US"/>
               </w:rPr>
-              <w:t>dữ liệu, phương trình, mô hình, sơ đồ, thông số, đồ thị, qui luật…</w:t>
-            </w:r>
+              <w:t xml:space="preserve"> </w:t>
+            </w:r>
+            <w:proofErr w:type="spellStart"/>
             <w:r>
               <w:rPr>
                 <w:i/>
@@ -4885,8 +5999,349 @@
                 <w:szCs w:val="22"/>
                 <w:lang w:val="en-US"/>
               </w:rPr>
-              <w:t>cụ thể cần đạt được</w:t>
-            </w:r>
+              <w:t>dữ</w:t>
+            </w:r>
+            <w:proofErr w:type="spellEnd"/>
+            <w:r>
+              <w:rPr>
+                <w:i/>
+                <w:sz w:val="22"/>
+                <w:szCs w:val="22"/>
+                <w:lang w:val="en-US"/>
+              </w:rPr>
+              <w:t xml:space="preserve"> </w:t>
+            </w:r>
+            <w:proofErr w:type="spellStart"/>
+            <w:r>
+              <w:rPr>
+                <w:i/>
+                <w:sz w:val="22"/>
+                <w:szCs w:val="22"/>
+                <w:lang w:val="en-US"/>
+              </w:rPr>
+              <w:t>liệu</w:t>
+            </w:r>
+            <w:proofErr w:type="spellEnd"/>
+            <w:r>
+              <w:rPr>
+                <w:i/>
+                <w:sz w:val="22"/>
+                <w:szCs w:val="22"/>
+                <w:lang w:val="en-US"/>
+              </w:rPr>
+              <w:t xml:space="preserve">, </w:t>
+            </w:r>
+            <w:proofErr w:type="spellStart"/>
+            <w:r>
+              <w:rPr>
+                <w:i/>
+                <w:sz w:val="22"/>
+                <w:szCs w:val="22"/>
+                <w:lang w:val="en-US"/>
+              </w:rPr>
+              <w:t>phương</w:t>
+            </w:r>
+            <w:proofErr w:type="spellEnd"/>
+            <w:r>
+              <w:rPr>
+                <w:i/>
+                <w:sz w:val="22"/>
+                <w:szCs w:val="22"/>
+                <w:lang w:val="en-US"/>
+              </w:rPr>
+              <w:t xml:space="preserve"> </w:t>
+            </w:r>
+            <w:proofErr w:type="spellStart"/>
+            <w:r>
+              <w:rPr>
+                <w:i/>
+                <w:sz w:val="22"/>
+                <w:szCs w:val="22"/>
+                <w:lang w:val="en-US"/>
+              </w:rPr>
+              <w:t>trình</w:t>
+            </w:r>
+            <w:proofErr w:type="spellEnd"/>
+            <w:r>
+              <w:rPr>
+                <w:i/>
+                <w:sz w:val="22"/>
+                <w:szCs w:val="22"/>
+                <w:lang w:val="en-US"/>
+              </w:rPr>
+              <w:t xml:space="preserve">, </w:t>
+            </w:r>
+            <w:proofErr w:type="spellStart"/>
+            <w:r>
+              <w:rPr>
+                <w:i/>
+                <w:sz w:val="22"/>
+                <w:szCs w:val="22"/>
+                <w:lang w:val="en-US"/>
+              </w:rPr>
+              <w:t>mô</w:t>
+            </w:r>
+            <w:proofErr w:type="spellEnd"/>
+            <w:r>
+              <w:rPr>
+                <w:i/>
+                <w:sz w:val="22"/>
+                <w:szCs w:val="22"/>
+                <w:lang w:val="en-US"/>
+              </w:rPr>
+              <w:t xml:space="preserve"> </w:t>
+            </w:r>
+            <w:proofErr w:type="spellStart"/>
+            <w:r>
+              <w:rPr>
+                <w:i/>
+                <w:sz w:val="22"/>
+                <w:szCs w:val="22"/>
+                <w:lang w:val="en-US"/>
+              </w:rPr>
+              <w:t>hình</w:t>
+            </w:r>
+            <w:proofErr w:type="spellEnd"/>
+            <w:r>
+              <w:rPr>
+                <w:i/>
+                <w:sz w:val="22"/>
+                <w:szCs w:val="22"/>
+                <w:lang w:val="en-US"/>
+              </w:rPr>
+              <w:t xml:space="preserve">, </w:t>
+            </w:r>
+            <w:proofErr w:type="spellStart"/>
+            <w:r>
+              <w:rPr>
+                <w:i/>
+                <w:sz w:val="22"/>
+                <w:szCs w:val="22"/>
+                <w:lang w:val="en-US"/>
+              </w:rPr>
+              <w:t>sơ</w:t>
+            </w:r>
+            <w:proofErr w:type="spellEnd"/>
+            <w:r>
+              <w:rPr>
+                <w:i/>
+                <w:sz w:val="22"/>
+                <w:szCs w:val="22"/>
+                <w:lang w:val="en-US"/>
+              </w:rPr>
+              <w:t xml:space="preserve"> </w:t>
+            </w:r>
+            <w:proofErr w:type="spellStart"/>
+            <w:r>
+              <w:rPr>
+                <w:i/>
+                <w:sz w:val="22"/>
+                <w:szCs w:val="22"/>
+                <w:lang w:val="en-US"/>
+              </w:rPr>
+              <w:t>đồ</w:t>
+            </w:r>
+            <w:proofErr w:type="spellEnd"/>
+            <w:r>
+              <w:rPr>
+                <w:i/>
+                <w:sz w:val="22"/>
+                <w:szCs w:val="22"/>
+                <w:lang w:val="en-US"/>
+              </w:rPr>
+              <w:t xml:space="preserve">, </w:t>
+            </w:r>
+            <w:proofErr w:type="spellStart"/>
+            <w:r>
+              <w:rPr>
+                <w:i/>
+                <w:sz w:val="22"/>
+                <w:szCs w:val="22"/>
+                <w:lang w:val="en-US"/>
+              </w:rPr>
+              <w:t>thông</w:t>
+            </w:r>
+            <w:proofErr w:type="spellEnd"/>
+            <w:r>
+              <w:rPr>
+                <w:i/>
+                <w:sz w:val="22"/>
+                <w:szCs w:val="22"/>
+                <w:lang w:val="en-US"/>
+              </w:rPr>
+              <w:t xml:space="preserve"> </w:t>
+            </w:r>
+            <w:proofErr w:type="spellStart"/>
+            <w:r>
+              <w:rPr>
+                <w:i/>
+                <w:sz w:val="22"/>
+                <w:szCs w:val="22"/>
+                <w:lang w:val="en-US"/>
+              </w:rPr>
+              <w:t>số</w:t>
+            </w:r>
+            <w:proofErr w:type="spellEnd"/>
+            <w:r>
+              <w:rPr>
+                <w:i/>
+                <w:sz w:val="22"/>
+                <w:szCs w:val="22"/>
+                <w:lang w:val="en-US"/>
+              </w:rPr>
+              <w:t xml:space="preserve">, </w:t>
+            </w:r>
+            <w:proofErr w:type="spellStart"/>
+            <w:r>
+              <w:rPr>
+                <w:i/>
+                <w:sz w:val="22"/>
+                <w:szCs w:val="22"/>
+                <w:lang w:val="en-US"/>
+              </w:rPr>
+              <w:t>đồ</w:t>
+            </w:r>
+            <w:proofErr w:type="spellEnd"/>
+            <w:r>
+              <w:rPr>
+                <w:i/>
+                <w:sz w:val="22"/>
+                <w:szCs w:val="22"/>
+                <w:lang w:val="en-US"/>
+              </w:rPr>
+              <w:t xml:space="preserve"> </w:t>
+            </w:r>
+            <w:proofErr w:type="spellStart"/>
+            <w:r>
+              <w:rPr>
+                <w:i/>
+                <w:sz w:val="22"/>
+                <w:szCs w:val="22"/>
+                <w:lang w:val="en-US"/>
+              </w:rPr>
+              <w:t>thị</w:t>
+            </w:r>
+            <w:proofErr w:type="spellEnd"/>
+            <w:r>
+              <w:rPr>
+                <w:i/>
+                <w:sz w:val="22"/>
+                <w:szCs w:val="22"/>
+                <w:lang w:val="en-US"/>
+              </w:rPr>
+              <w:t xml:space="preserve">, qui </w:t>
+            </w:r>
+            <w:proofErr w:type="spellStart"/>
+            <w:r>
+              <w:rPr>
+                <w:i/>
+                <w:sz w:val="22"/>
+                <w:szCs w:val="22"/>
+                <w:lang w:val="en-US"/>
+              </w:rPr>
+              <w:t>luật</w:t>
+            </w:r>
+            <w:proofErr w:type="spellEnd"/>
+            <w:r>
+              <w:rPr>
+                <w:i/>
+                <w:sz w:val="22"/>
+                <w:szCs w:val="22"/>
+                <w:lang w:val="en-US"/>
+              </w:rPr>
+              <w:t>…</w:t>
+            </w:r>
+            <w:proofErr w:type="spellStart"/>
+            <w:r>
+              <w:rPr>
+                <w:i/>
+                <w:sz w:val="22"/>
+                <w:szCs w:val="22"/>
+                <w:lang w:val="en-US"/>
+              </w:rPr>
+              <w:t>cụ</w:t>
+            </w:r>
+            <w:proofErr w:type="spellEnd"/>
+            <w:r>
+              <w:rPr>
+                <w:i/>
+                <w:sz w:val="22"/>
+                <w:szCs w:val="22"/>
+                <w:lang w:val="en-US"/>
+              </w:rPr>
+              <w:t xml:space="preserve"> </w:t>
+            </w:r>
+            <w:proofErr w:type="spellStart"/>
+            <w:r>
+              <w:rPr>
+                <w:i/>
+                <w:sz w:val="22"/>
+                <w:szCs w:val="22"/>
+                <w:lang w:val="en-US"/>
+              </w:rPr>
+              <w:t>thể</w:t>
+            </w:r>
+            <w:proofErr w:type="spellEnd"/>
+            <w:r>
+              <w:rPr>
+                <w:i/>
+                <w:sz w:val="22"/>
+                <w:szCs w:val="22"/>
+                <w:lang w:val="en-US"/>
+              </w:rPr>
+              <w:t xml:space="preserve"> </w:t>
+            </w:r>
+            <w:proofErr w:type="spellStart"/>
+            <w:r>
+              <w:rPr>
+                <w:i/>
+                <w:sz w:val="22"/>
+                <w:szCs w:val="22"/>
+                <w:lang w:val="en-US"/>
+              </w:rPr>
+              <w:t>cần</w:t>
+            </w:r>
+            <w:proofErr w:type="spellEnd"/>
+            <w:r>
+              <w:rPr>
+                <w:i/>
+                <w:sz w:val="22"/>
+                <w:szCs w:val="22"/>
+                <w:lang w:val="en-US"/>
+              </w:rPr>
+              <w:t xml:space="preserve"> </w:t>
+            </w:r>
+            <w:proofErr w:type="spellStart"/>
+            <w:r>
+              <w:rPr>
+                <w:i/>
+                <w:sz w:val="22"/>
+                <w:szCs w:val="22"/>
+                <w:lang w:val="en-US"/>
+              </w:rPr>
+              <w:t>đạt</w:t>
+            </w:r>
+            <w:proofErr w:type="spellEnd"/>
+            <w:r>
+              <w:rPr>
+                <w:i/>
+                <w:sz w:val="22"/>
+                <w:szCs w:val="22"/>
+                <w:lang w:val="en-US"/>
+              </w:rPr>
+              <w:t xml:space="preserve"> </w:t>
+            </w:r>
+            <w:proofErr w:type="spellStart"/>
+            <w:r>
+              <w:rPr>
+                <w:i/>
+                <w:sz w:val="22"/>
+                <w:szCs w:val="22"/>
+                <w:lang w:val="en-US"/>
+              </w:rPr>
+              <w:t>được</w:t>
+            </w:r>
+            <w:proofErr w:type="spellEnd"/>
             <w:r>
               <w:rPr>
                 <w:i/>
@@ -4918,6 +6373,7 @@
                 <w:lang w:val="en-US"/>
               </w:rPr>
             </w:pPr>
+            <w:proofErr w:type="spellStart"/>
             <w:r>
               <w:rPr>
                 <w:b/>
@@ -4925,8 +6381,9 @@
                 <w:szCs w:val="22"/>
                 <w:lang w:val="en-US"/>
               </w:rPr>
-              <w:t xml:space="preserve">Kết quả </w:t>
-            </w:r>
+              <w:t>Kết</w:t>
+            </w:r>
+            <w:proofErr w:type="spellEnd"/>
             <w:r>
               <w:rPr>
                 <w:b/>
@@ -4934,8 +6391,99 @@
                 <w:szCs w:val="22"/>
                 <w:lang w:val="en-US"/>
               </w:rPr>
-              <w:t>đạt được thực tế</w:t>
-            </w:r>
+              <w:t xml:space="preserve"> </w:t>
+            </w:r>
+            <w:proofErr w:type="spellStart"/>
+            <w:r>
+              <w:rPr>
+                <w:b/>
+                <w:sz w:val="22"/>
+                <w:szCs w:val="22"/>
+                <w:lang w:val="en-US"/>
+              </w:rPr>
+              <w:t>quả</w:t>
+            </w:r>
+            <w:proofErr w:type="spellEnd"/>
+            <w:r>
+              <w:rPr>
+                <w:b/>
+                <w:sz w:val="22"/>
+                <w:szCs w:val="22"/>
+                <w:lang w:val="en-US"/>
+              </w:rPr>
+              <w:t xml:space="preserve"> </w:t>
+            </w:r>
+            <w:proofErr w:type="spellStart"/>
+            <w:r>
+              <w:rPr>
+                <w:b/>
+                <w:sz w:val="22"/>
+                <w:szCs w:val="22"/>
+                <w:lang w:val="en-US"/>
+              </w:rPr>
+              <w:t>đạt</w:t>
+            </w:r>
+            <w:proofErr w:type="spellEnd"/>
+            <w:r>
+              <w:rPr>
+                <w:b/>
+                <w:sz w:val="22"/>
+                <w:szCs w:val="22"/>
+                <w:lang w:val="en-US"/>
+              </w:rPr>
+              <w:t xml:space="preserve"> </w:t>
+            </w:r>
+            <w:proofErr w:type="spellStart"/>
+            <w:r>
+              <w:rPr>
+                <w:b/>
+                <w:sz w:val="22"/>
+                <w:szCs w:val="22"/>
+                <w:lang w:val="en-US"/>
+              </w:rPr>
+              <w:t>được</w:t>
+            </w:r>
+            <w:proofErr w:type="spellEnd"/>
+            <w:r>
+              <w:rPr>
+                <w:b/>
+                <w:sz w:val="22"/>
+                <w:szCs w:val="22"/>
+                <w:lang w:val="en-US"/>
+              </w:rPr>
+              <w:t xml:space="preserve"> </w:t>
+            </w:r>
+            <w:proofErr w:type="spellStart"/>
+            <w:r>
+              <w:rPr>
+                <w:b/>
+                <w:sz w:val="22"/>
+                <w:szCs w:val="22"/>
+                <w:lang w:val="en-US"/>
+              </w:rPr>
+              <w:t>thực</w:t>
+            </w:r>
+            <w:proofErr w:type="spellEnd"/>
+            <w:r>
+              <w:rPr>
+                <w:b/>
+                <w:sz w:val="22"/>
+                <w:szCs w:val="22"/>
+                <w:lang w:val="en-US"/>
+              </w:rPr>
+              <w:t xml:space="preserve"> </w:t>
+            </w:r>
+            <w:proofErr w:type="spellStart"/>
+            <w:r>
+              <w:rPr>
+                <w:b/>
+                <w:sz w:val="22"/>
+                <w:szCs w:val="22"/>
+                <w:lang w:val="en-US"/>
+              </w:rPr>
+              <w:t>tế</w:t>
+            </w:r>
+            <w:proofErr w:type="spellEnd"/>
           </w:p>
         </w:tc>
       </w:tr>
@@ -4986,6 +6534,7 @@
                 <w:lang w:val="en-US" w:eastAsia="ja-JP"/>
               </w:rPr>
             </w:pPr>
+            <w:proofErr w:type="spellStart"/>
             <w:r>
               <w:rPr>
                 <w:rFonts w:eastAsia="MS Mincho"/>
@@ -4993,8 +6542,49 @@
                 <w:szCs w:val="22"/>
                 <w:lang w:val="en-US" w:eastAsia="ja-JP"/>
               </w:rPr>
-              <w:t>Thiết kế ch</w:t>
-            </w:r>
+              <w:t>Thiết</w:t>
+            </w:r>
+            <w:proofErr w:type="spellEnd"/>
+            <w:r>
+              <w:rPr>
+                <w:rFonts w:eastAsia="MS Mincho"/>
+                <w:sz w:val="22"/>
+                <w:szCs w:val="22"/>
+                <w:lang w:val="en-US" w:eastAsia="ja-JP"/>
+              </w:rPr>
+              <w:t xml:space="preserve"> </w:t>
+            </w:r>
+            <w:proofErr w:type="spellStart"/>
+            <w:r>
+              <w:rPr>
+                <w:rFonts w:eastAsia="MS Mincho"/>
+                <w:sz w:val="22"/>
+                <w:szCs w:val="22"/>
+                <w:lang w:val="en-US" w:eastAsia="ja-JP"/>
+              </w:rPr>
+              <w:t>kế</w:t>
+            </w:r>
+            <w:proofErr w:type="spellEnd"/>
+            <w:r>
+              <w:rPr>
+                <w:rFonts w:eastAsia="MS Mincho"/>
+                <w:sz w:val="22"/>
+                <w:szCs w:val="22"/>
+                <w:lang w:val="en-US" w:eastAsia="ja-JP"/>
+              </w:rPr>
+              <w:t xml:space="preserve"> </w:t>
+            </w:r>
+            <w:proofErr w:type="spellStart"/>
+            <w:r>
+              <w:rPr>
+                <w:rFonts w:eastAsia="MS Mincho"/>
+                <w:sz w:val="22"/>
+                <w:szCs w:val="22"/>
+                <w:lang w:val="en-US" w:eastAsia="ja-JP"/>
+              </w:rPr>
+              <w:t>ch</w:t>
+            </w:r>
+            <w:proofErr w:type="spellEnd"/>
             <w:r>
               <w:rPr>
                 <w:rFonts w:eastAsia="MS Mincho"/>
@@ -5076,7 +6666,47 @@
                 <w:szCs w:val="22"/>
                 <w:lang w:val="vi-VN" w:eastAsia="ja-JP"/>
               </w:rPr>
-              <w:t>ảm bảo tính thời gian thực, chu kì điều khiển 20 ms (50 Hz) duy trì ổn định, không bị trễ hay gián đoạn bởi các tác vụ.</w:t>
+              <w:t xml:space="preserve">ảm bảo tính thời gian thực, chu kì điều khiển 20 </w:t>
+            </w:r>
+            <w:proofErr w:type="spellStart"/>
+            <w:r>
+              <w:rPr>
+                <w:rFonts w:eastAsia="MS Mincho"/>
+                <w:sz w:val="22"/>
+                <w:szCs w:val="22"/>
+                <w:lang w:val="vi-VN" w:eastAsia="ja-JP"/>
+              </w:rPr>
+              <w:t>ms</w:t>
+            </w:r>
+            <w:proofErr w:type="spellEnd"/>
+            <w:r>
+              <w:rPr>
+                <w:rFonts w:eastAsia="MS Mincho"/>
+                <w:sz w:val="22"/>
+                <w:szCs w:val="22"/>
+                <w:lang w:val="vi-VN" w:eastAsia="ja-JP"/>
+              </w:rPr>
+              <w:t xml:space="preserve"> (50 </w:t>
+            </w:r>
+            <w:proofErr w:type="spellStart"/>
+            <w:r>
+              <w:rPr>
+                <w:rFonts w:eastAsia="MS Mincho"/>
+                <w:sz w:val="22"/>
+                <w:szCs w:val="22"/>
+                <w:lang w:val="vi-VN" w:eastAsia="ja-JP"/>
+              </w:rPr>
+              <w:t>Hz</w:t>
+            </w:r>
+            <w:proofErr w:type="spellEnd"/>
+            <w:r>
+              <w:rPr>
+                <w:rFonts w:eastAsia="MS Mincho"/>
+                <w:sz w:val="22"/>
+                <w:szCs w:val="22"/>
+                <w:lang w:val="vi-VN" w:eastAsia="ja-JP"/>
+              </w:rPr>
+              <w:t>) duy trì ổn định, không bị trễ hay gián đoạn bởi các tác vụ.</w:t>
             </w:r>
           </w:p>
         </w:tc>
@@ -5204,7 +6834,27 @@
                 <w:szCs w:val="22"/>
                 <w:lang w:val="vi-VN" w:eastAsia="ja-JP"/>
               </w:rPr>
-              <w:t>Chương trình đo tốc độ motor.</w:t>
+              <w:t xml:space="preserve">Chương trình đo tốc độ </w:t>
+            </w:r>
+            <w:proofErr w:type="spellStart"/>
+            <w:r>
+              <w:rPr>
+                <w:rFonts w:eastAsia="MS Mincho"/>
+                <w:sz w:val="22"/>
+                <w:szCs w:val="22"/>
+                <w:lang w:val="vi-VN" w:eastAsia="ja-JP"/>
+              </w:rPr>
+              <w:t>motor</w:t>
+            </w:r>
+            <w:proofErr w:type="spellEnd"/>
+            <w:r>
+              <w:rPr>
+                <w:rFonts w:eastAsia="MS Mincho"/>
+                <w:sz w:val="22"/>
+                <w:szCs w:val="22"/>
+                <w:lang w:val="vi-VN" w:eastAsia="ja-JP"/>
+              </w:rPr>
+              <w:t>.</w:t>
             </w:r>
           </w:p>
         </w:tc>
@@ -5444,8 +7094,19 @@
                 <w:szCs w:val="22"/>
                 <w:lang w:val="vi-VN" w:eastAsia="ja-JP"/>
               </w:rPr>
-              <w:t>Giao diện Web</w:t>
-            </w:r>
+              <w:t xml:space="preserve">Giao diện </w:t>
+            </w:r>
+            <w:proofErr w:type="spellStart"/>
+            <w:r>
+              <w:rPr>
+                <w:rFonts w:eastAsia="MS Mincho"/>
+                <w:sz w:val="22"/>
+                <w:szCs w:val="22"/>
+                <w:lang w:val="vi-VN" w:eastAsia="ja-JP"/>
+              </w:rPr>
+              <w:t>Web</w:t>
+            </w:r>
+            <w:proofErr w:type="spellEnd"/>
             <w:r>
               <w:rPr>
                 <w:rFonts w:eastAsia="MS Mincho" w:hint="eastAsia"/>
@@ -5697,25 +7358,107 @@
           <w:szCs w:val="26"/>
           <w:lang w:val="vi-VN" w:eastAsia="ja-JP"/>
         </w:rPr>
-        <w:t>Sử dụng p</w:t>
-      </w:r>
-      <w:r>
-        <w:rPr>
-          <w:rFonts w:eastAsia="MS Mincho"/>
-          <w:sz w:val="26"/>
-          <w:szCs w:val="26"/>
-          <w:lang w:val="vi-VN" w:eastAsia="ja-JP"/>
-        </w:rPr>
-        <w:t xml:space="preserve">hương pháp đo lường </w:t>
-      </w:r>
-      <w:r>
-        <w:rPr>
-          <w:rFonts w:eastAsia="MS Mincho"/>
-          <w:sz w:val="26"/>
-          <w:szCs w:val="26"/>
-          <w:lang w:val="vi-VN" w:eastAsia="ja-JP"/>
-        </w:rPr>
-        <w:t>Software Tracing khẳng định hệ thống đáp ứng thời gian thực khi tác vụ cơ khí (Core 1) chỉ tốn dưới 100 µs (chiếm 0.5% chu kỳ 20ms), cách ly hoàn toàn độ trễ của tác vụ mạng nặng (~12ms) sang Core 0, đồng thời đảm bảo giao tiếp liên tác vụ qua Hàng đợi luôn thông suốt và không xảy ra hiện tượng Deadlock.</w:t>
+        <w:t xml:space="preserve">Sử dụng </w:t>
+      </w:r>
+      <w:proofErr w:type="spellStart"/>
+      <w:r>
+        <w:rPr>
+          <w:rFonts w:eastAsia="MS Mincho" w:hint="eastAsia"/>
+          <w:sz w:val="26"/>
+          <w:szCs w:val="26"/>
+          <w:lang w:val="vi-VN" w:eastAsia="ja-JP"/>
+        </w:rPr>
+        <w:t>Logic</w:t>
+      </w:r>
+      <w:proofErr w:type="spellEnd"/>
+      <w:r>
+        <w:rPr>
+          <w:rFonts w:eastAsia="MS Mincho" w:hint="eastAsia"/>
+          <w:sz w:val="26"/>
+          <w:szCs w:val="26"/>
+          <w:lang w:val="vi-VN" w:eastAsia="ja-JP"/>
+        </w:rPr>
+        <w:t xml:space="preserve"> </w:t>
+      </w:r>
+      <w:proofErr w:type="spellStart"/>
+      <w:r>
+        <w:rPr>
+          <w:rFonts w:eastAsia="MS Mincho" w:hint="eastAsia"/>
+          <w:sz w:val="26"/>
+          <w:szCs w:val="26"/>
+          <w:lang w:val="vi-VN" w:eastAsia="ja-JP"/>
+        </w:rPr>
+        <w:t>Analyzer</w:t>
+      </w:r>
+      <w:proofErr w:type="spellEnd"/>
+      <w:r>
+        <w:rPr>
+          <w:rFonts w:eastAsia="MS Mincho"/>
+          <w:sz w:val="26"/>
+          <w:szCs w:val="26"/>
+          <w:lang w:val="vi-VN" w:eastAsia="ja-JP"/>
+        </w:rPr>
+        <w:t xml:space="preserve"> khẳng định hệ thống đáp ứng thời gian thực khi tác vụ cơ khí (</w:t>
+      </w:r>
+      <w:proofErr w:type="spellStart"/>
+      <w:r>
+        <w:rPr>
+          <w:rFonts w:eastAsia="MS Mincho"/>
+          <w:sz w:val="26"/>
+          <w:szCs w:val="26"/>
+          <w:lang w:val="vi-VN" w:eastAsia="ja-JP"/>
+        </w:rPr>
+        <w:t>Core</w:t>
+      </w:r>
+      <w:proofErr w:type="spellEnd"/>
+      <w:r>
+        <w:rPr>
+          <w:rFonts w:eastAsia="MS Mincho"/>
+          <w:sz w:val="26"/>
+          <w:szCs w:val="26"/>
+          <w:lang w:val="vi-VN" w:eastAsia="ja-JP"/>
+        </w:rPr>
+        <w:t xml:space="preserve"> 1) chỉ tốn dưới 100 µs (chiếm 0.5% chu kỳ 20ms), cách ly hoàn toàn độ trễ của tác vụ mạng nặng (~12ms) sang </w:t>
+      </w:r>
+      <w:proofErr w:type="spellStart"/>
+      <w:r>
+        <w:rPr>
+          <w:rFonts w:eastAsia="MS Mincho"/>
+          <w:sz w:val="26"/>
+          <w:szCs w:val="26"/>
+          <w:lang w:val="vi-VN" w:eastAsia="ja-JP"/>
+        </w:rPr>
+        <w:t>Core</w:t>
+      </w:r>
+      <w:proofErr w:type="spellEnd"/>
+      <w:r>
+        <w:rPr>
+          <w:rFonts w:eastAsia="MS Mincho"/>
+          <w:sz w:val="26"/>
+          <w:szCs w:val="26"/>
+          <w:lang w:val="vi-VN" w:eastAsia="ja-JP"/>
+        </w:rPr>
+        <w:t xml:space="preserve"> 0, đồng thời đảm bảo giao tiếp liên tác vụ qua Hàng đợi luôn thông suốt và không xảy ra hiện tượng </w:t>
+      </w:r>
+      <w:proofErr w:type="spellStart"/>
+      <w:r>
+        <w:rPr>
+          <w:rFonts w:eastAsia="MS Mincho"/>
+          <w:sz w:val="26"/>
+          <w:szCs w:val="26"/>
+          <w:lang w:val="vi-VN" w:eastAsia="ja-JP"/>
+        </w:rPr>
+        <w:t>Deadlock</w:t>
+      </w:r>
+      <w:proofErr w:type="spellEnd"/>
+      <w:r>
+        <w:rPr>
+          <w:rFonts w:eastAsia="MS Mincho"/>
+          <w:sz w:val="26"/>
+          <w:szCs w:val="26"/>
+          <w:lang w:val="vi-VN" w:eastAsia="ja-JP"/>
+        </w:rPr>
+        <w:t>.</w:t>
       </w:r>
     </w:p>
     <w:p>
@@ -5745,9 +7488,9 @@
           <w:lang w:val="vi-VN" w:eastAsia="ja-JP"/>
         </w:rPr>
         <w:drawing>
-          <wp:inline distT="0" distB="0" distL="0" distR="0" wp14:anchorId="631E6245" wp14:editId="42EFB8C8">
-            <wp:extent cx="4511040" cy="2537680"/>
-            <wp:effectExtent l="0" t="0" r="3810" b="0"/>
+          <wp:inline distT="0" distB="0" distL="0" distR="0" wp14:anchorId="631E6245" wp14:editId="34A691C0">
+            <wp:extent cx="4544702" cy="2556394"/>
+            <wp:effectExtent l="0" t="0" r="8255" b="0"/>
             <wp:docPr id="41643326" name="Picture 2"/>
             <wp:cNvGraphicFramePr>
               <a:graphicFrameLocks xmlns:a="http://schemas.openxmlformats.org/drawingml/2006/main" noChangeAspect="1"/>
@@ -5756,7 +7499,7 @@
               <a:graphicData uri="http://schemas.openxmlformats.org/drawingml/2006/picture">
                 <pic:pic xmlns:pic="http://schemas.openxmlformats.org/drawingml/2006/picture">
                   <pic:nvPicPr>
-                    <pic:cNvPr id="41643326" name="Picture 41643326"/>
+                    <pic:cNvPr id="41643326" name="Picture 2"/>
                     <pic:cNvPicPr/>
                   </pic:nvPicPr>
                   <pic:blipFill>
@@ -5774,7 +7517,7 @@
                   <pic:spPr>
                     <a:xfrm>
                       <a:off x="0" y="0"/>
-                      <a:ext cx="4544702" cy="2556617"/>
+                      <a:ext cx="4544702" cy="2556394"/>
                     </a:xfrm>
                     <a:prstGeom prst="rect">
                       <a:avLst/>
@@ -5836,8 +7579,19 @@
           <w:szCs w:val="26"/>
           <w:lang w:eastAsia="ja-JP"/>
         </w:rPr>
-        <w:t>ết quả th</w:t>
-      </w:r>
+        <w:t xml:space="preserve">ết quả </w:t>
+      </w:r>
+      <w:proofErr w:type="spellStart"/>
+      <w:r>
+        <w:rPr>
+          <w:rFonts w:eastAsia="MS Mincho"/>
+          <w:sz w:val="26"/>
+          <w:szCs w:val="26"/>
+          <w:lang w:eastAsia="ja-JP"/>
+        </w:rPr>
+        <w:t>th</w:t>
+      </w:r>
+      <w:proofErr w:type="spellEnd"/>
       <w:r>
         <w:rPr>
           <w:rFonts w:eastAsia="MS Mincho"/>
@@ -5882,6 +7636,7 @@
         </w:rPr>
         <w:t>So sánh điện áp Pin đo đ</w:t>
       </w:r>
+      <w:proofErr w:type="spellStart"/>
       <w:r>
         <w:rPr>
           <w:rFonts w:eastAsia="MS Mincho"/>
@@ -5891,6 +7646,7 @@
         </w:rPr>
         <w:t>ược</w:t>
       </w:r>
+      <w:proofErr w:type="spellEnd"/>
       <w:r>
         <w:rPr>
           <w:rFonts w:eastAsia="MS Mincho"/>
@@ -5953,9 +7709,9 @@
           <w:lang w:val="vi-VN" w:eastAsia="ja-JP"/>
         </w:rPr>
         <w:drawing>
-          <wp:inline distT="0" distB="0" distL="0" distR="0" wp14:anchorId="021D860F" wp14:editId="0EBEA5EA">
-            <wp:extent cx="2072640" cy="1548835"/>
-            <wp:effectExtent l="0" t="0" r="3810" b="0"/>
+          <wp:inline distT="0" distB="0" distL="0" distR="0" wp14:anchorId="021D860F" wp14:editId="0BB4DD9D">
+            <wp:extent cx="2099820" cy="1574865"/>
+            <wp:effectExtent l="0" t="0" r="0" b="6350"/>
             <wp:docPr id="1117388104" name="Picture 3"/>
             <wp:cNvGraphicFramePr>
               <a:graphicFrameLocks xmlns:a="http://schemas.openxmlformats.org/drawingml/2006/main" noChangeAspect="1"/>
@@ -5964,7 +7720,7 @@
               <a:graphicData uri="http://schemas.openxmlformats.org/drawingml/2006/picture">
                 <pic:pic xmlns:pic="http://schemas.openxmlformats.org/drawingml/2006/picture">
                   <pic:nvPicPr>
-                    <pic:cNvPr id="1117388104" name="Picture 1117388104"/>
+                    <pic:cNvPr id="1117388104" name="Picture 3"/>
                     <pic:cNvPicPr/>
                   </pic:nvPicPr>
                   <pic:blipFill>
@@ -5982,7 +7738,7 @@
                   <pic:spPr>
                     <a:xfrm>
                       <a:off x="0" y="0"/>
-                      <a:ext cx="2107473" cy="1574865"/>
+                      <a:ext cx="2099820" cy="1574865"/>
                     </a:xfrm>
                     <a:prstGeom prst="rect">
                       <a:avLst/>
@@ -6115,7 +7871,7 @@
         <w:spacing w:line="360" w:lineRule="auto"/>
         <w:ind w:left="720"/>
         <w:rPr>
-          <w:rFonts w:eastAsia="MS Mincho"/>
+          <w:rFonts w:eastAsia="MS Mincho" w:hint="eastAsia"/>
           <w:sz w:val="26"/>
           <w:szCs w:val="26"/>
           <w:lang w:val="vi-VN" w:eastAsia="ja-JP"/>
@@ -6131,7 +7887,6 @@
           <w:u w:val="single"/>
           <w:lang w:val="vi-VN" w:eastAsia="ja-JP"/>
         </w:rPr>
-        <w:lastRenderedPageBreak/>
         <w:t>Nh</w:t>
       </w:r>
       <w:r>
@@ -6174,7 +7929,118 @@
           <w:szCs w:val="26"/>
           <w:lang w:val="vi-VN" w:eastAsia="ja-JP"/>
         </w:rPr>
-        <w:t xml:space="preserve">Hệ thống đã thu thập và hiển thị thành công giá trị điện áp Pin lên giao diện giám sát Web theo thời gian thực. Khi đối chiếu với thiết bị đo tiêu chuẩn (VOM = 38.8V), dữ liệu trên giao diện (34.8V) xuất hiện sai số khoảng 4V. Nguyên nhân là do dung sai của các điện trở trong mạch cầu phân áp và đặc tính không tuyến tính của bộ ADC trên ESP32. </w:t>
+        <w:t xml:space="preserve">Hệ thống đã thu thập và hiển thị thành công giá trị điện áp Pin lên giao diện giám </w:t>
+      </w:r>
+      <w:r>
+        <w:rPr>
+          <w:rFonts w:eastAsia="MS Mincho"/>
+          <w:sz w:val="26"/>
+          <w:szCs w:val="26"/>
+          <w:lang w:val="vi-VN" w:eastAsia="ja-JP"/>
+        </w:rPr>
+        <w:lastRenderedPageBreak/>
+        <w:t xml:space="preserve">sát </w:t>
+      </w:r>
+      <w:proofErr w:type="spellStart"/>
+      <w:r>
+        <w:rPr>
+          <w:rFonts w:eastAsia="MS Mincho"/>
+          <w:sz w:val="26"/>
+          <w:szCs w:val="26"/>
+          <w:lang w:val="vi-VN" w:eastAsia="ja-JP"/>
+        </w:rPr>
+        <w:t>Web</w:t>
+      </w:r>
+      <w:proofErr w:type="spellEnd"/>
+      <w:r>
+        <w:rPr>
+          <w:rFonts w:eastAsia="MS Mincho"/>
+          <w:sz w:val="26"/>
+          <w:szCs w:val="26"/>
+          <w:lang w:val="vi-VN" w:eastAsia="ja-JP"/>
+        </w:rPr>
+        <w:t xml:space="preserve"> theo thời gian thực. Khi đối chiếu với thiết bị đo tiêu chuẩn (VOM = 3</w:t>
+      </w:r>
+      <w:r>
+        <w:rPr>
+          <w:rFonts w:eastAsia="MS Mincho" w:hint="eastAsia"/>
+          <w:sz w:val="26"/>
+          <w:szCs w:val="26"/>
+          <w:lang w:val="vi-VN" w:eastAsia="ja-JP"/>
+        </w:rPr>
+        <w:t>9</w:t>
+      </w:r>
+      <w:r>
+        <w:rPr>
+          <w:rFonts w:eastAsia="MS Mincho"/>
+          <w:sz w:val="26"/>
+          <w:szCs w:val="26"/>
+          <w:lang w:val="vi-VN" w:eastAsia="ja-JP"/>
+        </w:rPr>
+        <w:t>.</w:t>
+      </w:r>
+      <w:r>
+        <w:rPr>
+          <w:rFonts w:eastAsia="MS Mincho" w:hint="eastAsia"/>
+          <w:sz w:val="26"/>
+          <w:szCs w:val="26"/>
+          <w:lang w:val="vi-VN" w:eastAsia="ja-JP"/>
+        </w:rPr>
+        <w:t>1</w:t>
+      </w:r>
+      <w:r>
+        <w:rPr>
+          <w:rFonts w:eastAsia="MS Mincho"/>
+          <w:sz w:val="26"/>
+          <w:szCs w:val="26"/>
+          <w:lang w:val="vi-VN" w:eastAsia="ja-JP"/>
+        </w:rPr>
+        <w:t>V), dữ liệu trên giao diện (3</w:t>
+      </w:r>
+      <w:r>
+        <w:rPr>
+          <w:rFonts w:eastAsia="MS Mincho" w:hint="eastAsia"/>
+          <w:sz w:val="26"/>
+          <w:szCs w:val="26"/>
+          <w:lang w:val="vi-VN" w:eastAsia="ja-JP"/>
+        </w:rPr>
+        <w:t>9</w:t>
+      </w:r>
+      <w:r>
+        <w:rPr>
+          <w:rFonts w:eastAsia="MS Mincho"/>
+          <w:sz w:val="26"/>
+          <w:szCs w:val="26"/>
+          <w:lang w:val="vi-VN" w:eastAsia="ja-JP"/>
+        </w:rPr>
+        <w:t>.</w:t>
+      </w:r>
+      <w:r>
+        <w:rPr>
+          <w:rFonts w:eastAsia="MS Mincho" w:hint="eastAsia"/>
+          <w:sz w:val="26"/>
+          <w:szCs w:val="26"/>
+          <w:lang w:val="vi-VN" w:eastAsia="ja-JP"/>
+        </w:rPr>
+        <w:t>1</w:t>
+      </w:r>
+      <w:r>
+        <w:rPr>
+          <w:rFonts w:eastAsia="MS Mincho"/>
+          <w:sz w:val="26"/>
+          <w:szCs w:val="26"/>
+          <w:lang w:val="vi-VN" w:eastAsia="ja-JP"/>
+        </w:rPr>
+        <w:t xml:space="preserve">V) </w:t>
+      </w:r>
+      <w:r>
+        <w:rPr>
+          <w:rFonts w:eastAsia="MS Mincho" w:hint="eastAsia"/>
+          <w:sz w:val="26"/>
+          <w:szCs w:val="26"/>
+          <w:lang w:val="vi-VN" w:eastAsia="ja-JP"/>
+        </w:rPr>
+        <w:t>.</w:t>
       </w:r>
     </w:p>
     <w:p>
@@ -6200,8 +8066,39 @@
           <w:szCs w:val="26"/>
           <w:lang w:val="vi-VN" w:eastAsia="ja-JP"/>
         </w:rPr>
-        <w:t>Tốc độ các motor được thể lên giao diện web</w:t>
-      </w:r>
+        <w:t xml:space="preserve">Tốc độ các </w:t>
+      </w:r>
+      <w:proofErr w:type="spellStart"/>
+      <w:r>
+        <w:rPr>
+          <w:rFonts w:eastAsia="MS Mincho"/>
+          <w:sz w:val="26"/>
+          <w:szCs w:val="26"/>
+          <w:lang w:val="vi-VN" w:eastAsia="ja-JP"/>
+        </w:rPr>
+        <w:t>motor</w:t>
+      </w:r>
+      <w:proofErr w:type="spellEnd"/>
+      <w:r>
+        <w:rPr>
+          <w:rFonts w:eastAsia="MS Mincho"/>
+          <w:sz w:val="26"/>
+          <w:szCs w:val="26"/>
+          <w:lang w:val="vi-VN" w:eastAsia="ja-JP"/>
+        </w:rPr>
+        <w:t xml:space="preserve"> được thể lên giao diện </w:t>
+      </w:r>
+      <w:proofErr w:type="spellStart"/>
+      <w:r>
+        <w:rPr>
+          <w:rFonts w:eastAsia="MS Mincho"/>
+          <w:sz w:val="26"/>
+          <w:szCs w:val="26"/>
+          <w:lang w:val="vi-VN" w:eastAsia="ja-JP"/>
+        </w:rPr>
+        <w:t>web</w:t>
+      </w:r>
+      <w:proofErr w:type="spellEnd"/>
       <w:r>
         <w:rPr>
           <w:rFonts w:eastAsia="MS Mincho"/>
@@ -6399,7 +8296,22 @@
           <w:szCs w:val="26"/>
         </w:rPr>
         <w:tab/>
-        <w:t>Poster tóm tắt</w:t>
+      </w:r>
+      <w:proofErr w:type="spellStart"/>
+      <w:r>
+        <w:rPr>
+          <w:sz w:val="26"/>
+          <w:szCs w:val="26"/>
+        </w:rPr>
+        <w:t>Poster</w:t>
+      </w:r>
+      <w:proofErr w:type="spellEnd"/>
+      <w:r>
+        <w:rPr>
+          <w:sz w:val="26"/>
+          <w:szCs w:val="26"/>
+        </w:rPr>
+        <w:t xml:space="preserve"> tóm tắt</w:t>
       </w:r>
       <w:r>
         <w:rPr>
@@ -6651,8 +8563,19 @@
           <w:szCs w:val="26"/>
           <w:lang w:eastAsia="ja-JP"/>
         </w:rPr>
-        <w:t>Mô hình th</w:t>
-      </w:r>
+        <w:t xml:space="preserve">Mô hình </w:t>
+      </w:r>
+      <w:proofErr w:type="spellStart"/>
+      <w:r>
+        <w:rPr>
+          <w:rFonts w:eastAsia="MS Mincho"/>
+          <w:sz w:val="26"/>
+          <w:szCs w:val="26"/>
+          <w:lang w:eastAsia="ja-JP"/>
+        </w:rPr>
+        <w:t>th</w:t>
+      </w:r>
+      <w:proofErr w:type="spellEnd"/>
       <w:r>
         <w:rPr>
           <w:rFonts w:eastAsia="MS Mincho"/>
@@ -6716,6 +8639,7 @@
         </w:rPr>
         <w:t>nghiên c</w:t>
       </w:r>
+      <w:proofErr w:type="spellStart"/>
       <w:r>
         <w:rPr>
           <w:rFonts w:eastAsia="MS Mincho"/>
@@ -6723,6 +8647,7 @@
         </w:rPr>
         <w:t>ứu</w:t>
       </w:r>
+      <w:proofErr w:type="spellEnd"/>
       <w:r>
         <w:rPr>
           <w:rFonts w:eastAsia="MS Mincho"/>
@@ -6752,21 +8677,24 @@
           <w:rFonts w:eastAsia="MS Mincho"/>
           <w:lang w:val="vi-VN" w:eastAsia="ja-JP"/>
         </w:rPr>
-        <w:t>Đề tài không bao gồm việc gia công mạch PCB các mạch PWM_DC tích hợp mạch đệm chức năng và mạch đo tốc độ bánh xe. Các module phần cứng này được thừa hưởng trực tiếp từ kết quả thực hiện của thành viên khác.</w:t>
-      </w:r>
-    </w:p>
-    <w:p>
-      <w:pPr>
-        <w:pStyle w:val="BodyText"/>
-        <w:tabs>
-          <w:tab w:val="left" w:leader="dot" w:pos="10080"/>
-        </w:tabs>
-        <w:spacing w:before="240" w:after="120"/>
-        <w:rPr>
-          <w:rFonts w:eastAsia="MS Mincho"/>
-          <w:lang w:eastAsia="ja-JP"/>
-        </w:rPr>
-      </w:pPr>
+        <w:t xml:space="preserve">Đề tài không bao gồm việc gia công mạch PCB các mạch PWM_DC tích hợp mạch đệm chức năng và mạch đo tốc độ bánh xe. Các </w:t>
+      </w:r>
+      <w:proofErr w:type="spellStart"/>
+      <w:r>
+        <w:rPr>
+          <w:rFonts w:eastAsia="MS Mincho"/>
+          <w:lang w:val="vi-VN" w:eastAsia="ja-JP"/>
+        </w:rPr>
+        <w:t>module</w:t>
+      </w:r>
+      <w:proofErr w:type="spellEnd"/>
+      <w:r>
+        <w:rPr>
+          <w:rFonts w:eastAsia="MS Mincho"/>
+          <w:lang w:val="vi-VN" w:eastAsia="ja-JP"/>
+        </w:rPr>
+        <w:t xml:space="preserve"> phần cứng này được thừa hưởng trực tiếp từ kết quả thực hiện của thành viên khác.</w:t>
+      </w:r>
     </w:p>
     <w:p>
       <w:pPr>
@@ -6819,6 +8747,7 @@
                 <w:lang w:val="en-US"/>
               </w:rPr>
             </w:pPr>
+            <w:proofErr w:type="spellStart"/>
             <w:r>
               <w:rPr>
                 <w:b/>
@@ -6828,6 +8757,7 @@
               </w:rPr>
               <w:t>Stt</w:t>
             </w:r>
+            <w:proofErr w:type="spellEnd"/>
           </w:p>
         </w:tc>
         <w:tc>
@@ -6849,6 +8779,7 @@
                 <w:lang w:val="en-US"/>
               </w:rPr>
             </w:pPr>
+            <w:proofErr w:type="spellStart"/>
             <w:r>
               <w:rPr>
                 <w:b/>
@@ -6856,8 +8787,49 @@
                 <w:szCs w:val="22"/>
                 <w:lang w:val="en-US"/>
               </w:rPr>
-              <w:t>Tên thành viên</w:t>
-            </w:r>
+              <w:t>Tên</w:t>
+            </w:r>
+            <w:proofErr w:type="spellEnd"/>
+            <w:r>
+              <w:rPr>
+                <w:b/>
+                <w:sz w:val="22"/>
+                <w:szCs w:val="22"/>
+                <w:lang w:val="en-US"/>
+              </w:rPr>
+              <w:t xml:space="preserve"> </w:t>
+            </w:r>
+            <w:proofErr w:type="spellStart"/>
+            <w:r>
+              <w:rPr>
+                <w:b/>
+                <w:sz w:val="22"/>
+                <w:szCs w:val="22"/>
+                <w:lang w:val="en-US"/>
+              </w:rPr>
+              <w:t>thành</w:t>
+            </w:r>
+            <w:proofErr w:type="spellEnd"/>
+            <w:r>
+              <w:rPr>
+                <w:b/>
+                <w:sz w:val="22"/>
+                <w:szCs w:val="22"/>
+                <w:lang w:val="en-US"/>
+              </w:rPr>
+              <w:t xml:space="preserve"> </w:t>
+            </w:r>
+            <w:proofErr w:type="spellStart"/>
+            <w:r>
+              <w:rPr>
+                <w:b/>
+                <w:sz w:val="22"/>
+                <w:szCs w:val="22"/>
+                <w:lang w:val="en-US"/>
+              </w:rPr>
+              <w:t>viên</w:t>
+            </w:r>
+            <w:proofErr w:type="spellEnd"/>
           </w:p>
         </w:tc>
         <w:tc>
@@ -6879,6 +8851,7 @@
                 <w:lang w:val="en-US"/>
               </w:rPr>
             </w:pPr>
+            <w:proofErr w:type="spellStart"/>
             <w:r>
               <w:rPr>
                 <w:b/>
@@ -6886,8 +8859,49 @@
                 <w:szCs w:val="22"/>
                 <w:lang w:val="en-US"/>
               </w:rPr>
-              <w:t>Nội dung phụ trách</w:t>
-            </w:r>
+              <w:t>Nội</w:t>
+            </w:r>
+            <w:proofErr w:type="spellEnd"/>
+            <w:r>
+              <w:rPr>
+                <w:b/>
+                <w:sz w:val="22"/>
+                <w:szCs w:val="22"/>
+                <w:lang w:val="en-US"/>
+              </w:rPr>
+              <w:t xml:space="preserve"> dung </w:t>
+            </w:r>
+            <w:proofErr w:type="spellStart"/>
+            <w:r>
+              <w:rPr>
+                <w:b/>
+                <w:sz w:val="22"/>
+                <w:szCs w:val="22"/>
+                <w:lang w:val="en-US"/>
+              </w:rPr>
+              <w:t>phụ</w:t>
+            </w:r>
+            <w:proofErr w:type="spellEnd"/>
+            <w:r>
+              <w:rPr>
+                <w:b/>
+                <w:sz w:val="22"/>
+                <w:szCs w:val="22"/>
+                <w:lang w:val="en-US"/>
+              </w:rPr>
+              <w:t xml:space="preserve"> </w:t>
+            </w:r>
+            <w:proofErr w:type="spellStart"/>
+            <w:r>
+              <w:rPr>
+                <w:b/>
+                <w:sz w:val="22"/>
+                <w:szCs w:val="22"/>
+                <w:lang w:val="en-US"/>
+              </w:rPr>
+              <w:t>trách</w:t>
+            </w:r>
+            <w:proofErr w:type="spellEnd"/>
           </w:p>
         </w:tc>
       </w:tr>
@@ -7025,6 +9039,7 @@
                 <w:lang w:val="en-US" w:eastAsia="ja-JP"/>
               </w:rPr>
             </w:pPr>
+            <w:proofErr w:type="spellStart"/>
             <w:r>
               <w:rPr>
                 <w:rFonts w:eastAsia="MS Mincho" w:hint="eastAsia"/>
@@ -7032,7 +9047,27 @@
                 <w:szCs w:val="22"/>
                 <w:lang w:val="en-US" w:eastAsia="ja-JP"/>
               </w:rPr>
-              <w:t>Toàn b</w:t>
+              <w:t>Toàn</w:t>
+            </w:r>
+            <w:proofErr w:type="spellEnd"/>
+            <w:r>
+              <w:rPr>
+                <w:rFonts w:eastAsia="MS Mincho" w:hint="eastAsia"/>
+                <w:sz w:val="22"/>
+                <w:szCs w:val="22"/>
+                <w:lang w:val="en-US" w:eastAsia="ja-JP"/>
+              </w:rPr>
+              <w:t xml:space="preserve"> </w:t>
+            </w:r>
+            <w:proofErr w:type="spellStart"/>
+            <w:r>
+              <w:rPr>
+                <w:rFonts w:eastAsia="MS Mincho" w:hint="eastAsia"/>
+                <w:sz w:val="22"/>
+                <w:szCs w:val="22"/>
+                <w:lang w:val="en-US" w:eastAsia="ja-JP"/>
+              </w:rPr>
+              <w:t>b</w:t>
             </w:r>
             <w:r>
               <w:rPr>
@@ -7043,6 +9078,7 @@
               </w:rPr>
               <w:t>ộ</w:t>
             </w:r>
+            <w:proofErr w:type="spellEnd"/>
             <w:r>
               <w:rPr>
                 <w:rFonts w:eastAsia="MS Mincho" w:hint="eastAsia"/>
@@ -7050,7 +9086,17 @@
                 <w:szCs w:val="22"/>
                 <w:lang w:val="en-US" w:eastAsia="ja-JP"/>
               </w:rPr>
-              <w:t xml:space="preserve"> Đ</w:t>
+              <w:t xml:space="preserve"> </w:t>
+            </w:r>
+            <w:proofErr w:type="spellStart"/>
+            <w:r>
+              <w:rPr>
+                <w:rFonts w:eastAsia="MS Mincho" w:hint="eastAsia"/>
+                <w:sz w:val="22"/>
+                <w:szCs w:val="22"/>
+                <w:lang w:val="en-US" w:eastAsia="ja-JP"/>
+              </w:rPr>
+              <w:t>Đ</w:t>
             </w:r>
             <w:r>
               <w:rPr>
@@ -7061,6 +9107,7 @@
               </w:rPr>
               <w:t>ồ</w:t>
             </w:r>
+            <w:proofErr w:type="spellEnd"/>
             <w:r>
               <w:rPr>
                 <w:rFonts w:eastAsia="MS Mincho" w:hint="eastAsia"/>
@@ -7068,7 +9115,37 @@
                 <w:szCs w:val="22"/>
                 <w:lang w:val="en-US" w:eastAsia="ja-JP"/>
               </w:rPr>
-              <w:t xml:space="preserve"> án t</w:t>
+              <w:t xml:space="preserve"> </w:t>
+            </w:r>
+            <w:proofErr w:type="spellStart"/>
+            <w:r>
+              <w:rPr>
+                <w:rFonts w:eastAsia="MS Mincho" w:hint="eastAsia"/>
+                <w:sz w:val="22"/>
+                <w:szCs w:val="22"/>
+                <w:lang w:val="en-US" w:eastAsia="ja-JP"/>
+              </w:rPr>
+              <w:t>án</w:t>
+            </w:r>
+            <w:proofErr w:type="spellEnd"/>
+            <w:r>
+              <w:rPr>
+                <w:rFonts w:eastAsia="MS Mincho" w:hint="eastAsia"/>
+                <w:sz w:val="22"/>
+                <w:szCs w:val="22"/>
+                <w:lang w:val="en-US" w:eastAsia="ja-JP"/>
+              </w:rPr>
+              <w:t xml:space="preserve"> </w:t>
+            </w:r>
+            <w:proofErr w:type="spellStart"/>
+            <w:r>
+              <w:rPr>
+                <w:rFonts w:eastAsia="MS Mincho" w:hint="eastAsia"/>
+                <w:sz w:val="22"/>
+                <w:szCs w:val="22"/>
+                <w:lang w:val="en-US" w:eastAsia="ja-JP"/>
+              </w:rPr>
+              <w:t>t</w:t>
             </w:r>
             <w:r>
               <w:rPr>
@@ -7086,7 +9163,27 @@
                 <w:szCs w:val="22"/>
                 <w:lang w:val="en-US" w:eastAsia="ja-JP"/>
               </w:rPr>
-              <w:t>t nghi</w:t>
+              <w:t>t</w:t>
+            </w:r>
+            <w:proofErr w:type="spellEnd"/>
+            <w:r>
+              <w:rPr>
+                <w:rFonts w:eastAsia="MS Mincho" w:hint="eastAsia"/>
+                <w:sz w:val="22"/>
+                <w:szCs w:val="22"/>
+                <w:lang w:val="en-US" w:eastAsia="ja-JP"/>
+              </w:rPr>
+              <w:t xml:space="preserve"> </w:t>
+            </w:r>
+            <w:proofErr w:type="spellStart"/>
+            <w:r>
+              <w:rPr>
+                <w:rFonts w:eastAsia="MS Mincho" w:hint="eastAsia"/>
+                <w:sz w:val="22"/>
+                <w:szCs w:val="22"/>
+                <w:lang w:val="en-US" w:eastAsia="ja-JP"/>
+              </w:rPr>
+              <w:t>nghi</w:t>
             </w:r>
             <w:r>
               <w:rPr>
@@ -7106,6 +9203,7 @@
               </w:rPr>
               <w:t>p</w:t>
             </w:r>
+            <w:proofErr w:type="spellEnd"/>
           </w:p>
         </w:tc>
       </w:tr>
@@ -7308,8 +9406,13 @@
         </w:rPr>
         <w:t xml:space="preserve">         </w:t>
       </w:r>
-      <w:r>
-        <w:t xml:space="preserve">Tp.HCM, </w:t>
+      <w:proofErr w:type="spellStart"/>
+      <w:r>
+        <w:t>Tp.HCM</w:t>
+      </w:r>
+      <w:proofErr w:type="spellEnd"/>
+      <w:r>
+        <w:t xml:space="preserve">, </w:t>
       </w:r>
       <w:r>
         <w:t>ngày</w:t>
